--- a/docs/forms/termo_uso_de_imagem.docx
+++ b/docs/forms/termo_uso_de_imagem.docx
@@ -1,71 +1,48 @@
 
 <file path=word/document.xml><?xml version="1.0" encoding="utf-8"?>
-<w:document xmlns:mc="http://schemas.openxmlformats.org/markup-compatibility/2006" xmlns:o="urn:schemas-microsoft-com:office:office" xmlns:r="http://schemas.openxmlformats.org/officeDocument/2006/relationships" xmlns:m="http://schemas.openxmlformats.org/officeDocument/2006/math" xmlns:v="urn:schemas-microsoft-com:vml" xmlns:wp="http://schemas.openxmlformats.org/drawingml/2006/wordprocessingDrawing" xmlns:w10="urn:schemas-microsoft-com:office:word" xmlns:w="http://schemas.openxmlformats.org/wordprocessingml/2006/main" xmlns:wne="http://schemas.microsoft.com/office/word/2006/wordml" xmlns:sl="http://schemas.openxmlformats.org/schemaLibrary/2006/main" xmlns:a="http://schemas.openxmlformats.org/drawingml/2006/main" xmlns:pic="http://schemas.openxmlformats.org/drawingml/2006/picture" xmlns:c="http://schemas.openxmlformats.org/drawingml/2006/chart" xmlns:lc="http://schemas.openxmlformats.org/drawingml/2006/lockedCanvas" xmlns:dgm="http://schemas.openxmlformats.org/drawingml/2006/diagram" xmlns:wps="http://schemas.microsoft.com/office/word/2010/wordprocessingShape" xmlns:wpg="http://schemas.microsoft.com/office/word/2010/wordprocessingGroup" xmlns:w14="http://schemas.microsoft.com/office/word/2010/wordml" xmlns:w15="http://schemas.microsoft.com/office/word/2012/wordml" xmlns:w16="http://schemas.microsoft.com/office/word/2018/wordml" xmlns:w16cex="http://schemas.microsoft.com/office/word/2018/wordml/cex" xmlns:w16cid="http://schemas.microsoft.com/office/word/2016/wordml/cid" xmlns="http://schemas.microsoft.com/office/tasks/2019/documenttasks" xmlns:cr="http://schemas.microsoft.com/office/comments/2020/reactions">
+<w:document xmlns:wpc="http://schemas.microsoft.com/office/word/2010/wordprocessingCanvas" xmlns:cx="http://schemas.microsoft.com/office/drawing/2014/chartex" xmlns:cx1="http://schemas.microsoft.com/office/drawing/2015/9/8/chartex" xmlns:cx2="http://schemas.microsoft.com/office/drawing/2015/10/21/chartex" xmlns:cx3="http://schemas.microsoft.com/office/drawing/2016/5/9/chartex" xmlns:cx4="http://schemas.microsoft.com/office/drawing/2016/5/10/chartex" xmlns:cx5="http://schemas.microsoft.com/office/drawing/2016/5/11/chartex" xmlns:cx6="http://schemas.microsoft.com/office/drawing/2016/5/12/chartex" xmlns:cx7="http://schemas.microsoft.com/office/drawing/2016/5/13/chartex" xmlns:cx8="http://schemas.microsoft.com/office/drawing/2016/5/14/chartex" xmlns:mc="http://schemas.openxmlformats.org/markup-compatibility/2006" xmlns:aink="http://schemas.microsoft.com/office/drawing/2016/ink" xmlns:am3d="http://schemas.microsoft.com/office/drawing/2017/model3d" xmlns:o="urn:schemas-microsoft-com:office:office" xmlns:r="http://schemas.openxmlformats.org/officeDocument/2006/relationships" xmlns:m="http://schemas.openxmlformats.org/officeDocument/2006/math" xmlns:v="urn:schemas-microsoft-com:vml" xmlns:wp14="http://schemas.microsoft.com/office/word/2010/wordprocessingDrawing" xmlns:wp="http://schemas.openxmlformats.org/drawingml/2006/wordprocessingDrawing" xmlns:w10="urn:schemas-microsoft-com:office:word" xmlns:w="http://schemas.openxmlformats.org/wordprocessingml/2006/main" xmlns:w14="http://schemas.microsoft.com/office/word/2010/wordml" xmlns:w15="http://schemas.microsoft.com/office/word/2012/wordml" xmlns:w16cex="http://schemas.microsoft.com/office/word/2018/wordml/cex" xmlns:w16cid="http://schemas.microsoft.com/office/word/2016/wordml/cid" xmlns:w16="http://schemas.microsoft.com/office/word/2018/wordml" xmlns:w16se="http://schemas.microsoft.com/office/word/2015/wordml/symex" xmlns:wpg="http://schemas.microsoft.com/office/word/2010/wordprocessingGroup" xmlns:wpi="http://schemas.microsoft.com/office/word/2010/wordprocessingInk" xmlns:wne="http://schemas.microsoft.com/office/word/2006/wordml" xmlns:wps="http://schemas.microsoft.com/office/word/2010/wordprocessingShape" mc:Ignorable="w14 w15 w16se w16cid w16 w16cex wp14">
   <w:body>
     <w:p>
       <w:pPr>
-        <w:keepNext w:val="0"/>
-        <w:keepLines w:val="0"/>
-        <w:pageBreakBefore w:val="0"/>
-        <w:widowControl w:val="0"/>
         <w:pBdr>
-          <w:top w:space="0" w:sz="0" w:val="nil"/>
-          <w:left w:space="0" w:sz="0" w:val="nil"/>
-          <w:bottom w:space="0" w:sz="0" w:val="nil"/>
-          <w:right w:space="0" w:sz="0" w:val="nil"/>
-          <w:between w:space="0" w:sz="0" w:val="nil"/>
+          <w:top w:val="nil"/>
+          <w:left w:val="nil"/>
+          <w:bottom w:val="nil"/>
+          <w:right w:val="nil"/>
+          <w:between w:val="nil"/>
         </w:pBdr>
-        <w:shd w:fill="auto" w:val="clear"/>
-        <w:spacing w:after="0" w:before="0" w:line="240" w:lineRule="auto"/>
-        <w:ind w:left="4252" w:right="0" w:firstLine="0"/>
-        <w:jc w:val="left"/>
-        <w:rPr>
-          <w:rFonts w:ascii="Times New Roman" w:cs="Times New Roman" w:eastAsia="Times New Roman" w:hAnsi="Times New Roman"/>
-          <w:b w:val="0"/>
-          <w:bCs w:val="0"/>
-          <w:i w:val="0"/>
-          <w:iCs w:val="0"/>
-          <w:smallCaps w:val="0"/>
-          <w:strike w:val="0"/>
+        <w:ind w:left="4252"/>
+        <w:rPr>
+          <w:rFonts w:ascii="Times New Roman" w:eastAsia="Times New Roman" w:hAnsi="Times New Roman" w:cs="Times New Roman"/>
           <w:color w:val="000000"/>
           <w:sz w:val="20"/>
           <w:szCs w:val="20"/>
-          <w:u w:val="none"/>
-          <w:shd w:fill="auto" w:val="clear"/>
-          <w:vertAlign w:val="baseline"/>
         </w:rPr>
       </w:pPr>
       <w:r>
         <w:rPr>
-          <w:rFonts w:ascii="Times New Roman" w:cs="Times New Roman" w:eastAsia="Times New Roman" w:hAnsi="Times New Roman"/>
-          <w:b w:val="0"/>
-          <w:bCs w:val="0"/>
-          <w:i w:val="0"/>
-          <w:iCs w:val="0"/>
-          <w:smallCaps w:val="0"/>
-          <w:strike w:val="0"/>
+          <w:rFonts w:ascii="Times New Roman" w:eastAsia="Times New Roman" w:hAnsi="Times New Roman" w:cs="Times New Roman"/>
+          <w:noProof/>
           <w:color w:val="000000"/>
           <w:sz w:val="20"/>
           <w:szCs w:val="20"/>
-          <w:u w:val="none"/>
-          <w:shd w:fill="auto" w:val="clear"/>
-          <w:vertAlign w:val="baseline"/>
         </w:rPr>
         <w:drawing>
-          <wp:inline distB="0" distT="0" distL="0" distR="0">
+          <wp:inline distT="0" distB="0" distL="0" distR="0">
             <wp:extent cx="958832" cy="993267"/>
-            <wp:effectExtent b="0" l="0" r="0" t="0"/>
+            <wp:effectExtent l="0" t="0" r="0" b="0"/>
             <wp:docPr id="4" name="image2.jpg"/>
-            <a:graphic>
+            <wp:cNvGraphicFramePr/>
+            <a:graphic xmlns:a="http://schemas.openxmlformats.org/drawingml/2006/main">
               <a:graphicData uri="http://schemas.openxmlformats.org/drawingml/2006/picture">
-                <pic:pic>
+                <pic:pic xmlns:pic="http://schemas.openxmlformats.org/drawingml/2006/picture">
                   <pic:nvPicPr>
                     <pic:cNvPr id="0" name="image2.jpg"/>
                     <pic:cNvPicPr preferRelativeResize="0"/>
                   </pic:nvPicPr>
                   <pic:blipFill>
                     <a:blip r:embed="rId7"/>
-                    <a:srcRect b="0" l="0" r="0" t="0"/>
+                    <a:srcRect/>
                     <a:stretch>
                       <a:fillRect/>
                     </a:stretch>
@@ -75,7 +52,9 @@
                       <a:off x="0" y="0"/>
                       <a:ext cx="958832" cy="993267"/>
                     </a:xfrm>
-                    <a:prstGeom prst="rect"/>
+                    <a:prstGeom prst="rect">
+                      <a:avLst/>
+                    </a:prstGeom>
                     <a:ln/>
                   </pic:spPr>
                 </pic:pic>
@@ -84,460 +63,249 @@
           </wp:inline>
         </w:drawing>
       </w:r>
-      <w:r>
-        <w:rPr>
-          <w:rtl w:val="0"/>
-        </w:rPr>
-      </w:r>
     </w:p>
     <w:p>
       <w:pPr>
-        <w:keepNext w:val="0"/>
-        <w:keepLines w:val="0"/>
-        <w:pageBreakBefore w:val="0"/>
-        <w:widowControl w:val="0"/>
         <w:pBdr>
-          <w:top w:space="0" w:sz="0" w:val="nil"/>
-          <w:left w:space="0" w:sz="0" w:val="nil"/>
-          <w:bottom w:space="0" w:sz="0" w:val="nil"/>
-          <w:right w:space="0" w:sz="0" w:val="nil"/>
-          <w:between w:space="0" w:sz="0" w:val="nil"/>
+          <w:top w:val="nil"/>
+          <w:left w:val="nil"/>
+          <w:bottom w:val="nil"/>
+          <w:right w:val="nil"/>
+          <w:between w:val="nil"/>
         </w:pBdr>
-        <w:shd w:fill="auto" w:val="clear"/>
-        <w:spacing w:after="0" w:before="0" w:line="240" w:lineRule="auto"/>
-        <w:ind w:left="0" w:right="0" w:firstLine="0"/>
-        <w:jc w:val="left"/>
-        <w:rPr>
-          <w:rFonts w:ascii="Times New Roman" w:cs="Times New Roman" w:eastAsia="Times New Roman" w:hAnsi="Times New Roman"/>
-          <w:b w:val="0"/>
-          <w:bCs w:val="0"/>
-          <w:i w:val="0"/>
-          <w:iCs w:val="0"/>
-          <w:smallCaps w:val="0"/>
-          <w:strike w:val="0"/>
-          <w:color w:val="000000"/>
-          <w:sz w:val="28"/>
-          <w:szCs w:val="28"/>
-          <w:u w:val="none"/>
-          <w:shd w:fill="auto" w:val="clear"/>
-          <w:vertAlign w:val="baseline"/>
+        <w:rPr>
+          <w:rFonts w:ascii="Times New Roman" w:eastAsia="Times New Roman" w:hAnsi="Times New Roman" w:cs="Times New Roman"/>
+          <w:color w:val="000000"/>
+          <w:sz w:val="28"/>
+          <w:szCs w:val="28"/>
         </w:rPr>
       </w:pPr>
-      <w:r>
-        <w:rPr>
-          <w:rtl w:val="0"/>
-        </w:rPr>
-      </w:r>
     </w:p>
     <w:p>
       <w:pPr>
-        <w:keepNext w:val="0"/>
-        <w:keepLines w:val="0"/>
-        <w:pageBreakBefore w:val="0"/>
-        <w:widowControl w:val="0"/>
         <w:pBdr>
-          <w:top w:space="0" w:sz="0" w:val="nil"/>
-          <w:left w:space="0" w:sz="0" w:val="nil"/>
-          <w:bottom w:space="0" w:sz="0" w:val="nil"/>
-          <w:right w:space="0" w:sz="0" w:val="nil"/>
-          <w:between w:space="0" w:sz="0" w:val="nil"/>
+          <w:top w:val="nil"/>
+          <w:left w:val="nil"/>
+          <w:bottom w:val="nil"/>
+          <w:right w:val="nil"/>
+          <w:between w:val="nil"/>
         </w:pBdr>
-        <w:shd w:fill="auto" w:val="clear"/>
-        <w:spacing w:after="0" w:before="0" w:line="240" w:lineRule="auto"/>
-        <w:ind w:left="0" w:right="0" w:firstLine="0"/>
-        <w:jc w:val="left"/>
-        <w:rPr>
-          <w:rFonts w:ascii="Times New Roman" w:cs="Times New Roman" w:eastAsia="Times New Roman" w:hAnsi="Times New Roman"/>
-          <w:b w:val="0"/>
-          <w:bCs w:val="0"/>
-          <w:i w:val="0"/>
-          <w:iCs w:val="0"/>
-          <w:smallCaps w:val="0"/>
-          <w:strike w:val="0"/>
-          <w:color w:val="000000"/>
-          <w:sz w:val="28"/>
-          <w:szCs w:val="28"/>
-          <w:u w:val="none"/>
-          <w:shd w:fill="auto" w:val="clear"/>
-          <w:vertAlign w:val="baseline"/>
+        <w:rPr>
+          <w:rFonts w:ascii="Times New Roman" w:eastAsia="Times New Roman" w:hAnsi="Times New Roman" w:cs="Times New Roman"/>
+          <w:color w:val="000000"/>
+          <w:sz w:val="28"/>
+          <w:szCs w:val="28"/>
         </w:rPr>
       </w:pPr>
-      <w:r>
-        <w:rPr>
-          <w:rtl w:val="0"/>
-        </w:rPr>
-      </w:r>
     </w:p>
     <w:p>
       <w:pPr>
-        <w:keepNext w:val="0"/>
-        <w:keepLines w:val="0"/>
-        <w:pageBreakBefore w:val="0"/>
-        <w:widowControl w:val="0"/>
         <w:pBdr>
-          <w:top w:space="0" w:sz="0" w:val="nil"/>
-          <w:left w:space="0" w:sz="0" w:val="nil"/>
-          <w:bottom w:space="0" w:sz="0" w:val="nil"/>
-          <w:right w:space="0" w:sz="0" w:val="nil"/>
-          <w:between w:space="0" w:sz="0" w:val="nil"/>
+          <w:top w:val="nil"/>
+          <w:left w:val="nil"/>
+          <w:bottom w:val="nil"/>
+          <w:right w:val="nil"/>
+          <w:between w:val="nil"/>
         </w:pBdr>
-        <w:shd w:fill="auto" w:val="clear"/>
-        <w:spacing w:after="0" w:before="112" w:line="240" w:lineRule="auto"/>
-        <w:ind w:left="0" w:right="0" w:firstLine="0"/>
-        <w:jc w:val="left"/>
-        <w:rPr>
-          <w:rFonts w:ascii="Times New Roman" w:cs="Times New Roman" w:eastAsia="Times New Roman" w:hAnsi="Times New Roman"/>
-          <w:b w:val="0"/>
-          <w:bCs w:val="0"/>
-          <w:i w:val="0"/>
-          <w:iCs w:val="0"/>
-          <w:smallCaps w:val="0"/>
-          <w:strike w:val="0"/>
-          <w:color w:val="000000"/>
-          <w:sz w:val="28"/>
-          <w:szCs w:val="28"/>
-          <w:u w:val="none"/>
-          <w:shd w:fill="auto" w:val="clear"/>
-          <w:vertAlign w:val="baseline"/>
+        <w:spacing w:before="112"/>
+        <w:rPr>
+          <w:rFonts w:ascii="Times New Roman" w:eastAsia="Times New Roman" w:hAnsi="Times New Roman" w:cs="Times New Roman"/>
+          <w:color w:val="000000"/>
+          <w:sz w:val="28"/>
+          <w:szCs w:val="28"/>
         </w:rPr>
       </w:pPr>
-      <w:r>
-        <w:rPr>
-          <w:rtl w:val="0"/>
-        </w:rPr>
-      </w:r>
     </w:p>
     <w:p>
       <w:pPr>
-        <w:pStyle w:val="Title"/>
-        <w:ind w:right="527" w:firstLine="0"/>
+        <w:pStyle w:val="Ttulo"/>
+        <w:ind w:right="527"/>
         <w:jc w:val="center"/>
-        <w:rPr/>
       </w:pPr>
       <w:r>
-        <w:rPr>
-          <w:rtl w:val="0"/>
-        </w:rPr>
-        <w:t xml:space="preserve">TERMO DE AUTORIZAÇÃO DE IMAGEM CRIANÇA</w:t>
+        <w:t>TERMO DE AUTORIZAÇÃO DE IMAGEM CRIANÇA</w:t>
       </w:r>
     </w:p>
     <w:p>
       <w:pPr>
-        <w:keepNext w:val="0"/>
-        <w:keepLines w:val="0"/>
-        <w:pageBreakBefore w:val="0"/>
-        <w:widowControl w:val="0"/>
         <w:pBdr>
-          <w:top w:space="0" w:sz="0" w:val="nil"/>
-          <w:left w:space="0" w:sz="0" w:val="nil"/>
-          <w:bottom w:space="0" w:sz="0" w:val="nil"/>
-          <w:right w:space="0" w:sz="0" w:val="nil"/>
-          <w:between w:space="0" w:sz="0" w:val="nil"/>
+          <w:top w:val="nil"/>
+          <w:left w:val="nil"/>
+          <w:bottom w:val="nil"/>
+          <w:right w:val="nil"/>
+          <w:between w:val="nil"/>
         </w:pBdr>
-        <w:shd w:fill="auto" w:val="clear"/>
-        <w:spacing w:after="0" w:before="0" w:line="240" w:lineRule="auto"/>
-        <w:ind w:left="0" w:right="0" w:firstLine="0"/>
-        <w:jc w:val="left"/>
-        <w:rPr>
-          <w:rFonts w:ascii="Calibri" w:cs="Calibri" w:eastAsia="Calibri" w:hAnsi="Calibri"/>
-          <w:b w:val="1"/>
-          <w:bCs w:val="1"/>
-          <w:i w:val="0"/>
-          <w:iCs w:val="0"/>
-          <w:smallCaps w:val="0"/>
-          <w:strike w:val="0"/>
-          <w:color w:val="000000"/>
-          <w:sz w:val="28"/>
-          <w:szCs w:val="28"/>
-          <w:u w:val="none"/>
-          <w:shd w:fill="auto" w:val="clear"/>
-          <w:vertAlign w:val="baseline"/>
+        <w:rPr>
+          <w:b/>
+          <w:bCs/>
+          <w:color w:val="000000"/>
+          <w:sz w:val="28"/>
+          <w:szCs w:val="28"/>
         </w:rPr>
       </w:pPr>
-      <w:r>
-        <w:rPr>
-          <w:rtl w:val="0"/>
-        </w:rPr>
-      </w:r>
     </w:p>
     <w:p>
       <w:pPr>
-        <w:keepNext w:val="0"/>
-        <w:keepLines w:val="0"/>
-        <w:pageBreakBefore w:val="0"/>
-        <w:widowControl w:val="0"/>
         <w:pBdr>
-          <w:top w:space="0" w:sz="0" w:val="nil"/>
-          <w:left w:space="0" w:sz="0" w:val="nil"/>
-          <w:bottom w:space="0" w:sz="0" w:val="nil"/>
-          <w:right w:space="0" w:sz="0" w:val="nil"/>
-          <w:between w:space="0" w:sz="0" w:val="nil"/>
+          <w:top w:val="nil"/>
+          <w:left w:val="nil"/>
+          <w:bottom w:val="nil"/>
+          <w:right w:val="nil"/>
+          <w:between w:val="nil"/>
         </w:pBdr>
-        <w:shd w:fill="auto" w:val="clear"/>
-        <w:spacing w:after="0" w:before="0" w:line="240" w:lineRule="auto"/>
-        <w:ind w:left="0" w:right="0" w:firstLine="0"/>
-        <w:jc w:val="left"/>
-        <w:rPr>
-          <w:rFonts w:ascii="Calibri" w:cs="Calibri" w:eastAsia="Calibri" w:hAnsi="Calibri"/>
-          <w:b w:val="1"/>
-          <w:bCs w:val="1"/>
-          <w:i w:val="0"/>
-          <w:iCs w:val="0"/>
-          <w:smallCaps w:val="0"/>
-          <w:strike w:val="0"/>
-          <w:color w:val="000000"/>
-          <w:sz w:val="28"/>
-          <w:szCs w:val="28"/>
-          <w:u w:val="none"/>
-          <w:shd w:fill="auto" w:val="clear"/>
-          <w:vertAlign w:val="baseline"/>
+        <w:rPr>
+          <w:b/>
+          <w:bCs/>
+          <w:color w:val="000000"/>
+          <w:sz w:val="28"/>
+          <w:szCs w:val="28"/>
         </w:rPr>
       </w:pPr>
-      <w:r>
-        <w:rPr>
-          <w:rtl w:val="0"/>
-        </w:rPr>
-      </w:r>
     </w:p>
     <w:p>
       <w:pPr>
-        <w:keepNext w:val="0"/>
-        <w:keepLines w:val="0"/>
-        <w:pageBreakBefore w:val="0"/>
-        <w:widowControl w:val="0"/>
         <w:pBdr>
-          <w:top w:space="0" w:sz="0" w:val="nil"/>
-          <w:left w:space="0" w:sz="0" w:val="nil"/>
-          <w:bottom w:space="0" w:sz="0" w:val="nil"/>
-          <w:right w:space="0" w:sz="0" w:val="nil"/>
-          <w:between w:space="0" w:sz="0" w:val="nil"/>
+          <w:top w:val="nil"/>
+          <w:left w:val="nil"/>
+          <w:bottom w:val="nil"/>
+          <w:right w:val="nil"/>
+          <w:between w:val="nil"/>
         </w:pBdr>
-        <w:shd w:fill="auto" w:val="clear"/>
-        <w:spacing w:after="0" w:before="134" w:line="240" w:lineRule="auto"/>
-        <w:ind w:left="0" w:right="0" w:firstLine="0"/>
-        <w:jc w:val="left"/>
-        <w:rPr>
-          <w:rFonts w:ascii="Calibri" w:cs="Calibri" w:eastAsia="Calibri" w:hAnsi="Calibri"/>
-          <w:b w:val="1"/>
-          <w:bCs w:val="1"/>
-          <w:i w:val="0"/>
-          <w:iCs w:val="0"/>
-          <w:smallCaps w:val="0"/>
-          <w:strike w:val="0"/>
-          <w:color w:val="000000"/>
-          <w:sz w:val="28"/>
-          <w:szCs w:val="28"/>
-          <w:u w:val="none"/>
-          <w:shd w:fill="auto" w:val="clear"/>
-          <w:vertAlign w:val="baseline"/>
+        <w:spacing w:before="134"/>
+        <w:rPr>
+          <w:b/>
+          <w:bCs/>
+          <w:color w:val="000000"/>
+          <w:sz w:val="28"/>
+          <w:szCs w:val="28"/>
         </w:rPr>
       </w:pPr>
-      <w:r>
-        <w:rPr>
-          <w:rtl w:val="0"/>
-        </w:rPr>
-      </w:r>
     </w:p>
     <w:p>
       <w:pPr>
-        <w:keepNext w:val="0"/>
-        <w:keepLines w:val="0"/>
-        <w:pageBreakBefore w:val="0"/>
-        <w:widowControl w:val="0"/>
         <w:pBdr>
-          <w:top w:space="0" w:sz="0" w:val="nil"/>
-          <w:left w:space="0" w:sz="0" w:val="nil"/>
-          <w:bottom w:space="0" w:sz="0" w:val="nil"/>
-          <w:right w:space="0" w:sz="0" w:val="nil"/>
-          <w:between w:space="0" w:sz="0" w:val="nil"/>
+          <w:top w:val="nil"/>
+          <w:left w:val="nil"/>
+          <w:bottom w:val="nil"/>
+          <w:right w:val="nil"/>
+          <w:between w:val="nil"/>
         </w:pBdr>
-        <w:shd w:fill="auto" w:val="clear"/>
         <w:tabs>
-          <w:tab w:val="left" w:leader="none" w:pos="6428"/>
-          <w:tab w:val="left" w:leader="none" w:pos="9724"/>
+          <w:tab w:val="left" w:pos="6428"/>
+          <w:tab w:val="left" w:pos="9724"/>
         </w:tabs>
-        <w:spacing w:after="0" w:before="1" w:line="276" w:lineRule="auto"/>
-        <w:ind w:left="12" w:right="149" w:firstLine="0"/>
+        <w:spacing w:before="1" w:line="276" w:lineRule="auto"/>
+        <w:ind w:left="12" w:right="149"/>
         <w:jc w:val="both"/>
         <w:rPr>
-          <w:rFonts w:ascii="Calibri" w:cs="Calibri" w:eastAsia="Calibri" w:hAnsi="Calibri"/>
-          <w:b w:val="0"/>
-          <w:bCs w:val="0"/>
-          <w:i w:val="0"/>
-          <w:iCs w:val="0"/>
-          <w:smallCaps w:val="0"/>
-          <w:strike w:val="0"/>
-          <w:color w:val="000000"/>
-          <w:sz w:val="28"/>
-          <w:szCs w:val="28"/>
-          <w:u w:val="none"/>
-          <w:shd w:fill="auto" w:val="clear"/>
-          <w:vertAlign w:val="baseline"/>
+          <w:color w:val="000000"/>
+          <w:sz w:val="28"/>
+          <w:szCs w:val="28"/>
         </w:rPr>
       </w:pPr>
       <w:r>
         <w:rPr>
-          <w:b w:val="1"/>
-          <w:bCs w:val="1"/>
-          <w:sz w:val="28"/>
-          <w:szCs w:val="28"/>
-          <w:rtl w:val="0"/>
-        </w:rPr>
-        <w:t xml:space="preserve">{nome_crianca}</w:t>
-      </w:r>
-      <w:r>
-        <w:rPr>
-          <w:sz w:val="28"/>
-          <w:szCs w:val="28"/>
-          <w:rtl w:val="0"/>
+          <w:b/>
+          <w:bCs/>
+          <w:sz w:val="28"/>
+          <w:szCs w:val="28"/>
+        </w:rPr>
+        <w:t>{nome_crianca}</w:t>
+      </w:r>
+      <w:r>
+        <w:rPr>
+          <w:sz w:val="28"/>
+          <w:szCs w:val="28"/>
         </w:rPr>
         <w:t xml:space="preserve"> </w:t>
       </w:r>
       <w:r>
         <w:rPr>
-          <w:rFonts w:ascii="Calibri" w:cs="Calibri" w:eastAsia="Calibri" w:hAnsi="Calibri"/>
-          <w:b w:val="0"/>
-          <w:bCs w:val="0"/>
-          <w:i w:val="0"/>
-          <w:iCs w:val="0"/>
-          <w:smallCaps w:val="0"/>
-          <w:strike w:val="0"/>
-          <w:color w:val="000000"/>
-          <w:sz w:val="28"/>
-          <w:szCs w:val="28"/>
-          <w:u w:val="none"/>
-          <w:shd w:fill="auto" w:val="clear"/>
-          <w:vertAlign w:val="baseline"/>
-          <w:rtl w:val="0"/>
-        </w:rPr>
-        <w:t xml:space="preserve">, nacionalidade</w:t>
-      </w:r>
-      <w:r>
-        <w:rPr>
-          <w:sz w:val="28"/>
-          <w:szCs w:val="28"/>
-          <w:rtl w:val="0"/>
+          <w:color w:val="000000"/>
+          <w:sz w:val="28"/>
+          <w:szCs w:val="28"/>
+        </w:rPr>
+        <w:t>, nacionalidade</w:t>
+      </w:r>
+      <w:r>
+        <w:rPr>
+          <w:sz w:val="28"/>
+          <w:szCs w:val="28"/>
         </w:rPr>
         <w:t xml:space="preserve"> </w:t>
       </w:r>
       <w:r>
         <w:rPr>
-          <w:b w:val="1"/>
-          <w:bCs w:val="1"/>
-          <w:sz w:val="28"/>
-          <w:szCs w:val="28"/>
-          <w:rtl w:val="0"/>
-        </w:rPr>
-        <w:t xml:space="preserve">{nacionalidade_crianca}</w:t>
-      </w:r>
-      <w:r>
-        <w:rPr>
-          <w:sz w:val="28"/>
-          <w:szCs w:val="28"/>
-          <w:rtl w:val="0"/>
+          <w:b/>
+          <w:bCs/>
+          <w:sz w:val="28"/>
+          <w:szCs w:val="28"/>
+        </w:rPr>
+        <w:t>{nacionalidade_crianca}</w:t>
+      </w:r>
+      <w:r>
+        <w:rPr>
+          <w:sz w:val="28"/>
+          <w:szCs w:val="28"/>
         </w:rPr>
         <w:t xml:space="preserve">, </w:t>
       </w:r>
       <w:r>
         <w:rPr>
-          <w:b w:val="1"/>
-          <w:bCs w:val="1"/>
-          <w:sz w:val="28"/>
-          <w:szCs w:val="28"/>
-          <w:rtl w:val="0"/>
-        </w:rPr>
-        <w:t xml:space="preserve">{idade_crianca}</w:t>
-      </w:r>
-      <w:r>
-        <w:rPr>
-          <w:sz w:val="28"/>
-          <w:szCs w:val="28"/>
-          <w:rtl w:val="0"/>
+          <w:b/>
+          <w:bCs/>
+          <w:sz w:val="28"/>
+          <w:szCs w:val="28"/>
+        </w:rPr>
+        <w:t>{idade_crianca}</w:t>
+      </w:r>
+      <w:r>
+        <w:rPr>
+          <w:sz w:val="28"/>
+          <w:szCs w:val="28"/>
         </w:rPr>
         <w:t xml:space="preserve">,  </w:t>
       </w:r>
       <w:r>
         <w:rPr>
-          <w:rFonts w:ascii="Calibri" w:cs="Calibri" w:eastAsia="Calibri" w:hAnsi="Calibri"/>
-          <w:b w:val="0"/>
-          <w:bCs w:val="0"/>
-          <w:i w:val="0"/>
-          <w:iCs w:val="0"/>
-          <w:smallCaps w:val="0"/>
-          <w:strike w:val="0"/>
-          <w:color w:val="000000"/>
-          <w:sz w:val="28"/>
-          <w:szCs w:val="28"/>
-          <w:u w:val="none"/>
-          <w:shd w:fill="auto" w:val="clear"/>
-          <w:vertAlign w:val="baseline"/>
-          <w:rtl w:val="0"/>
+          <w:color w:val="000000"/>
+          <w:sz w:val="28"/>
+          <w:szCs w:val="28"/>
         </w:rPr>
         <w:t xml:space="preserve">menor de  idade,   neste   ato   devidamente   por   seu (sua)   responsável   legal, </w:t>
       </w:r>
       <w:r>
         <w:rPr>
-          <w:b w:val="1"/>
-          <w:bCs w:val="1"/>
-          <w:sz w:val="28"/>
-          <w:szCs w:val="28"/>
-          <w:rtl w:val="0"/>
-        </w:rPr>
-        <w:t xml:space="preserve">{nome_responsavel}</w:t>
-      </w:r>
-      <w:r>
-        <w:rPr>
-          <w:rFonts w:ascii="Calibri" w:cs="Calibri" w:eastAsia="Calibri" w:hAnsi="Calibri"/>
-          <w:b w:val="0"/>
-          <w:bCs w:val="0"/>
-          <w:i w:val="0"/>
-          <w:iCs w:val="0"/>
-          <w:smallCaps w:val="0"/>
-          <w:strike w:val="0"/>
-          <w:color w:val="000000"/>
-          <w:sz w:val="28"/>
-          <w:szCs w:val="28"/>
-          <w:u w:val="none"/>
-          <w:shd w:fill="auto" w:val="clear"/>
-          <w:vertAlign w:val="baseline"/>
-          <w:rtl w:val="0"/>
+          <w:b/>
+          <w:bCs/>
+          <w:sz w:val="28"/>
+          <w:szCs w:val="28"/>
+        </w:rPr>
+        <w:t>{nome_responsavel}</w:t>
+      </w:r>
+      <w:r>
+        <w:rPr>
+          <w:color w:val="000000"/>
+          <w:sz w:val="28"/>
+          <w:szCs w:val="28"/>
         </w:rPr>
         <w:t xml:space="preserve">, portador da cédula de identidade RG n°: </w:t>
       </w:r>
       <w:r>
         <w:rPr>
-          <w:b w:val="1"/>
-          <w:bCs w:val="1"/>
-          <w:i w:val="0"/>
-          <w:iCs w:val="0"/>
-          <w:smallCaps w:val="0"/>
-          <w:strike w:val="0"/>
-          <w:color w:val="000000"/>
-          <w:sz w:val="28"/>
-          <w:szCs w:val="28"/>
-          <w:u w:val="none"/>
-          <w:shd w:fill="auto" w:val="clear"/>
-          <w:vertAlign w:val="baseline"/>
-          <w:rtl w:val="0"/>
-        </w:rPr>
-        <w:t xml:space="preserve">{rg_responsavel}</w:t>
-      </w:r>
-      <w:r>
-        <w:rPr>
-          <w:rFonts w:ascii="Calibri" w:cs="Calibri" w:eastAsia="Calibri" w:hAnsi="Calibri"/>
-          <w:b w:val="0"/>
-          <w:bCs w:val="0"/>
-          <w:i w:val="0"/>
-          <w:iCs w:val="0"/>
-          <w:smallCaps w:val="0"/>
-          <w:strike w:val="0"/>
-          <w:color w:val="000000"/>
-          <w:sz w:val="28"/>
-          <w:szCs w:val="28"/>
-          <w:u w:val="none"/>
-          <w:shd w:fill="auto" w:val="clear"/>
-          <w:vertAlign w:val="baseline"/>
-          <w:rtl w:val="0"/>
+          <w:b/>
+          <w:bCs/>
+          <w:color w:val="000000"/>
+          <w:sz w:val="28"/>
+          <w:szCs w:val="28"/>
+        </w:rPr>
+        <w:t>{rg_responsavel}</w:t>
+      </w:r>
+      <w:r>
+        <w:rPr>
+          <w:color w:val="000000"/>
+          <w:sz w:val="28"/>
+          <w:szCs w:val="28"/>
         </w:rPr>
         <w:t xml:space="preserve">  e inscrito no CPF/MF sob nº</w:t>
       </w:r>
@@ -545,287 +313,285 @@
         <w:rPr>
           <w:sz w:val="28"/>
           <w:szCs w:val="28"/>
-          <w:rtl w:val="0"/>
         </w:rPr>
         <w:t xml:space="preserve">: </w:t>
       </w:r>
       <w:r>
         <w:rPr>
-          <w:b w:val="1"/>
-          <w:bCs w:val="1"/>
-          <w:sz w:val="28"/>
-          <w:szCs w:val="28"/>
-          <w:rtl w:val="0"/>
-        </w:rPr>
-        <w:t xml:space="preserve">{cpf_responsavel}</w:t>
-      </w:r>
-      <w:r>
-        <w:rPr>
-          <w:rFonts w:ascii="Calibri" w:cs="Calibri" w:eastAsia="Calibri" w:hAnsi="Calibri"/>
-          <w:b w:val="0"/>
-          <w:bCs w:val="0"/>
-          <w:i w:val="0"/>
-          <w:iCs w:val="0"/>
-          <w:smallCaps w:val="0"/>
-          <w:strike w:val="0"/>
-          <w:color w:val="000000"/>
-          <w:sz w:val="28"/>
-          <w:szCs w:val="28"/>
-          <w:u w:val="none"/>
-          <w:shd w:fill="auto" w:val="clear"/>
-          <w:vertAlign w:val="baseline"/>
-          <w:rtl w:val="0"/>
-        </w:rPr>
-        <w:t xml:space="preserve">, residente à Av./Rua</w:t>
-      </w:r>
-      <w:r>
-        <w:rPr>
-          <w:sz w:val="28"/>
-          <w:szCs w:val="28"/>
-          <w:rtl w:val="0"/>
+          <w:b/>
+          <w:bCs/>
+          <w:sz w:val="28"/>
+          <w:szCs w:val="28"/>
+        </w:rPr>
+        <w:t>{cpf_responsavel}</w:t>
+      </w:r>
+      <w:r>
+        <w:rPr>
+          <w:color w:val="000000"/>
+          <w:sz w:val="28"/>
+          <w:szCs w:val="28"/>
+        </w:rPr>
+        <w:t>, residente à Av./Rua</w:t>
+      </w:r>
+      <w:r>
+        <w:rPr>
+          <w:sz w:val="28"/>
+          <w:szCs w:val="28"/>
         </w:rPr>
         <w:t xml:space="preserve"> </w:t>
       </w:r>
       <w:r>
         <w:rPr>
-          <w:b w:val="1"/>
-          <w:bCs w:val="1"/>
-          <w:sz w:val="28"/>
-          <w:szCs w:val="28"/>
-          <w:rtl w:val="0"/>
-        </w:rPr>
-        <w:t xml:space="preserve">{endereco_responsavel}</w:t>
-      </w:r>
-      <w:r>
-        <w:rPr>
-          <w:sz w:val="28"/>
-          <w:szCs w:val="28"/>
-          <w:rtl w:val="0"/>
+          <w:b/>
+          <w:bCs/>
+          <w:sz w:val="28"/>
+          <w:szCs w:val="28"/>
+        </w:rPr>
+        <w:t>{endereco_responsavel}</w:t>
+      </w:r>
+      <w:r>
+        <w:rPr>
+          <w:sz w:val="28"/>
+          <w:szCs w:val="28"/>
         </w:rPr>
         <w:t xml:space="preserve">, </w:t>
       </w:r>
       <w:r>
         <w:rPr>
-          <w:rFonts w:ascii="Calibri" w:cs="Calibri" w:eastAsia="Calibri" w:hAnsi="Calibri"/>
-          <w:b w:val="0"/>
-          <w:bCs w:val="0"/>
-          <w:i w:val="0"/>
-          <w:iCs w:val="0"/>
-          <w:smallCaps w:val="0"/>
-          <w:strike w:val="0"/>
-          <w:color w:val="000000"/>
-          <w:sz w:val="28"/>
-          <w:szCs w:val="28"/>
-          <w:u w:val="none"/>
-          <w:shd w:fill="auto" w:val="clear"/>
-          <w:vertAlign w:val="baseline"/>
-          <w:rtl w:val="0"/>
-        </w:rPr>
-        <w:t xml:space="preserve">São Paulo, AUTORIZO o uso de minha imagem em todo e qualquer material entre fotos e documentos, para serem utilizadas em campanhas promocionais e institucionais da ONG SEMENTES DO AMANHÃ, com sede à rua João Pires de Camargo, nº 207 – Jardim Mirna - Taboão da Serra/SP. Sejam essas destinadas à divulgação ao público em geral. A presente autorização é concedida a </w:t>
-      </w:r>
-      <w:r>
-        <w:rPr>
-          <w:sz w:val="28"/>
-          <w:szCs w:val="28"/>
-          <w:rtl w:val="0"/>
-        </w:rPr>
-        <w:t xml:space="preserve">título</w:t>
-      </w:r>
-      <w:r>
-        <w:rPr>
-          <w:rFonts w:ascii="Calibri" w:cs="Calibri" w:eastAsia="Calibri" w:hAnsi="Calibri"/>
-          <w:b w:val="0"/>
-          <w:bCs w:val="0"/>
-          <w:i w:val="0"/>
-          <w:iCs w:val="0"/>
-          <w:smallCaps w:val="0"/>
-          <w:strike w:val="0"/>
-          <w:color w:val="000000"/>
-          <w:sz w:val="28"/>
-          <w:szCs w:val="28"/>
-          <w:u w:val="none"/>
-          <w:shd w:fill="auto" w:val="clear"/>
-          <w:vertAlign w:val="baseline"/>
-          <w:rtl w:val="0"/>
-        </w:rPr>
-        <w:t xml:space="preserve"> gratuito, abrangendo o uso da imagem acima mencionada em todo o território nacional e no exterior, em toda e qualquer mídia impressa ou digital. Por esta ser a expressão da minha vontade declaro que autorizo o uso acima descrito sem que nada haja a ser reclamado a título de direitos conexos à minha imagem ou a qualquer outro, e assino a presente autorização em 02 vias de igual teor e forma.</w:t>
+          <w:color w:val="000000"/>
+          <w:sz w:val="28"/>
+          <w:szCs w:val="28"/>
+        </w:rPr>
+        <w:t>São Paulo, AUTORIZO o uso de minha imagem em todo e qualquer material entre fotos e documentos, para serem utilizadas em campanhas promocionais e institucionais da ONG SEMENTES DO AMANHÃ, com sede à rua João Pires de Camargo, nº 207 – Jardim Mirna - Taboão</w:t>
+      </w:r>
+      <w:r>
+        <w:rPr>
+          <w:color w:val="000000"/>
+          <w:sz w:val="28"/>
+          <w:szCs w:val="28"/>
+        </w:rPr>
+        <w:t xml:space="preserve"> da Serra/SP. Sejam essas destinadas à divulgação ao público em geral. A presente autorização é concedida a </w:t>
+      </w:r>
+      <w:r>
+        <w:rPr>
+          <w:sz w:val="28"/>
+          <w:szCs w:val="28"/>
+        </w:rPr>
+        <w:t>título</w:t>
+      </w:r>
+      <w:r>
+        <w:rPr>
+          <w:color w:val="000000"/>
+          <w:sz w:val="28"/>
+          <w:szCs w:val="28"/>
+        </w:rPr>
+        <w:t xml:space="preserve"> gratuito, abrangendo o uso da imagem acima mencionada em todo o território nacional e no exterior, em toda e qualquer mídia impressa ou digit</w:t>
+      </w:r>
+      <w:r>
+        <w:rPr>
+          <w:color w:val="000000"/>
+          <w:sz w:val="28"/>
+          <w:szCs w:val="28"/>
+        </w:rPr>
+        <w:t>al. Por esta ser a expressão da minha vontade declaro que autorizo o uso acima descrito sem que nada haja a ser reclamado a título de direitos conexos à minha imagem ou a qualquer outro, e assino a presente autorização em 02 vias de igual teor e forma.</w:t>
       </w:r>
     </w:p>
     <w:p>
       <w:pPr>
-        <w:keepNext w:val="0"/>
-        <w:keepLines w:val="0"/>
-        <w:pageBreakBefore w:val="0"/>
-        <w:widowControl w:val="0"/>
         <w:pBdr>
-          <w:top w:space="0" w:sz="0" w:val="nil"/>
-          <w:left w:space="0" w:sz="0" w:val="nil"/>
-          <w:bottom w:space="0" w:sz="0" w:val="nil"/>
-          <w:right w:space="0" w:sz="0" w:val="nil"/>
-          <w:between w:space="0" w:sz="0" w:val="nil"/>
+          <w:top w:val="nil"/>
+          <w:left w:val="nil"/>
+          <w:bottom w:val="nil"/>
+          <w:right w:val="nil"/>
+          <w:between w:val="nil"/>
         </w:pBdr>
-        <w:shd w:fill="auto" w:val="clear"/>
-        <w:spacing w:after="0" w:before="0" w:line="240" w:lineRule="auto"/>
-        <w:ind w:left="0" w:right="0" w:firstLine="0"/>
-        <w:jc w:val="left"/>
-        <w:rPr>
-          <w:rFonts w:ascii="Calibri" w:cs="Calibri" w:eastAsia="Calibri" w:hAnsi="Calibri"/>
-          <w:b w:val="0"/>
-          <w:bCs w:val="0"/>
-          <w:i w:val="0"/>
-          <w:iCs w:val="0"/>
-          <w:smallCaps w:val="0"/>
-          <w:strike w:val="0"/>
-          <w:color w:val="000000"/>
-          <w:sz w:val="28"/>
-          <w:szCs w:val="28"/>
-          <w:u w:val="none"/>
-          <w:shd w:fill="auto" w:val="clear"/>
-          <w:vertAlign w:val="baseline"/>
+        <w:tabs>
+          <w:tab w:val="left" w:pos="6428"/>
+          <w:tab w:val="left" w:pos="9724"/>
+        </w:tabs>
+        <w:spacing w:before="1" w:line="276" w:lineRule="auto"/>
+        <w:ind w:left="12" w:right="149"/>
+        <w:jc w:val="both"/>
+        <w:rPr>
+          <w:color w:val="000000"/>
+          <w:sz w:val="28"/>
+          <w:szCs w:val="28"/>
         </w:rPr>
       </w:pPr>
-      <w:r>
-        <w:rPr>
-          <w:rtl w:val="0"/>
-        </w:rPr>
-      </w:r>
     </w:p>
     <w:p>
       <w:pPr>
-        <w:keepNext w:val="0"/>
-        <w:keepLines w:val="0"/>
-        <w:pageBreakBefore w:val="0"/>
-        <w:widowControl w:val="0"/>
         <w:pBdr>
-          <w:top w:space="0" w:sz="0" w:val="nil"/>
-          <w:left w:space="0" w:sz="0" w:val="nil"/>
-          <w:bottom w:space="0" w:sz="0" w:val="nil"/>
-          <w:right w:space="0" w:sz="0" w:val="nil"/>
-          <w:between w:space="0" w:sz="0" w:val="nil"/>
+          <w:top w:val="nil"/>
+          <w:left w:val="nil"/>
+          <w:bottom w:val="nil"/>
+          <w:right w:val="nil"/>
+          <w:between w:val="nil"/>
         </w:pBdr>
-        <w:shd w:fill="auto" w:val="clear"/>
-        <w:spacing w:after="0" w:before="109" w:line="240" w:lineRule="auto"/>
-        <w:ind w:left="0" w:right="0" w:firstLine="0"/>
-        <w:jc w:val="left"/>
-        <w:rPr>
-          <w:rFonts w:ascii="Calibri" w:cs="Calibri" w:eastAsia="Calibri" w:hAnsi="Calibri"/>
-          <w:b w:val="0"/>
-          <w:bCs w:val="0"/>
-          <w:i w:val="0"/>
-          <w:iCs w:val="0"/>
-          <w:smallCaps w:val="0"/>
-          <w:strike w:val="0"/>
-          <w:color w:val="000000"/>
-          <w:sz w:val="28"/>
-          <w:szCs w:val="28"/>
-          <w:u w:val="none"/>
-          <w:shd w:fill="auto" w:val="clear"/>
-          <w:vertAlign w:val="baseline"/>
+        <w:tabs>
+          <w:tab w:val="left" w:pos="6428"/>
+          <w:tab w:val="left" w:pos="9724"/>
+        </w:tabs>
+        <w:spacing w:before="1" w:line="276" w:lineRule="auto"/>
+        <w:ind w:left="12" w:right="149"/>
+        <w:rPr>
+          <w:color w:val="000000"/>
+          <w:sz w:val="28"/>
+          <w:szCs w:val="28"/>
         </w:rPr>
       </w:pPr>
       <w:r>
         <w:rPr>
-          <w:rtl w:val="0"/>
-        </w:rPr>
-      </w:r>
+          <w:color w:val="000000"/>
+          <w:sz w:val="28"/>
+          <w:szCs w:val="28"/>
+        </w:rPr>
+        <w:t>({autorizacao_imagem_autoriza}) AUTORIZO o uso de imagem em todo e qualquer material entre fotos e documentos.</w:t>
+      </w:r>
+      <w:r>
+        <w:rPr>
+          <w:color w:val="000000"/>
+          <w:sz w:val="28"/>
+          <w:szCs w:val="28"/>
+        </w:rPr>
+        <w:br/>
+      </w:r>
+      <w:r>
+        <w:rPr>
+          <w:color w:val="000000"/>
+          <w:sz w:val="28"/>
+          <w:szCs w:val="28"/>
+        </w:rPr>
+        <w:br/>
+        <w:t>({autorizacao_imagem_nao_autoriza}) NÃO AU</w:t>
+      </w:r>
+      <w:bookmarkStart w:id="0" w:name="_GoBack"/>
+      <w:bookmarkEnd w:id="0"/>
+      <w:r>
+        <w:rPr>
+          <w:color w:val="000000"/>
+          <w:sz w:val="28"/>
+          <w:szCs w:val="28"/>
+        </w:rPr>
+        <w:t>TORIZO o uso de imagem.</w:t>
+      </w:r>
+    </w:p>
+    <w:p>
+      <w:pPr>
+        <w:pBdr>
+          <w:top w:val="nil"/>
+          <w:left w:val="nil"/>
+          <w:bottom w:val="nil"/>
+          <w:right w:val="nil"/>
+          <w:between w:val="nil"/>
+        </w:pBdr>
+        <w:rPr>
+          <w:color w:val="000000"/>
+          <w:sz w:val="28"/>
+          <w:szCs w:val="28"/>
+        </w:rPr>
+      </w:pPr>
+    </w:p>
+    <w:p>
+      <w:pPr>
+        <w:pBdr>
+          <w:top w:val="nil"/>
+          <w:left w:val="nil"/>
+          <w:bottom w:val="nil"/>
+          <w:right w:val="nil"/>
+          <w:between w:val="nil"/>
+        </w:pBdr>
+        <w:spacing w:before="109"/>
+        <w:rPr>
+          <w:color w:val="000000"/>
+          <w:sz w:val="28"/>
+          <w:szCs w:val="28"/>
+        </w:rPr>
+      </w:pPr>
     </w:p>
     <w:p>
       <w:pPr>
         <w:tabs>
-          <w:tab w:val="left" w:leader="none" w:pos="6788"/>
-          <w:tab w:val="left" w:leader="none" w:pos="9288"/>
-          <w:tab w:val="left" w:leader="none" w:pos="10536"/>
+          <w:tab w:val="left" w:pos="6788"/>
+          <w:tab w:val="left" w:pos="9288"/>
+          <w:tab w:val="left" w:pos="10536"/>
         </w:tabs>
-        <w:spacing w:before="0" w:lineRule="auto"/>
-        <w:ind w:left="4945" w:right="0" w:firstLine="0"/>
-        <w:jc w:val="left"/>
-        <w:rPr>
-          <w:b w:val="1"/>
-          <w:bCs w:val="1"/>
-          <w:i w:val="1"/>
-          <w:iCs w:val="1"/>
+        <w:ind w:left="4945"/>
+        <w:rPr>
+          <w:b/>
+          <w:bCs/>
+          <w:i/>
+          <w:iCs/>
           <w:sz w:val="28"/>
           <w:szCs w:val="28"/>
         </w:rPr>
       </w:pPr>
       <w:r>
         <w:rPr>
-          <w:b w:val="1"/>
-          <w:bCs w:val="1"/>
-          <w:i w:val="1"/>
-          <w:iCs w:val="1"/>
-          <w:sz w:val="28"/>
-          <w:szCs w:val="28"/>
-          <w:rtl w:val="0"/>
-        </w:rPr>
-        <w:t xml:space="preserve">São Paulo,  {dia} </w:t>
-      </w:r>
-      <w:r>
-        <w:rPr>
-          <w:b w:val="1"/>
-          <w:bCs w:val="1"/>
-          <w:i w:val="1"/>
-          <w:iCs w:val="1"/>
-          <w:sz w:val="28"/>
-          <w:szCs w:val="28"/>
-          <w:rtl w:val="0"/>
-        </w:rPr>
-        <w:t xml:space="preserve">de {mes} de {ano}</w:t>
+          <w:b/>
+          <w:bCs/>
+          <w:i/>
+          <w:iCs/>
+          <w:sz w:val="28"/>
+          <w:szCs w:val="28"/>
+        </w:rPr>
+        <w:t>São Paulo,  {dia} de {mes} de {ano}</w:t>
       </w:r>
     </w:p>
     <w:sectPr>
-      <w:footerReference r:id="rId8" w:type="default"/>
-      <w:pgSz w:h="16840" w:w="11910" w:orient="portrait"/>
-      <w:pgMar w:bottom="2420" w:top="1280" w:left="708" w:right="566" w:header="0" w:footer="2236"/>
+      <w:footerReference w:type="default" r:id="rId8"/>
+      <w:pgSz w:w="11910" w:h="16840"/>
+      <w:pgMar w:top="1280" w:right="566" w:bottom="2420" w:left="708" w:header="0" w:footer="2236" w:gutter="0"/>
       <w:pgNumType w:start="1"/>
+      <w:cols w:space="720"/>
     </w:sectPr>
   </w:body>
 </w:document>
 </file>
 
+<file path=word/endnotes.xml><?xml version="1.0" encoding="utf-8"?>
+<w:endnotes xmlns:wpc="http://schemas.microsoft.com/office/word/2010/wordprocessingCanvas" xmlns:cx="http://schemas.microsoft.com/office/drawing/2014/chartex" xmlns:cx1="http://schemas.microsoft.com/office/drawing/2015/9/8/chartex" xmlns:cx2="http://schemas.microsoft.com/office/drawing/2015/10/21/chartex" xmlns:cx3="http://schemas.microsoft.com/office/drawing/2016/5/9/chartex" xmlns:cx4="http://schemas.microsoft.com/office/drawing/2016/5/10/chartex" xmlns:cx5="http://schemas.microsoft.com/office/drawing/2016/5/11/chartex" xmlns:cx6="http://schemas.microsoft.com/office/drawing/2016/5/12/chartex" xmlns:cx7="http://schemas.microsoft.com/office/drawing/2016/5/13/chartex" xmlns:cx8="http://schemas.microsoft.com/office/drawing/2016/5/14/chartex" xmlns:mc="http://schemas.openxmlformats.org/markup-compatibility/2006" xmlns:aink="http://schemas.microsoft.com/office/drawing/2016/ink" xmlns:am3d="http://schemas.microsoft.com/office/drawing/2017/model3d" xmlns:o="urn:schemas-microsoft-com:office:office" xmlns:r="http://schemas.openxmlformats.org/officeDocument/2006/relationships" xmlns:m="http://schemas.openxmlformats.org/officeDocument/2006/math" xmlns:v="urn:schemas-microsoft-com:vml" xmlns:wp14="http://schemas.microsoft.com/office/word/2010/wordprocessingDrawing" xmlns:wp="http://schemas.openxmlformats.org/drawingml/2006/wordprocessingDrawing" xmlns:w10="urn:schemas-microsoft-com:office:word" xmlns:w="http://schemas.openxmlformats.org/wordprocessingml/2006/main" xmlns:w14="http://schemas.microsoft.com/office/word/2010/wordml" xmlns:w15="http://schemas.microsoft.com/office/word/2012/wordml" xmlns:w16cex="http://schemas.microsoft.com/office/word/2018/wordml/cex" xmlns:w16cid="http://schemas.microsoft.com/office/word/2016/wordml/cid" xmlns:w16="http://schemas.microsoft.com/office/word/2018/wordml" xmlns:w16se="http://schemas.microsoft.com/office/word/2015/wordml/symex" xmlns:wpg="http://schemas.microsoft.com/office/word/2010/wordprocessingGroup" xmlns:wpi="http://schemas.microsoft.com/office/word/2010/wordprocessingInk" xmlns:wne="http://schemas.microsoft.com/office/word/2006/wordml" xmlns:wps="http://schemas.microsoft.com/office/word/2010/wordprocessingShape" mc:Ignorable="w14 w15 w16se w16cid w16 w16cex wp14">
+  <w:endnote w:type="separator" w:id="-1">
+    <w:p>
+      <w:r>
+        <w:separator/>
+      </w:r>
+    </w:p>
+  </w:endnote>
+  <w:endnote w:type="continuationSeparator" w:id="0">
+    <w:p>
+      <w:r>
+        <w:continuationSeparator/>
+      </w:r>
+    </w:p>
+  </w:endnote>
+</w:endnotes>
+</file>
+
 <file path=word/footer1.xml><?xml version="1.0" encoding="utf-8"?>
-<w:ftr xmlns:mc="http://schemas.openxmlformats.org/markup-compatibility/2006" xmlns:o="urn:schemas-microsoft-com:office:office" xmlns:r="http://schemas.openxmlformats.org/officeDocument/2006/relationships" xmlns:m="http://schemas.openxmlformats.org/officeDocument/2006/math" xmlns:v="urn:schemas-microsoft-com:vml" xmlns:wp="http://schemas.openxmlformats.org/drawingml/2006/wordprocessingDrawing" xmlns:w10="urn:schemas-microsoft-com:office:word" xmlns:w="http://schemas.openxmlformats.org/wordprocessingml/2006/main" xmlns:wne="http://schemas.microsoft.com/office/word/2006/wordml" xmlns:sl="http://schemas.openxmlformats.org/schemaLibrary/2006/main" xmlns:a="http://schemas.openxmlformats.org/drawingml/2006/main" xmlns:pic="http://schemas.openxmlformats.org/drawingml/2006/picture" xmlns:c="http://schemas.openxmlformats.org/drawingml/2006/chart" xmlns:lc="http://schemas.openxmlformats.org/drawingml/2006/lockedCanvas" xmlns:dgm="http://schemas.openxmlformats.org/drawingml/2006/diagram" xmlns:wps="http://schemas.microsoft.com/office/word/2010/wordprocessingShape" xmlns:wpg="http://schemas.microsoft.com/office/word/2010/wordprocessingGroup" xmlns:w14="http://schemas.microsoft.com/office/word/2010/wordml" xmlns:w15="http://schemas.microsoft.com/office/word/2012/wordml" xmlns:w16="http://schemas.microsoft.com/office/word/2018/wordml" xmlns:w16cex="http://schemas.microsoft.com/office/word/2018/wordml/cex" xmlns:w16cid="http://schemas.microsoft.com/office/word/2016/wordml/cid" xmlns="http://schemas.microsoft.com/office/tasks/2019/documenttasks" xmlns:cr="http://schemas.microsoft.com/office/comments/2020/reactions">
+<w:ftr xmlns:wpc="http://schemas.microsoft.com/office/word/2010/wordprocessingCanvas" xmlns:cx="http://schemas.microsoft.com/office/drawing/2014/chartex" xmlns:cx1="http://schemas.microsoft.com/office/drawing/2015/9/8/chartex" xmlns:cx2="http://schemas.microsoft.com/office/drawing/2015/10/21/chartex" xmlns:cx3="http://schemas.microsoft.com/office/drawing/2016/5/9/chartex" xmlns:cx4="http://schemas.microsoft.com/office/drawing/2016/5/10/chartex" xmlns:cx5="http://schemas.microsoft.com/office/drawing/2016/5/11/chartex" xmlns:cx6="http://schemas.microsoft.com/office/drawing/2016/5/12/chartex" xmlns:cx7="http://schemas.microsoft.com/office/drawing/2016/5/13/chartex" xmlns:cx8="http://schemas.microsoft.com/office/drawing/2016/5/14/chartex" xmlns:mc="http://schemas.openxmlformats.org/markup-compatibility/2006" xmlns:aink="http://schemas.microsoft.com/office/drawing/2016/ink" xmlns:am3d="http://schemas.microsoft.com/office/drawing/2017/model3d" xmlns:o="urn:schemas-microsoft-com:office:office" xmlns:r="http://schemas.openxmlformats.org/officeDocument/2006/relationships" xmlns:m="http://schemas.openxmlformats.org/officeDocument/2006/math" xmlns:v="urn:schemas-microsoft-com:vml" xmlns:wp14="http://schemas.microsoft.com/office/word/2010/wordprocessingDrawing" xmlns:wp="http://schemas.openxmlformats.org/drawingml/2006/wordprocessingDrawing" xmlns:w10="urn:schemas-microsoft-com:office:word" xmlns:w="http://schemas.openxmlformats.org/wordprocessingml/2006/main" xmlns:w14="http://schemas.microsoft.com/office/word/2010/wordml" xmlns:w15="http://schemas.microsoft.com/office/word/2012/wordml" xmlns:w16cex="http://schemas.microsoft.com/office/word/2018/wordml/cex" xmlns:w16cid="http://schemas.microsoft.com/office/word/2016/wordml/cid" xmlns:w16="http://schemas.microsoft.com/office/word/2018/wordml" xmlns:w16se="http://schemas.microsoft.com/office/word/2015/wordml/symex" xmlns:wpg="http://schemas.microsoft.com/office/word/2010/wordprocessingGroup" xmlns:wpi="http://schemas.microsoft.com/office/word/2010/wordprocessingInk" xmlns:wne="http://schemas.microsoft.com/office/word/2006/wordml" xmlns:wps="http://schemas.microsoft.com/office/word/2010/wordprocessingShape" mc:Ignorable="w14 w15 w16se w16cid w16 w16cex wp14">
   <w:p>
     <w:pPr>
-      <w:keepNext w:val="0"/>
-      <w:keepLines w:val="0"/>
-      <w:pageBreakBefore w:val="0"/>
-      <w:widowControl w:val="0"/>
       <w:pBdr>
-        <w:top w:space="0" w:sz="0" w:val="nil"/>
-        <w:left w:space="0" w:sz="0" w:val="nil"/>
-        <w:bottom w:space="0" w:sz="0" w:val="nil"/>
-        <w:right w:space="0" w:sz="0" w:val="nil"/>
-        <w:between w:space="0" w:sz="0" w:val="nil"/>
+        <w:top w:val="nil"/>
+        <w:left w:val="nil"/>
+        <w:bottom w:val="nil"/>
+        <w:right w:val="nil"/>
+        <w:between w:val="nil"/>
       </w:pBdr>
-      <w:shd w:fill="auto" w:val="clear"/>
-      <w:spacing w:after="0" w:before="0" w:line="14.399999999999999" w:lineRule="auto"/>
-      <w:ind w:left="0" w:right="0" w:firstLine="0"/>
-      <w:jc w:val="left"/>
+      <w:spacing w:line="14" w:lineRule="auto"/>
       <w:rPr>
-        <w:rFonts w:ascii="Calibri" w:cs="Calibri" w:eastAsia="Calibri" w:hAnsi="Calibri"/>
-        <w:b w:val="0"/>
-        <w:bCs w:val="0"/>
-        <w:i w:val="0"/>
-        <w:iCs w:val="0"/>
-        <w:smallCaps w:val="0"/>
-        <w:strike w:val="0"/>
         <w:color w:val="000000"/>
         <w:sz w:val="20"/>
         <w:szCs w:val="20"/>
-        <w:u w:val="none"/>
-        <w:shd w:fill="auto" w:val="clear"/>
-        <w:vertAlign w:val="baseline"/>
       </w:rPr>
     </w:pPr>
     <w:r>
       <w:rPr>
-        <w:rtl w:val="0"/>
+        <w:noProof/>
       </w:rPr>
-    </w:r>
-    <w:r>
       <w:drawing>
-        <wp:anchor allowOverlap="1" behindDoc="1" distB="0" distT="0" distL="0" distR="0" hidden="0" layoutInCell="1" locked="0" relativeHeight="0" simplePos="0">
+        <wp:anchor distT="0" distB="0" distL="0" distR="0" simplePos="0" relativeHeight="251658240" behindDoc="1" locked="0" layoutInCell="1" hidden="0" allowOverlap="1">
           <wp:simplePos x="0" y="0"/>
           <wp:positionH relativeFrom="column">
             <wp:posOffset>5059300</wp:posOffset>
@@ -834,19 +600,20 @@
             <wp:posOffset>832470</wp:posOffset>
           </wp:positionV>
           <wp:extent cx="1765300" cy="419100"/>
-          <wp:effectExtent b="0" l="0" r="0" t="0"/>
+          <wp:effectExtent l="0" t="0" r="0" b="0"/>
           <wp:wrapNone/>
           <wp:docPr id="3" name="image1.png"/>
-          <a:graphic>
+          <wp:cNvGraphicFramePr/>
+          <a:graphic xmlns:a="http://schemas.openxmlformats.org/drawingml/2006/main">
             <a:graphicData uri="http://schemas.openxmlformats.org/drawingml/2006/picture">
-              <pic:pic>
+              <pic:pic xmlns:pic="http://schemas.openxmlformats.org/drawingml/2006/picture">
                 <pic:nvPicPr>
                   <pic:cNvPr id="0" name="image1.png"/>
                   <pic:cNvPicPr preferRelativeResize="0"/>
                 </pic:nvPicPr>
                 <pic:blipFill>
                   <a:blip r:embed="rId1"/>
-                  <a:srcRect b="0" l="0" r="0" t="0"/>
+                  <a:srcRect/>
                   <a:stretch>
                     <a:fillRect/>
                   </a:stretch>
@@ -856,7 +623,9 @@
                     <a:off x="0" y="0"/>
                     <a:ext cx="1765300" cy="419100"/>
                   </a:xfrm>
-                  <a:prstGeom prst="rect"/>
+                  <a:prstGeom prst="rect">
+                    <a:avLst/>
+                  </a:prstGeom>
                   <a:ln/>
                 </pic:spPr>
               </pic:pic>
@@ -866,10 +635,13 @@
       </w:drawing>
     </w:r>
     <w:r>
+      <w:rPr>
+        <w:noProof/>
+      </w:rPr>
       <mc:AlternateContent>
         <mc:Choice Requires="wps">
           <w:drawing>
-            <wp:anchor allowOverlap="1" behindDoc="1" distB="0" distT="0" distL="0" distR="0" hidden="0" layoutInCell="1" locked="0" relativeHeight="0" simplePos="0">
+            <wp:anchor distT="0" distB="0" distL="0" distR="0" simplePos="0" relativeHeight="251659264" behindDoc="1" locked="0" layoutInCell="1" hidden="0" allowOverlap="1">
               <wp:simplePos x="0" y="0"/>
               <wp:positionH relativeFrom="column">
                 <wp:posOffset>1603793</wp:posOffset>
@@ -878,23 +650,27 @@
                 <wp:posOffset>9145285</wp:posOffset>
               </wp:positionV>
               <wp:extent cx="3453765" cy="16175"/>
-              <wp:effectExtent b="0" l="0" r="0" t="0"/>
+              <wp:effectExtent l="0" t="0" r="0" b="0"/>
               <wp:wrapNone/>
-              <wp:docPr id="2" name=""/>
-              <a:graphic>
+              <wp:docPr id="2" name="Forma Livre: Forma 2"/>
+              <wp:cNvGraphicFramePr/>
+              <a:graphic xmlns:a="http://schemas.openxmlformats.org/drawingml/2006/main">
                 <a:graphicData uri="http://schemas.microsoft.com/office/word/2010/wordprocessingShape">
                   <wps:wsp>
                     <wps:cNvSpPr/>
-                    <wps:cNvPr id="3" name="Shape 3"/>
                     <wps:spPr>
                       <a:xfrm>
                         <a:off x="3619118" y="3779365"/>
                         <a:ext cx="3453765" cy="1270"/>
                       </a:xfrm>
                       <a:custGeom>
-                        <a:rect b="b" l="l" r="r" t="t"/>
+                        <a:avLst/>
+                        <a:gdLst/>
+                        <a:ahLst/>
+                        <a:cxnLst/>
+                        <a:rect l="l" t="t" r="r" b="b"/>
                         <a:pathLst>
-                          <a:path extrusionOk="0" h="120000" w="3453765">
+                          <a:path w="3453765" h="120000" extrusionOk="0">
                             <a:moveTo>
                               <a:pt x="0" y="0"/>
                             </a:moveTo>
@@ -905,17 +681,17 @@
                         </a:pathLst>
                       </a:custGeom>
                       <a:noFill/>
-                      <a:ln cap="flat" cmpd="sng" w="16175">
+                      <a:ln w="16175" cap="flat" cmpd="sng">
                         <a:solidFill>
                           <a:srgbClr val="000000"/>
                         </a:solidFill>
                         <a:prstDash val="solid"/>
                         <a:round/>
-                        <a:headEnd len="sm" w="sm" type="none"/>
-                        <a:tailEnd len="sm" w="sm" type="none"/>
+                        <a:headEnd type="none" w="sm" len="sm"/>
+                        <a:tailEnd type="none" w="sm" len="sm"/>
                       </a:ln>
                     </wps:spPr>
-                    <wps:bodyPr anchorCtr="0" anchor="ctr" bIns="91425" lIns="91425" spcFirstLastPara="1" rIns="91425" wrap="square" tIns="91425">
+                    <wps:bodyPr spcFirstLastPara="1" wrap="square" lIns="91425" tIns="91425" rIns="91425" bIns="91425" anchor="ctr" anchorCtr="0">
                       <a:noAutofit/>
                     </wps:bodyPr>
                   </wps:wsp>
@@ -924,7 +700,7 @@
             </wp:anchor>
           </w:drawing>
         </mc:Choice>
-        <mc:Fallback>
+        <mc:Fallback xmlns:cr="http://schemas.microsoft.com/office/comments/2020/reactions" xmlns="http://schemas.microsoft.com/office/tasks/2019/documenttasks" xmlns:dgm="http://schemas.openxmlformats.org/drawingml/2006/diagram" xmlns:lc="http://schemas.openxmlformats.org/drawingml/2006/lockedCanvas" xmlns:c="http://schemas.openxmlformats.org/drawingml/2006/chart" xmlns:pic="http://schemas.openxmlformats.org/drawingml/2006/picture" xmlns:a="http://schemas.openxmlformats.org/drawingml/2006/main" xmlns:sl="http://schemas.openxmlformats.org/schemaLibrary/2006/main">
           <w:drawing>
             <wp:anchor allowOverlap="1" behindDoc="1" distB="0" distT="0" distL="0" distR="0" hidden="0" layoutInCell="1" locked="0" relativeHeight="0" simplePos="0">
               <wp:simplePos x="0" y="0"/>
@@ -969,10 +745,13 @@
       </mc:AlternateContent>
     </w:r>
     <w:r>
+      <w:rPr>
+        <w:noProof/>
+      </w:rPr>
       <mc:AlternateContent>
         <mc:Choice Requires="wpg">
           <w:drawing>
-            <wp:anchor allowOverlap="1" behindDoc="1" distB="0" distT="0" distL="0" distR="0" hidden="0" layoutInCell="1" locked="0" relativeHeight="0" simplePos="0">
+            <wp:anchor distT="0" distB="0" distL="0" distR="0" simplePos="0" relativeHeight="251660288" behindDoc="1" locked="0" layoutInCell="1" hidden="0" allowOverlap="1">
               <wp:simplePos x="0" y="0"/>
               <wp:positionH relativeFrom="column">
                 <wp:posOffset>2323705</wp:posOffset>
@@ -981,14 +760,14 @@
                 <wp:posOffset>9355595</wp:posOffset>
               </wp:positionV>
               <wp:extent cx="2014220" cy="212725"/>
-              <wp:effectExtent b="0" l="0" r="0" t="0"/>
+              <wp:effectExtent l="0" t="0" r="0" b="0"/>
               <wp:wrapNone/>
-              <wp:docPr id="1" name=""/>
-              <a:graphic>
+              <wp:docPr id="1" name="Retângulo 1"/>
+              <wp:cNvGraphicFramePr/>
+              <a:graphic xmlns:a="http://schemas.openxmlformats.org/drawingml/2006/main">
                 <a:graphicData uri="http://schemas.microsoft.com/office/word/2010/wordprocessingShape">
                   <wps:wsp>
                     <wps:cNvSpPr/>
-                    <wps:cNvPr id="2" name="Shape 2"/>
                     <wps:spPr>
                       <a:xfrm>
                         <a:off x="4343653" y="3678400"/>
@@ -1006,28 +785,22 @@
                       <w:txbxContent>
                         <w:p>
                           <w:pPr>
-                            <w:spacing w:after="0" w:before="0" w:line="305.00000953674316"/>
-                            <w:ind w:left="20" w:right="0" w:firstLine="20"/>
-                            <w:jc w:val="left"/>
+                            <w:spacing w:line="305" w:lineRule="auto"/>
+                            <w:ind w:left="20" w:firstLine="20"/>
                             <w:textDirection w:val="btLr"/>
                           </w:pPr>
                           <w:r>
                             <w:rPr>
-                              <w:rFonts w:ascii="Calibri" w:cs="Calibri" w:eastAsia="Calibri" w:hAnsi="Calibri"/>
-                              <w:b w:val="1"/>
-                              <w:i w:val="0"/>
-                              <w:smallCaps w:val="0"/>
-                              <w:strike w:val="0"/>
+                              <w:b/>
                               <w:color w:val="000000"/>
                               <w:sz w:val="28"/>
-                              <w:vertAlign w:val="baseline"/>
                             </w:rPr>
-                            <w:t xml:space="preserve">Assinatura do Responsável</w:t>
+                            <w:t>Assinatura do Responsável</w:t>
                           </w:r>
                         </w:p>
                       </w:txbxContent>
                     </wps:txbx>
-                    <wps:bodyPr anchorCtr="0" anchor="t" bIns="0" lIns="0" spcFirstLastPara="1" rIns="0" wrap="square" tIns="0">
+                    <wps:bodyPr spcFirstLastPara="1" wrap="square" lIns="0" tIns="0" rIns="0" bIns="0" anchor="t" anchorCtr="0">
                       <a:noAutofit/>
                     </wps:bodyPr>
                   </wps:wsp>
@@ -1036,7 +809,7 @@
             </wp:anchor>
           </w:drawing>
         </mc:Choice>
-        <mc:Fallback>
+        <mc:Fallback xmlns:cr="http://schemas.microsoft.com/office/comments/2020/reactions" xmlns="http://schemas.microsoft.com/office/tasks/2019/documenttasks" xmlns:dgm="http://schemas.openxmlformats.org/drawingml/2006/diagram" xmlns:lc="http://schemas.openxmlformats.org/drawingml/2006/lockedCanvas" xmlns:c="http://schemas.openxmlformats.org/drawingml/2006/chart" xmlns:pic="http://schemas.openxmlformats.org/drawingml/2006/picture" xmlns:a="http://schemas.openxmlformats.org/drawingml/2006/main" xmlns:sl="http://schemas.openxmlformats.org/schemaLibrary/2006/main">
           <w:drawing>
             <wp:anchor allowOverlap="1" behindDoc="1" distB="0" distT="0" distL="0" distR="0" hidden="0" layoutInCell="1" locked="0" relativeHeight="0" simplePos="0">
               <wp:simplePos x="0" y="0"/>
@@ -1084,19 +857,34 @@
 </w:ftr>
 </file>
 
-<file path=word/numbering.xml><?xml version="1.0" encoding="utf-8"?>
-<w:numbering xmlns:mc="http://schemas.openxmlformats.org/markup-compatibility/2006" xmlns:o="urn:schemas-microsoft-com:office:office" xmlns:r="http://schemas.openxmlformats.org/officeDocument/2006/relationships" xmlns:m="http://schemas.openxmlformats.org/officeDocument/2006/math" xmlns:v="urn:schemas-microsoft-com:vml" xmlns:wp="http://schemas.openxmlformats.org/drawingml/2006/wordprocessingDrawing" xmlns:w10="urn:schemas-microsoft-com:office:word" xmlns:w="http://schemas.openxmlformats.org/wordprocessingml/2006/main" xmlns:wne="http://schemas.microsoft.com/office/word/2006/wordml" xmlns:sl="http://schemas.openxmlformats.org/schemaLibrary/2006/main" xmlns:a="http://schemas.openxmlformats.org/drawingml/2006/main" xmlns:pic="http://schemas.openxmlformats.org/drawingml/2006/picture" xmlns:c="http://schemas.openxmlformats.org/drawingml/2006/chart" xmlns:lc="http://schemas.openxmlformats.org/drawingml/2006/lockedCanvas" xmlns:dgm="http://schemas.openxmlformats.org/drawingml/2006/diagram" xmlns:wps="http://schemas.microsoft.com/office/word/2010/wordprocessingShape" xmlns:wpg="http://schemas.microsoft.com/office/word/2010/wordprocessingGroup" xmlns:w14="http://schemas.microsoft.com/office/word/2010/wordml" xmlns:w15="http://schemas.microsoft.com/office/word/2012/wordml" xmlns:w16="http://schemas.microsoft.com/office/word/2018/wordml" xmlns:w16cex="http://schemas.microsoft.com/office/word/2018/wordml/cex" xmlns:w16cid="http://schemas.microsoft.com/office/word/2016/wordml/cid" xmlns="http://schemas.microsoft.com/office/tasks/2019/documenttasks" xmlns:cr="http://schemas.microsoft.com/office/comments/2020/reactions"/>
+<file path=word/footnotes.xml><?xml version="1.0" encoding="utf-8"?>
+<w:footnotes xmlns:wpc="http://schemas.microsoft.com/office/word/2010/wordprocessingCanvas" xmlns:cx="http://schemas.microsoft.com/office/drawing/2014/chartex" xmlns:cx1="http://schemas.microsoft.com/office/drawing/2015/9/8/chartex" xmlns:cx2="http://schemas.microsoft.com/office/drawing/2015/10/21/chartex" xmlns:cx3="http://schemas.microsoft.com/office/drawing/2016/5/9/chartex" xmlns:cx4="http://schemas.microsoft.com/office/drawing/2016/5/10/chartex" xmlns:cx5="http://schemas.microsoft.com/office/drawing/2016/5/11/chartex" xmlns:cx6="http://schemas.microsoft.com/office/drawing/2016/5/12/chartex" xmlns:cx7="http://schemas.microsoft.com/office/drawing/2016/5/13/chartex" xmlns:cx8="http://schemas.microsoft.com/office/drawing/2016/5/14/chartex" xmlns:mc="http://schemas.openxmlformats.org/markup-compatibility/2006" xmlns:aink="http://schemas.microsoft.com/office/drawing/2016/ink" xmlns:am3d="http://schemas.microsoft.com/office/drawing/2017/model3d" xmlns:o="urn:schemas-microsoft-com:office:office" xmlns:r="http://schemas.openxmlformats.org/officeDocument/2006/relationships" xmlns:m="http://schemas.openxmlformats.org/officeDocument/2006/math" xmlns:v="urn:schemas-microsoft-com:vml" xmlns:wp14="http://schemas.microsoft.com/office/word/2010/wordprocessingDrawing" xmlns:wp="http://schemas.openxmlformats.org/drawingml/2006/wordprocessingDrawing" xmlns:w10="urn:schemas-microsoft-com:office:word" xmlns:w="http://schemas.openxmlformats.org/wordprocessingml/2006/main" xmlns:w14="http://schemas.microsoft.com/office/word/2010/wordml" xmlns:w15="http://schemas.microsoft.com/office/word/2012/wordml" xmlns:w16cex="http://schemas.microsoft.com/office/word/2018/wordml/cex" xmlns:w16cid="http://schemas.microsoft.com/office/word/2016/wordml/cid" xmlns:w16="http://schemas.microsoft.com/office/word/2018/wordml" xmlns:w16se="http://schemas.microsoft.com/office/word/2015/wordml/symex" xmlns:wpg="http://schemas.microsoft.com/office/word/2010/wordprocessingGroup" xmlns:wpi="http://schemas.microsoft.com/office/word/2010/wordprocessingInk" xmlns:wne="http://schemas.microsoft.com/office/word/2006/wordml" xmlns:wps="http://schemas.microsoft.com/office/word/2010/wordprocessingShape" mc:Ignorable="w14 w15 w16se w16cid w16 w16cex wp14">
+  <w:footnote w:type="separator" w:id="-1">
+    <w:p>
+      <w:r>
+        <w:separator/>
+      </w:r>
+    </w:p>
+  </w:footnote>
+  <w:footnote w:type="continuationSeparator" w:id="0">
+    <w:p>
+      <w:r>
+        <w:continuationSeparator/>
+      </w:r>
+    </w:p>
+  </w:footnote>
+</w:footnotes>
 </file>
 
 <file path=word/styles.xml><?xml version="1.0" encoding="utf-8"?>
-<w:styles xmlns:mc="http://schemas.openxmlformats.org/markup-compatibility/2006" xmlns:o="urn:schemas-microsoft-com:office:office" xmlns:r="http://schemas.openxmlformats.org/officeDocument/2006/relationships" xmlns:m="http://schemas.openxmlformats.org/officeDocument/2006/math" xmlns:v="urn:schemas-microsoft-com:vml" xmlns:wp="http://schemas.openxmlformats.org/drawingml/2006/wordprocessingDrawing" xmlns:w10="urn:schemas-microsoft-com:office:word" xmlns:w="http://schemas.openxmlformats.org/wordprocessingml/2006/main" xmlns:wne="http://schemas.microsoft.com/office/word/2006/wordml" xmlns:sl="http://schemas.openxmlformats.org/schemaLibrary/2006/main" xmlns:a="http://schemas.openxmlformats.org/drawingml/2006/main" xmlns:pic="http://schemas.openxmlformats.org/drawingml/2006/picture" xmlns:c="http://schemas.openxmlformats.org/drawingml/2006/chart" xmlns:lc="http://schemas.openxmlformats.org/drawingml/2006/lockedCanvas" xmlns:dgm="http://schemas.openxmlformats.org/drawingml/2006/diagram" xmlns:wps="http://schemas.microsoft.com/office/word/2010/wordprocessingShape" xmlns:wpg="http://schemas.microsoft.com/office/word/2010/wordprocessingGroup" xmlns:w14="http://schemas.microsoft.com/office/word/2010/wordml" xmlns:w15="http://schemas.microsoft.com/office/word/2012/wordml" xmlns:w16="http://schemas.microsoft.com/office/word/2018/wordml" xmlns:w16cex="http://schemas.microsoft.com/office/word/2018/wordml/cex" xmlns:w16cid="http://schemas.microsoft.com/office/word/2016/wordml/cid" xmlns="http://schemas.microsoft.com/office/tasks/2019/documenttasks" xmlns:cr="http://schemas.microsoft.com/office/comments/2020/reactions">
+<w:styles xmlns:mc="http://schemas.openxmlformats.org/markup-compatibility/2006" xmlns:r="http://schemas.openxmlformats.org/officeDocument/2006/relationships" xmlns:w="http://schemas.openxmlformats.org/wordprocessingml/2006/main" xmlns:w14="http://schemas.microsoft.com/office/word/2010/wordml" xmlns:w15="http://schemas.microsoft.com/office/word/2012/wordml" xmlns:w16cex="http://schemas.microsoft.com/office/word/2018/wordml/cex" xmlns:w16cid="http://schemas.microsoft.com/office/word/2016/wordml/cid" xmlns:w16="http://schemas.microsoft.com/office/word/2018/wordml" xmlns:w16se="http://schemas.microsoft.com/office/word/2015/wordml/symex" mc:Ignorable="w14 w15 w16se w16cid w16 w16cex">
   <w:docDefaults>
     <w:rPrDefault>
       <w:rPr>
-        <w:rFonts w:ascii="Calibri" w:cs="Calibri" w:eastAsia="Calibri" w:hAnsi="Calibri"/>
+        <w:rFonts w:ascii="Calibri" w:eastAsia="Calibri" w:hAnsi="Calibri" w:cs="Calibri"/>
         <w:sz w:val="22"/>
         <w:szCs w:val="22"/>
-        <w:lang w:val="pt_PT"/>
+        <w:lang w:val="pt-PT" w:eastAsia="pt-BR" w:bidi="ar-SA"/>
       </w:rPr>
     </w:rPrDefault>
     <w:pPrDefault>
@@ -1105,149 +893,575 @@
       </w:pPr>
     </w:pPrDefault>
   </w:docDefaults>
-  <w:style w:type="table" w:styleId="TableNormal" w:default="1">
-    <w:name w:val="TableNormal"/>
-    <w:tblPr>
-      <w:tblCellMar>
-        <w:top w:w="100.0" w:type="dxa"/>
-        <w:left w:w="100.0" w:type="dxa"/>
-        <w:bottom w:w="100.0" w:type="dxa"/>
-        <w:right w:w="100.0" w:type="dxa"/>
-      </w:tblCellMar>
-    </w:tblPr>
+  <w:latentStyles w:defLockedState="0" w:defUIPriority="99" w:defSemiHidden="0" w:defUnhideWhenUsed="0" w:defQFormat="0" w:count="376">
+    <w:lsdException w:name="Normal" w:uiPriority="0" w:qFormat="1"/>
+    <w:lsdException w:name="heading 1" w:uiPriority="9" w:qFormat="1"/>
+    <w:lsdException w:name="heading 2" w:semiHidden="1" w:uiPriority="9" w:unhideWhenUsed="1" w:qFormat="1"/>
+    <w:lsdException w:name="heading 3" w:semiHidden="1" w:uiPriority="9" w:unhideWhenUsed="1" w:qFormat="1"/>
+    <w:lsdException w:name="heading 4" w:semiHidden="1" w:uiPriority="9" w:unhideWhenUsed="1" w:qFormat="1"/>
+    <w:lsdException w:name="heading 5" w:semiHidden="1" w:uiPriority="9" w:unhideWhenUsed="1" w:qFormat="1"/>
+    <w:lsdException w:name="heading 6" w:semiHidden="1" w:uiPriority="9" w:unhideWhenUsed="1" w:qFormat="1"/>
+    <w:lsdException w:name="heading 7" w:semiHidden="1" w:uiPriority="9" w:unhideWhenUsed="1" w:qFormat="1"/>
+    <w:lsdException w:name="heading 8" w:semiHidden="1" w:uiPriority="9" w:unhideWhenUsed="1" w:qFormat="1"/>
+    <w:lsdException w:name="heading 9" w:semiHidden="1" w:uiPriority="9" w:unhideWhenUsed="1" w:qFormat="1"/>
+    <w:lsdException w:name="index 1" w:semiHidden="1" w:unhideWhenUsed="1"/>
+    <w:lsdException w:name="index 2" w:semiHidden="1" w:unhideWhenUsed="1"/>
+    <w:lsdException w:name="index 3" w:semiHidden="1" w:unhideWhenUsed="1"/>
+    <w:lsdException w:name="index 4" w:semiHidden="1" w:unhideWhenUsed="1"/>
+    <w:lsdException w:name="index 5" w:semiHidden="1" w:unhideWhenUsed="1"/>
+    <w:lsdException w:name="index 6" w:semiHidden="1" w:unhideWhenUsed="1"/>
+    <w:lsdException w:name="index 7" w:semiHidden="1" w:unhideWhenUsed="1"/>
+    <w:lsdException w:name="index 8" w:semiHidden="1" w:unhideWhenUsed="1"/>
+    <w:lsdException w:name="index 9" w:semiHidden="1" w:unhideWhenUsed="1"/>
+    <w:lsdException w:name="toc 1" w:semiHidden="1" w:uiPriority="39" w:unhideWhenUsed="1"/>
+    <w:lsdException w:name="toc 2" w:semiHidden="1" w:uiPriority="39" w:unhideWhenUsed="1"/>
+    <w:lsdException w:name="toc 3" w:semiHidden="1" w:uiPriority="39" w:unhideWhenUsed="1"/>
+    <w:lsdException w:name="toc 4" w:semiHidden="1" w:uiPriority="39" w:unhideWhenUsed="1"/>
+    <w:lsdException w:name="toc 5" w:semiHidden="1" w:uiPriority="39" w:unhideWhenUsed="1"/>
+    <w:lsdException w:name="toc 6" w:semiHidden="1" w:uiPriority="39" w:unhideWhenUsed="1"/>
+    <w:lsdException w:name="toc 7" w:semiHidden="1" w:uiPriority="39" w:unhideWhenUsed="1"/>
+    <w:lsdException w:name="toc 8" w:semiHidden="1" w:uiPriority="39" w:unhideWhenUsed="1"/>
+    <w:lsdException w:name="toc 9" w:semiHidden="1" w:uiPriority="39" w:unhideWhenUsed="1"/>
+    <w:lsdException w:name="Normal Indent" w:semiHidden="1" w:unhideWhenUsed="1"/>
+    <w:lsdException w:name="footnote text" w:semiHidden="1" w:unhideWhenUsed="1"/>
+    <w:lsdException w:name="annotation text" w:semiHidden="1" w:unhideWhenUsed="1"/>
+    <w:lsdException w:name="header" w:semiHidden="1" w:unhideWhenUsed="1"/>
+    <w:lsdException w:name="footer" w:semiHidden="1" w:unhideWhenUsed="1"/>
+    <w:lsdException w:name="index heading" w:semiHidden="1" w:unhideWhenUsed="1"/>
+    <w:lsdException w:name="caption" w:semiHidden="1" w:uiPriority="35" w:unhideWhenUsed="1" w:qFormat="1"/>
+    <w:lsdException w:name="table of figures" w:semiHidden="1" w:unhideWhenUsed="1"/>
+    <w:lsdException w:name="envelope address" w:semiHidden="1" w:unhideWhenUsed="1"/>
+    <w:lsdException w:name="envelope return" w:semiHidden="1" w:unhideWhenUsed="1"/>
+    <w:lsdException w:name="footnote reference" w:semiHidden="1" w:unhideWhenUsed="1"/>
+    <w:lsdException w:name="annotation reference" w:semiHidden="1" w:unhideWhenUsed="1"/>
+    <w:lsdException w:name="line number" w:semiHidden="1" w:unhideWhenUsed="1"/>
+    <w:lsdException w:name="page number" w:semiHidden="1" w:unhideWhenUsed="1"/>
+    <w:lsdException w:name="endnote reference" w:semiHidden="1" w:unhideWhenUsed="1"/>
+    <w:lsdException w:name="endnote text" w:semiHidden="1" w:unhideWhenUsed="1"/>
+    <w:lsdException w:name="table of authorities" w:semiHidden="1" w:unhideWhenUsed="1"/>
+    <w:lsdException w:name="macro" w:semiHidden="1" w:unhideWhenUsed="1"/>
+    <w:lsdException w:name="toa heading" w:semiHidden="1" w:unhideWhenUsed="1"/>
+    <w:lsdException w:name="List" w:semiHidden="1" w:unhideWhenUsed="1"/>
+    <w:lsdException w:name="List Bullet" w:semiHidden="1" w:unhideWhenUsed="1"/>
+    <w:lsdException w:name="List Number" w:semiHidden="1" w:unhideWhenUsed="1"/>
+    <w:lsdException w:name="List 2" w:semiHidden="1" w:unhideWhenUsed="1"/>
+    <w:lsdException w:name="List 3" w:semiHidden="1" w:unhideWhenUsed="1"/>
+    <w:lsdException w:name="List 4" w:semiHidden="1" w:unhideWhenUsed="1"/>
+    <w:lsdException w:name="List 5" w:semiHidden="1" w:unhideWhenUsed="1"/>
+    <w:lsdException w:name="List Bullet 2" w:semiHidden="1" w:unhideWhenUsed="1"/>
+    <w:lsdException w:name="List Bullet 3" w:semiHidden="1" w:unhideWhenUsed="1"/>
+    <w:lsdException w:name="List Bullet 4" w:semiHidden="1" w:unhideWhenUsed="1"/>
+    <w:lsdException w:name="List Bullet 5" w:semiHidden="1" w:unhideWhenUsed="1"/>
+    <w:lsdException w:name="List Number 2" w:semiHidden="1" w:unhideWhenUsed="1"/>
+    <w:lsdException w:name="List Number 3" w:semiHidden="1" w:unhideWhenUsed="1"/>
+    <w:lsdException w:name="List Number 4" w:semiHidden="1" w:unhideWhenUsed="1"/>
+    <w:lsdException w:name="List Number 5" w:semiHidden="1" w:unhideWhenUsed="1"/>
+    <w:lsdException w:name="Title" w:uiPriority="10" w:qFormat="1"/>
+    <w:lsdException w:name="Closing" w:semiHidden="1" w:unhideWhenUsed="1"/>
+    <w:lsdException w:name="Signature" w:semiHidden="1" w:unhideWhenUsed="1"/>
+    <w:lsdException w:name="Default Paragraph Font" w:semiHidden="1" w:uiPriority="1" w:unhideWhenUsed="1"/>
+    <w:lsdException w:name="Body Text" w:semiHidden="1" w:unhideWhenUsed="1"/>
+    <w:lsdException w:name="Body Text Indent" w:semiHidden="1" w:unhideWhenUsed="1"/>
+    <w:lsdException w:name="List Continue" w:semiHidden="1" w:unhideWhenUsed="1"/>
+    <w:lsdException w:name="List Continue 2" w:semiHidden="1" w:unhideWhenUsed="1"/>
+    <w:lsdException w:name="List Continue 3" w:semiHidden="1" w:unhideWhenUsed="1"/>
+    <w:lsdException w:name="List Continue 4" w:semiHidden="1" w:unhideWhenUsed="1"/>
+    <w:lsdException w:name="List Continue 5" w:semiHidden="1" w:unhideWhenUsed="1"/>
+    <w:lsdException w:name="Message Header" w:semiHidden="1" w:unhideWhenUsed="1"/>
+    <w:lsdException w:name="Subtitle" w:uiPriority="11" w:qFormat="1"/>
+    <w:lsdException w:name="Salutation" w:semiHidden="1" w:unhideWhenUsed="1"/>
+    <w:lsdException w:name="Date" w:semiHidden="1" w:unhideWhenUsed="1"/>
+    <w:lsdException w:name="Body Text First Indent" w:semiHidden="1" w:unhideWhenUsed="1"/>
+    <w:lsdException w:name="Body Text First Indent 2" w:semiHidden="1" w:unhideWhenUsed="1"/>
+    <w:lsdException w:name="Note Heading" w:semiHidden="1" w:unhideWhenUsed="1"/>
+    <w:lsdException w:name="Body Text 2" w:semiHidden="1" w:unhideWhenUsed="1"/>
+    <w:lsdException w:name="Body Text 3" w:semiHidden="1" w:unhideWhenUsed="1"/>
+    <w:lsdException w:name="Body Text Indent 2" w:semiHidden="1" w:unhideWhenUsed="1"/>
+    <w:lsdException w:name="Body Text Indent 3" w:semiHidden="1" w:unhideWhenUsed="1"/>
+    <w:lsdException w:name="Block Text" w:semiHidden="1" w:unhideWhenUsed="1"/>
+    <w:lsdException w:name="Hyperlink" w:semiHidden="1" w:unhideWhenUsed="1"/>
+    <w:lsdException w:name="FollowedHyperlink" w:semiHidden="1" w:unhideWhenUsed="1"/>
+    <w:lsdException w:name="Strong" w:uiPriority="22" w:qFormat="1"/>
+    <w:lsdException w:name="Emphasis" w:uiPriority="20" w:qFormat="1"/>
+    <w:lsdException w:name="Document Map" w:semiHidden="1" w:unhideWhenUsed="1"/>
+    <w:lsdException w:name="Plain Text" w:semiHidden="1" w:unhideWhenUsed="1"/>
+    <w:lsdException w:name="E-mail Signature" w:semiHidden="1" w:unhideWhenUsed="1"/>
+    <w:lsdException w:name="HTML Top of Form" w:semiHidden="1" w:unhideWhenUsed="1"/>
+    <w:lsdException w:name="HTML Bottom of Form" w:semiHidden="1" w:unhideWhenUsed="1"/>
+    <w:lsdException w:name="Normal (Web)" w:semiHidden="1" w:unhideWhenUsed="1"/>
+    <w:lsdException w:name="HTML Acronym" w:semiHidden="1" w:unhideWhenUsed="1"/>
+    <w:lsdException w:name="HTML Address" w:semiHidden="1" w:unhideWhenUsed="1"/>
+    <w:lsdException w:name="HTML Cite" w:semiHidden="1" w:unhideWhenUsed="1"/>
+    <w:lsdException w:name="HTML Code" w:semiHidden="1" w:unhideWhenUsed="1"/>
+    <w:lsdException w:name="HTML Definition" w:semiHidden="1" w:unhideWhenUsed="1"/>
+    <w:lsdException w:name="HTML Keyboard" w:semiHidden="1" w:unhideWhenUsed="1"/>
+    <w:lsdException w:name="HTML Preformatted" w:semiHidden="1" w:unhideWhenUsed="1"/>
+    <w:lsdException w:name="HTML Sample" w:semiHidden="1" w:unhideWhenUsed="1"/>
+    <w:lsdException w:name="HTML Typewriter" w:semiHidden="1" w:unhideWhenUsed="1"/>
+    <w:lsdException w:name="HTML Variable" w:semiHidden="1" w:unhideWhenUsed="1"/>
+    <w:lsdException w:name="Normal Table" w:semiHidden="1" w:unhideWhenUsed="1"/>
+    <w:lsdException w:name="annotation subject" w:semiHidden="1" w:unhideWhenUsed="1"/>
+    <w:lsdException w:name="No List" w:semiHidden="1" w:unhideWhenUsed="1"/>
+    <w:lsdException w:name="Outline List 1" w:semiHidden="1" w:unhideWhenUsed="1"/>
+    <w:lsdException w:name="Outline List 2" w:semiHidden="1" w:unhideWhenUsed="1"/>
+    <w:lsdException w:name="Outline List 3" w:semiHidden="1" w:unhideWhenUsed="1"/>
+    <w:lsdException w:name="Table Simple 1" w:semiHidden="1" w:unhideWhenUsed="1"/>
+    <w:lsdException w:name="Table Simple 2" w:semiHidden="1" w:unhideWhenUsed="1"/>
+    <w:lsdException w:name="Table Simple 3" w:semiHidden="1" w:unhideWhenUsed="1"/>
+    <w:lsdException w:name="Table Classic 1" w:semiHidden="1" w:unhideWhenUsed="1"/>
+    <w:lsdException w:name="Table Classic 2" w:semiHidden="1" w:unhideWhenUsed="1"/>
+    <w:lsdException w:name="Table Classic 3" w:semiHidden="1" w:unhideWhenUsed="1"/>
+    <w:lsdException w:name="Table Classic 4" w:semiHidden="1" w:unhideWhenUsed="1"/>
+    <w:lsdException w:name="Table Colorful 1" w:semiHidden="1" w:unhideWhenUsed="1"/>
+    <w:lsdException w:name="Table Colorful 2" w:semiHidden="1" w:unhideWhenUsed="1"/>
+    <w:lsdException w:name="Table Colorful 3" w:semiHidden="1" w:unhideWhenUsed="1"/>
+    <w:lsdException w:name="Table Columns 1" w:semiHidden="1" w:unhideWhenUsed="1"/>
+    <w:lsdException w:name="Table Columns 2" w:semiHidden="1" w:unhideWhenUsed="1"/>
+    <w:lsdException w:name="Table Columns 3" w:semiHidden="1" w:unhideWhenUsed="1"/>
+    <w:lsdException w:name="Table Columns 4" w:semiHidden="1" w:unhideWhenUsed="1"/>
+    <w:lsdException w:name="Table Columns 5" w:semiHidden="1" w:unhideWhenUsed="1"/>
+    <w:lsdException w:name="Table Grid 1" w:semiHidden="1" w:unhideWhenUsed="1"/>
+    <w:lsdException w:name="Table Grid 2" w:semiHidden="1" w:unhideWhenUsed="1"/>
+    <w:lsdException w:name="Table Grid 3" w:semiHidden="1" w:unhideWhenUsed="1"/>
+    <w:lsdException w:name="Table Grid 4" w:semiHidden="1" w:unhideWhenUsed="1"/>
+    <w:lsdException w:name="Table Grid 5" w:semiHidden="1" w:unhideWhenUsed="1"/>
+    <w:lsdException w:name="Table Grid 6" w:semiHidden="1" w:unhideWhenUsed="1"/>
+    <w:lsdException w:name="Table Grid 7" w:semiHidden="1" w:unhideWhenUsed="1"/>
+    <w:lsdException w:name="Table Grid 8" w:semiHidden="1" w:unhideWhenUsed="1"/>
+    <w:lsdException w:name="Table List 1" w:semiHidden="1" w:unhideWhenUsed="1"/>
+    <w:lsdException w:name="Table List 2" w:semiHidden="1" w:unhideWhenUsed="1"/>
+    <w:lsdException w:name="Table List 3" w:semiHidden="1" w:unhideWhenUsed="1"/>
+    <w:lsdException w:name="Table List 4" w:semiHidden="1" w:unhideWhenUsed="1"/>
+    <w:lsdException w:name="Table List 5" w:semiHidden="1" w:unhideWhenUsed="1"/>
+    <w:lsdException w:name="Table List 6" w:semiHidden="1" w:unhideWhenUsed="1"/>
+    <w:lsdException w:name="Table List 7" w:semiHidden="1" w:unhideWhenUsed="1"/>
+    <w:lsdException w:name="Table List 8" w:semiHidden="1" w:unhideWhenUsed="1"/>
+    <w:lsdException w:name="Table 3D effects 1" w:semiHidden="1" w:unhideWhenUsed="1"/>
+    <w:lsdException w:name="Table 3D effects 2" w:semiHidden="1" w:unhideWhenUsed="1"/>
+    <w:lsdException w:name="Table 3D effects 3" w:semiHidden="1" w:unhideWhenUsed="1"/>
+    <w:lsdException w:name="Table Contemporary" w:semiHidden="1" w:unhideWhenUsed="1"/>
+    <w:lsdException w:name="Table Elegant" w:semiHidden="1" w:unhideWhenUsed="1"/>
+    <w:lsdException w:name="Table Professional" w:semiHidden="1" w:unhideWhenUsed="1"/>
+    <w:lsdException w:name="Table Subtle 1" w:semiHidden="1" w:unhideWhenUsed="1"/>
+    <w:lsdException w:name="Table Subtle 2" w:semiHidden="1" w:unhideWhenUsed="1"/>
+    <w:lsdException w:name="Table Web 1" w:semiHidden="1" w:unhideWhenUsed="1"/>
+    <w:lsdException w:name="Table Web 2" w:semiHidden="1" w:unhideWhenUsed="1"/>
+    <w:lsdException w:name="Table Web 3" w:semiHidden="1" w:unhideWhenUsed="1"/>
+    <w:lsdException w:name="Balloon Text" w:semiHidden="1" w:unhideWhenUsed="1"/>
+    <w:lsdException w:name="Table Grid" w:uiPriority="39"/>
+    <w:lsdException w:name="Table Theme" w:semiHidden="1" w:unhideWhenUsed="1"/>
+    <w:lsdException w:name="Placeholder Text" w:semiHidden="1"/>
+    <w:lsdException w:name="No Spacing" w:uiPriority="1" w:qFormat="1"/>
+    <w:lsdException w:name="Light Shading" w:uiPriority="60"/>
+    <w:lsdException w:name="Light List" w:uiPriority="61"/>
+    <w:lsdException w:name="Light Grid" w:uiPriority="62"/>
+    <w:lsdException w:name="Medium Shading 1" w:uiPriority="63"/>
+    <w:lsdException w:name="Medium Shading 2" w:uiPriority="64"/>
+    <w:lsdException w:name="Medium List 1" w:uiPriority="65"/>
+    <w:lsdException w:name="Medium List 2" w:uiPriority="66"/>
+    <w:lsdException w:name="Medium Grid 1" w:uiPriority="67"/>
+    <w:lsdException w:name="Medium Grid 2" w:uiPriority="68"/>
+    <w:lsdException w:name="Medium Grid 3" w:uiPriority="69"/>
+    <w:lsdException w:name="Dark List" w:uiPriority="70"/>
+    <w:lsdException w:name="Colorful Shading" w:uiPriority="71"/>
+    <w:lsdException w:name="Colorful List" w:uiPriority="72"/>
+    <w:lsdException w:name="Colorful Grid" w:uiPriority="73"/>
+    <w:lsdException w:name="Light Shading Accent 1" w:uiPriority="60"/>
+    <w:lsdException w:name="Light List Accent 1" w:uiPriority="61"/>
+    <w:lsdException w:name="Light Grid Accent 1" w:uiPriority="62"/>
+    <w:lsdException w:name="Medium Shading 1 Accent 1" w:uiPriority="63"/>
+    <w:lsdException w:name="Medium Shading 2 Accent 1" w:uiPriority="64"/>
+    <w:lsdException w:name="Medium List 1 Accent 1" w:uiPriority="65"/>
+    <w:lsdException w:name="Revision" w:semiHidden="1"/>
+    <w:lsdException w:name="List Paragraph" w:uiPriority="34" w:qFormat="1"/>
+    <w:lsdException w:name="Quote" w:uiPriority="29" w:qFormat="1"/>
+    <w:lsdException w:name="Intense Quote" w:uiPriority="30" w:qFormat="1"/>
+    <w:lsdException w:name="Medium List 2 Accent 1" w:uiPriority="66"/>
+    <w:lsdException w:name="Medium Grid 1 Accent 1" w:uiPriority="67"/>
+    <w:lsdException w:name="Medium Grid 2 Accent 1" w:uiPriority="68"/>
+    <w:lsdException w:name="Medium Grid 3 Accent 1" w:uiPriority="69"/>
+    <w:lsdException w:name="Dark List Accent 1" w:uiPriority="70"/>
+    <w:lsdException w:name="Colorful Shading Accent 1" w:uiPriority="71"/>
+    <w:lsdException w:name="Colorful List Accent 1" w:uiPriority="72"/>
+    <w:lsdException w:name="Colorful Grid Accent 1" w:uiPriority="73"/>
+    <w:lsdException w:name="Light Shading Accent 2" w:uiPriority="60"/>
+    <w:lsdException w:name="Light List Accent 2" w:uiPriority="61"/>
+    <w:lsdException w:name="Light Grid Accent 2" w:uiPriority="62"/>
+    <w:lsdException w:name="Medium Shading 1 Accent 2" w:uiPriority="63"/>
+    <w:lsdException w:name="Medium Shading 2 Accent 2" w:uiPriority="64"/>
+    <w:lsdException w:name="Medium List 1 Accent 2" w:uiPriority="65"/>
+    <w:lsdException w:name="Medium List 2 Accent 2" w:uiPriority="66"/>
+    <w:lsdException w:name="Medium Grid 1 Accent 2" w:uiPriority="67"/>
+    <w:lsdException w:name="Medium Grid 2 Accent 2" w:uiPriority="68"/>
+    <w:lsdException w:name="Medium Grid 3 Accent 2" w:uiPriority="69"/>
+    <w:lsdException w:name="Dark List Accent 2" w:uiPriority="70"/>
+    <w:lsdException w:name="Colorful Shading Accent 2" w:uiPriority="71"/>
+    <w:lsdException w:name="Colorful List Accent 2" w:uiPriority="72"/>
+    <w:lsdException w:name="Colorful Grid Accent 2" w:uiPriority="73"/>
+    <w:lsdException w:name="Light Shading Accent 3" w:uiPriority="60"/>
+    <w:lsdException w:name="Light List Accent 3" w:uiPriority="61"/>
+    <w:lsdException w:name="Light Grid Accent 3" w:uiPriority="62"/>
+    <w:lsdException w:name="Medium Shading 1 Accent 3" w:uiPriority="63"/>
+    <w:lsdException w:name="Medium Shading 2 Accent 3" w:uiPriority="64"/>
+    <w:lsdException w:name="Medium List 1 Accent 3" w:uiPriority="65"/>
+    <w:lsdException w:name="Medium List 2 Accent 3" w:uiPriority="66"/>
+    <w:lsdException w:name="Medium Grid 1 Accent 3" w:uiPriority="67"/>
+    <w:lsdException w:name="Medium Grid 2 Accent 3" w:uiPriority="68"/>
+    <w:lsdException w:name="Medium Grid 3 Accent 3" w:uiPriority="69"/>
+    <w:lsdException w:name="Dark List Accent 3" w:uiPriority="70"/>
+    <w:lsdException w:name="Colorful Shading Accent 3" w:uiPriority="71"/>
+    <w:lsdException w:name="Colorful List Accent 3" w:uiPriority="72"/>
+    <w:lsdException w:name="Colorful Grid Accent 3" w:uiPriority="73"/>
+    <w:lsdException w:name="Light Shading Accent 4" w:uiPriority="60"/>
+    <w:lsdException w:name="Light List Accent 4" w:uiPriority="61"/>
+    <w:lsdException w:name="Light Grid Accent 4" w:uiPriority="62"/>
+    <w:lsdException w:name="Medium Shading 1 Accent 4" w:uiPriority="63"/>
+    <w:lsdException w:name="Medium Shading 2 Accent 4" w:uiPriority="64"/>
+    <w:lsdException w:name="Medium List 1 Accent 4" w:uiPriority="65"/>
+    <w:lsdException w:name="Medium List 2 Accent 4" w:uiPriority="66"/>
+    <w:lsdException w:name="Medium Grid 1 Accent 4" w:uiPriority="67"/>
+    <w:lsdException w:name="Medium Grid 2 Accent 4" w:uiPriority="68"/>
+    <w:lsdException w:name="Medium Grid 3 Accent 4" w:uiPriority="69"/>
+    <w:lsdException w:name="Dark List Accent 4" w:uiPriority="70"/>
+    <w:lsdException w:name="Colorful Shading Accent 4" w:uiPriority="71"/>
+    <w:lsdException w:name="Colorful List Accent 4" w:uiPriority="72"/>
+    <w:lsdException w:name="Colorful Grid Accent 4" w:uiPriority="73"/>
+    <w:lsdException w:name="Light Shading Accent 5" w:uiPriority="60"/>
+    <w:lsdException w:name="Light List Accent 5" w:uiPriority="61"/>
+    <w:lsdException w:name="Light Grid Accent 5" w:uiPriority="62"/>
+    <w:lsdException w:name="Medium Shading 1 Accent 5" w:uiPriority="63"/>
+    <w:lsdException w:name="Medium Shading 2 Accent 5" w:uiPriority="64"/>
+    <w:lsdException w:name="Medium List 1 Accent 5" w:uiPriority="65"/>
+    <w:lsdException w:name="Medium List 2 Accent 5" w:uiPriority="66"/>
+    <w:lsdException w:name="Medium Grid 1 Accent 5" w:uiPriority="67"/>
+    <w:lsdException w:name="Medium Grid 2 Accent 5" w:uiPriority="68"/>
+    <w:lsdException w:name="Medium Grid 3 Accent 5" w:uiPriority="69"/>
+    <w:lsdException w:name="Dark List Accent 5" w:uiPriority="70"/>
+    <w:lsdException w:name="Colorful Shading Accent 5" w:uiPriority="71"/>
+    <w:lsdException w:name="Colorful List Accent 5" w:uiPriority="72"/>
+    <w:lsdException w:name="Colorful Grid Accent 5" w:uiPriority="73"/>
+    <w:lsdException w:name="Light Shading Accent 6" w:uiPriority="60"/>
+    <w:lsdException w:name="Light List Accent 6" w:uiPriority="61"/>
+    <w:lsdException w:name="Light Grid Accent 6" w:uiPriority="62"/>
+    <w:lsdException w:name="Medium Shading 1 Accent 6" w:uiPriority="63"/>
+    <w:lsdException w:name="Medium Shading 2 Accent 6" w:uiPriority="64"/>
+    <w:lsdException w:name="Medium List 1 Accent 6" w:uiPriority="65"/>
+    <w:lsdException w:name="Medium List 2 Accent 6" w:uiPriority="66"/>
+    <w:lsdException w:name="Medium Grid 1 Accent 6" w:uiPriority="67"/>
+    <w:lsdException w:name="Medium Grid 2 Accent 6" w:uiPriority="68"/>
+    <w:lsdException w:name="Medium Grid 3 Accent 6" w:uiPriority="69"/>
+    <w:lsdException w:name="Dark List Accent 6" w:uiPriority="70"/>
+    <w:lsdException w:name="Colorful Shading Accent 6" w:uiPriority="71"/>
+    <w:lsdException w:name="Colorful List Accent 6" w:uiPriority="72"/>
+    <w:lsdException w:name="Colorful Grid Accent 6" w:uiPriority="73"/>
+    <w:lsdException w:name="Subtle Emphasis" w:uiPriority="19" w:qFormat="1"/>
+    <w:lsdException w:name="Intense Emphasis" w:uiPriority="21" w:qFormat="1"/>
+    <w:lsdException w:name="Subtle Reference" w:uiPriority="31" w:qFormat="1"/>
+    <w:lsdException w:name="Intense Reference" w:uiPriority="32" w:qFormat="1"/>
+    <w:lsdException w:name="Book Title" w:uiPriority="33" w:qFormat="1"/>
+    <w:lsdException w:name="Bibliography" w:semiHidden="1" w:uiPriority="37" w:unhideWhenUsed="1"/>
+    <w:lsdException w:name="TOC Heading" w:semiHidden="1" w:uiPriority="39" w:unhideWhenUsed="1" w:qFormat="1"/>
+    <w:lsdException w:name="Plain Table 1" w:uiPriority="41"/>
+    <w:lsdException w:name="Plain Table 2" w:uiPriority="42"/>
+    <w:lsdException w:name="Plain Table 3" w:uiPriority="43"/>
+    <w:lsdException w:name="Plain Table 4" w:uiPriority="44"/>
+    <w:lsdException w:name="Plain Table 5" w:uiPriority="45"/>
+    <w:lsdException w:name="Grid Table Light" w:uiPriority="40"/>
+    <w:lsdException w:name="Grid Table 1 Light" w:uiPriority="46"/>
+    <w:lsdException w:name="Grid Table 2" w:uiPriority="47"/>
+    <w:lsdException w:name="Grid Table 3" w:uiPriority="48"/>
+    <w:lsdException w:name="Grid Table 4" w:uiPriority="49"/>
+    <w:lsdException w:name="Grid Table 5 Dark" w:uiPriority="50"/>
+    <w:lsdException w:name="Grid Table 6 Colorful" w:uiPriority="51"/>
+    <w:lsdException w:name="Grid Table 7 Colorful" w:uiPriority="52"/>
+    <w:lsdException w:name="Grid Table 1 Light Accent 1" w:uiPriority="46"/>
+    <w:lsdException w:name="Grid Table 2 Accent 1" w:uiPriority="47"/>
+    <w:lsdException w:name="Grid Table 3 Accent 1" w:uiPriority="48"/>
+    <w:lsdException w:name="Grid Table 4 Accent 1" w:uiPriority="49"/>
+    <w:lsdException w:name="Grid Table 5 Dark Accent 1" w:uiPriority="50"/>
+    <w:lsdException w:name="Grid Table 6 Colorful Accent 1" w:uiPriority="51"/>
+    <w:lsdException w:name="Grid Table 7 Colorful Accent 1" w:uiPriority="52"/>
+    <w:lsdException w:name="Grid Table 1 Light Accent 2" w:uiPriority="46"/>
+    <w:lsdException w:name="Grid Table 2 Accent 2" w:uiPriority="47"/>
+    <w:lsdException w:name="Grid Table 3 Accent 2" w:uiPriority="48"/>
+    <w:lsdException w:name="Grid Table 4 Accent 2" w:uiPriority="49"/>
+    <w:lsdException w:name="Grid Table 5 Dark Accent 2" w:uiPriority="50"/>
+    <w:lsdException w:name="Grid Table 6 Colorful Accent 2" w:uiPriority="51"/>
+    <w:lsdException w:name="Grid Table 7 Colorful Accent 2" w:uiPriority="52"/>
+    <w:lsdException w:name="Grid Table 1 Light Accent 3" w:uiPriority="46"/>
+    <w:lsdException w:name="Grid Table 2 Accent 3" w:uiPriority="47"/>
+    <w:lsdException w:name="Grid Table 3 Accent 3" w:uiPriority="48"/>
+    <w:lsdException w:name="Grid Table 4 Accent 3" w:uiPriority="49"/>
+    <w:lsdException w:name="Grid Table 5 Dark Accent 3" w:uiPriority="50"/>
+    <w:lsdException w:name="Grid Table 6 Colorful Accent 3" w:uiPriority="51"/>
+    <w:lsdException w:name="Grid Table 7 Colorful Accent 3" w:uiPriority="52"/>
+    <w:lsdException w:name="Grid Table 1 Light Accent 4" w:uiPriority="46"/>
+    <w:lsdException w:name="Grid Table 2 Accent 4" w:uiPriority="47"/>
+    <w:lsdException w:name="Grid Table 3 Accent 4" w:uiPriority="48"/>
+    <w:lsdException w:name="Grid Table 4 Accent 4" w:uiPriority="49"/>
+    <w:lsdException w:name="Grid Table 5 Dark Accent 4" w:uiPriority="50"/>
+    <w:lsdException w:name="Grid Table 6 Colorful Accent 4" w:uiPriority="51"/>
+    <w:lsdException w:name="Grid Table 7 Colorful Accent 4" w:uiPriority="52"/>
+    <w:lsdException w:name="Grid Table 1 Light Accent 5" w:uiPriority="46"/>
+    <w:lsdException w:name="Grid Table 2 Accent 5" w:uiPriority="47"/>
+    <w:lsdException w:name="Grid Table 3 Accent 5" w:uiPriority="48"/>
+    <w:lsdException w:name="Grid Table 4 Accent 5" w:uiPriority="49"/>
+    <w:lsdException w:name="Grid Table 5 Dark Accent 5" w:uiPriority="50"/>
+    <w:lsdException w:name="Grid Table 6 Colorful Accent 5" w:uiPriority="51"/>
+    <w:lsdException w:name="Grid Table 7 Colorful Accent 5" w:uiPriority="52"/>
+    <w:lsdException w:name="Grid Table 1 Light Accent 6" w:uiPriority="46"/>
+    <w:lsdException w:name="Grid Table 2 Accent 6" w:uiPriority="47"/>
+    <w:lsdException w:name="Grid Table 3 Accent 6" w:uiPriority="48"/>
+    <w:lsdException w:name="Grid Table 4 Accent 6" w:uiPriority="49"/>
+    <w:lsdException w:name="Grid Table 5 Dark Accent 6" w:uiPriority="50"/>
+    <w:lsdException w:name="Grid Table 6 Colorful Accent 6" w:uiPriority="51"/>
+    <w:lsdException w:name="Grid Table 7 Colorful Accent 6" w:uiPriority="52"/>
+    <w:lsdException w:name="List Table 1 Light" w:uiPriority="46"/>
+    <w:lsdException w:name="List Table 2" w:uiPriority="47"/>
+    <w:lsdException w:name="List Table 3" w:uiPriority="48"/>
+    <w:lsdException w:name="List Table 4" w:uiPriority="49"/>
+    <w:lsdException w:name="List Table 5 Dark" w:uiPriority="50"/>
+    <w:lsdException w:name="List Table 6 Colorful" w:uiPriority="51"/>
+    <w:lsdException w:name="List Table 7 Colorful" w:uiPriority="52"/>
+    <w:lsdException w:name="List Table 1 Light Accent 1" w:uiPriority="46"/>
+    <w:lsdException w:name="List Table 2 Accent 1" w:uiPriority="47"/>
+    <w:lsdException w:name="List Table 3 Accent 1" w:uiPriority="48"/>
+    <w:lsdException w:name="List Table 4 Accent 1" w:uiPriority="49"/>
+    <w:lsdException w:name="List Table 5 Dark Accent 1" w:uiPriority="50"/>
+    <w:lsdException w:name="List Table 6 Colorful Accent 1" w:uiPriority="51"/>
+    <w:lsdException w:name="List Table 7 Colorful Accent 1" w:uiPriority="52"/>
+    <w:lsdException w:name="List Table 1 Light Accent 2" w:uiPriority="46"/>
+    <w:lsdException w:name="List Table 2 Accent 2" w:uiPriority="47"/>
+    <w:lsdException w:name="List Table 3 Accent 2" w:uiPriority="48"/>
+    <w:lsdException w:name="List Table 4 Accent 2" w:uiPriority="49"/>
+    <w:lsdException w:name="List Table 5 Dark Accent 2" w:uiPriority="50"/>
+    <w:lsdException w:name="List Table 6 Colorful Accent 2" w:uiPriority="51"/>
+    <w:lsdException w:name="List Table 7 Colorful Accent 2" w:uiPriority="52"/>
+    <w:lsdException w:name="List Table 1 Light Accent 3" w:uiPriority="46"/>
+    <w:lsdException w:name="List Table 2 Accent 3" w:uiPriority="47"/>
+    <w:lsdException w:name="List Table 3 Accent 3" w:uiPriority="48"/>
+    <w:lsdException w:name="List Table 4 Accent 3" w:uiPriority="49"/>
+    <w:lsdException w:name="List Table 5 Dark Accent 3" w:uiPriority="50"/>
+    <w:lsdException w:name="List Table 6 Colorful Accent 3" w:uiPriority="51"/>
+    <w:lsdException w:name="List Table 7 Colorful Accent 3" w:uiPriority="52"/>
+    <w:lsdException w:name="List Table 1 Light Accent 4" w:uiPriority="46"/>
+    <w:lsdException w:name="List Table 2 Accent 4" w:uiPriority="47"/>
+    <w:lsdException w:name="List Table 3 Accent 4" w:uiPriority="48"/>
+    <w:lsdException w:name="List Table 4 Accent 4" w:uiPriority="49"/>
+    <w:lsdException w:name="List Table 5 Dark Accent 4" w:uiPriority="50"/>
+    <w:lsdException w:name="List Table 6 Colorful Accent 4" w:uiPriority="51"/>
+    <w:lsdException w:name="List Table 7 Colorful Accent 4" w:uiPriority="52"/>
+    <w:lsdException w:name="List Table 1 Light Accent 5" w:uiPriority="46"/>
+    <w:lsdException w:name="List Table 2 Accent 5" w:uiPriority="47"/>
+    <w:lsdException w:name="List Table 3 Accent 5" w:uiPriority="48"/>
+    <w:lsdException w:name="List Table 4 Accent 5" w:uiPriority="49"/>
+    <w:lsdException w:name="List Table 5 Dark Accent 5" w:uiPriority="50"/>
+    <w:lsdException w:name="List Table 6 Colorful Accent 5" w:uiPriority="51"/>
+    <w:lsdException w:name="List Table 7 Colorful Accent 5" w:uiPriority="52"/>
+    <w:lsdException w:name="List Table 1 Light Accent 6" w:uiPriority="46"/>
+    <w:lsdException w:name="List Table 2 Accent 6" w:uiPriority="47"/>
+    <w:lsdException w:name="List Table 3 Accent 6" w:uiPriority="48"/>
+    <w:lsdException w:name="List Table 4 Accent 6" w:uiPriority="49"/>
+    <w:lsdException w:name="List Table 5 Dark Accent 6" w:uiPriority="50"/>
+    <w:lsdException w:name="List Table 6 Colorful Accent 6" w:uiPriority="51"/>
+    <w:lsdException w:name="List Table 7 Colorful Accent 6" w:uiPriority="52"/>
+    <w:lsdException w:name="Mention" w:semiHidden="1" w:unhideWhenUsed="1"/>
+    <w:lsdException w:name="Smart Hyperlink" w:semiHidden="1" w:unhideWhenUsed="1"/>
+    <w:lsdException w:name="Hashtag" w:semiHidden="1" w:unhideWhenUsed="1"/>
+    <w:lsdException w:name="Unresolved Mention" w:semiHidden="1" w:unhideWhenUsed="1"/>
+    <w:lsdException w:name="Smart Link" w:semiHidden="1" w:unhideWhenUsed="1"/>
+  </w:latentStyles>
+  <w:style w:type="paragraph" w:default="1" w:styleId="Normal">
+    <w:name w:val="Normal"/>
+    <w:qFormat/>
   </w:style>
-  <w:style w:type="paragraph" w:styleId="Normal" w:default="1">
-    <w:name w:val="normal"/>
-  </w:style>
-  <w:style w:type="paragraph" w:styleId="Heading1">
+  <w:style w:type="paragraph" w:styleId="Ttulo1">
     <w:name w:val="heading 1"/>
     <w:basedOn w:val="Normal"/>
     <w:next w:val="Normal"/>
+    <w:uiPriority w:val="9"/>
+    <w:qFormat/>
     <w:pPr>
-      <w:keepNext w:val="1"/>
-      <w:keepLines w:val="1"/>
-      <w:pageBreakBefore w:val="0"/>
-      <w:spacing w:after="120" w:before="480" w:lineRule="auto"/>
+      <w:keepNext/>
+      <w:keepLines/>
+      <w:spacing w:before="480" w:after="120"/>
+      <w:outlineLvl w:val="0"/>
     </w:pPr>
     <w:rPr>
-      <w:b w:val="1"/>
-      <w:bCs w:val="1"/>
+      <w:b/>
+      <w:bCs/>
       <w:sz w:val="48"/>
       <w:szCs w:val="48"/>
     </w:rPr>
   </w:style>
-  <w:style w:type="paragraph" w:styleId="Heading2">
+  <w:style w:type="paragraph" w:styleId="Ttulo2">
     <w:name w:val="heading 2"/>
     <w:basedOn w:val="Normal"/>
     <w:next w:val="Normal"/>
+    <w:uiPriority w:val="9"/>
+    <w:semiHidden/>
+    <w:unhideWhenUsed/>
+    <w:qFormat/>
     <w:pPr>
-      <w:keepNext w:val="1"/>
-      <w:keepLines w:val="1"/>
-      <w:pageBreakBefore w:val="0"/>
-      <w:spacing w:after="80" w:before="360" w:lineRule="auto"/>
+      <w:keepNext/>
+      <w:keepLines/>
+      <w:spacing w:before="360" w:after="80"/>
+      <w:outlineLvl w:val="1"/>
     </w:pPr>
     <w:rPr>
-      <w:b w:val="1"/>
-      <w:bCs w:val="1"/>
+      <w:b/>
+      <w:bCs/>
       <w:sz w:val="36"/>
       <w:szCs w:val="36"/>
     </w:rPr>
   </w:style>
-  <w:style w:type="paragraph" w:styleId="Heading3">
+  <w:style w:type="paragraph" w:styleId="Ttulo3">
     <w:name w:val="heading 3"/>
     <w:basedOn w:val="Normal"/>
     <w:next w:val="Normal"/>
+    <w:uiPriority w:val="9"/>
+    <w:semiHidden/>
+    <w:unhideWhenUsed/>
+    <w:qFormat/>
     <w:pPr>
-      <w:keepNext w:val="1"/>
-      <w:keepLines w:val="1"/>
-      <w:pageBreakBefore w:val="0"/>
-      <w:spacing w:after="80" w:before="280" w:lineRule="auto"/>
+      <w:keepNext/>
+      <w:keepLines/>
+      <w:spacing w:before="280" w:after="80"/>
+      <w:outlineLvl w:val="2"/>
     </w:pPr>
     <w:rPr>
-      <w:b w:val="1"/>
-      <w:bCs w:val="1"/>
+      <w:b/>
+      <w:bCs/>
       <w:sz w:val="28"/>
       <w:szCs w:val="28"/>
     </w:rPr>
   </w:style>
-  <w:style w:type="paragraph" w:styleId="Heading4">
+  <w:style w:type="paragraph" w:styleId="Ttulo4">
     <w:name w:val="heading 4"/>
     <w:basedOn w:val="Normal"/>
     <w:next w:val="Normal"/>
+    <w:uiPriority w:val="9"/>
+    <w:semiHidden/>
+    <w:unhideWhenUsed/>
+    <w:qFormat/>
     <w:pPr>
-      <w:keepNext w:val="1"/>
-      <w:keepLines w:val="1"/>
-      <w:pageBreakBefore w:val="0"/>
-      <w:spacing w:after="40" w:before="240" w:lineRule="auto"/>
+      <w:keepNext/>
+      <w:keepLines/>
+      <w:spacing w:before="240" w:after="40"/>
+      <w:outlineLvl w:val="3"/>
     </w:pPr>
     <w:rPr>
-      <w:b w:val="1"/>
-      <w:bCs w:val="1"/>
+      <w:b/>
+      <w:bCs/>
       <w:sz w:val="24"/>
       <w:szCs w:val="24"/>
     </w:rPr>
   </w:style>
-  <w:style w:type="paragraph" w:styleId="Heading5">
+  <w:style w:type="paragraph" w:styleId="Ttulo5">
     <w:name w:val="heading 5"/>
     <w:basedOn w:val="Normal"/>
     <w:next w:val="Normal"/>
+    <w:uiPriority w:val="9"/>
+    <w:semiHidden/>
+    <w:unhideWhenUsed/>
+    <w:qFormat/>
     <w:pPr>
-      <w:keepNext w:val="1"/>
-      <w:keepLines w:val="1"/>
-      <w:pageBreakBefore w:val="0"/>
-      <w:spacing w:after="40" w:before="220" w:lineRule="auto"/>
+      <w:keepNext/>
+      <w:keepLines/>
+      <w:spacing w:before="220" w:after="40"/>
+      <w:outlineLvl w:val="4"/>
     </w:pPr>
     <w:rPr>
-      <w:b w:val="1"/>
-      <w:bCs w:val="1"/>
-      <w:sz w:val="22"/>
-      <w:szCs w:val="22"/>
+      <w:b/>
+      <w:bCs/>
     </w:rPr>
   </w:style>
-  <w:style w:type="paragraph" w:styleId="Heading6">
+  <w:style w:type="paragraph" w:styleId="Ttulo6">
     <w:name w:val="heading 6"/>
     <w:basedOn w:val="Normal"/>
     <w:next w:val="Normal"/>
+    <w:uiPriority w:val="9"/>
+    <w:semiHidden/>
+    <w:unhideWhenUsed/>
+    <w:qFormat/>
     <w:pPr>
-      <w:keepNext w:val="1"/>
-      <w:keepLines w:val="1"/>
-      <w:pageBreakBefore w:val="0"/>
-      <w:spacing w:after="40" w:before="200" w:lineRule="auto"/>
+      <w:keepNext/>
+      <w:keepLines/>
+      <w:spacing w:before="200" w:after="40"/>
+      <w:outlineLvl w:val="5"/>
     </w:pPr>
     <w:rPr>
-      <w:b w:val="1"/>
-      <w:bCs w:val="1"/>
+      <w:b/>
+      <w:bCs/>
       <w:sz w:val="20"/>
       <w:szCs w:val="20"/>
     </w:rPr>
   </w:style>
-  <w:style w:type="paragraph" w:styleId="Title">
+  <w:style w:type="character" w:default="1" w:styleId="Fontepargpadro">
+    <w:name w:val="Default Paragraph Font"/>
+    <w:uiPriority w:val="1"/>
+    <w:unhideWhenUsed/>
+  </w:style>
+  <w:style w:type="table" w:default="1" w:styleId="Tabelanormal">
+    <w:name w:val="Normal Table"/>
+    <w:uiPriority w:val="99"/>
+    <w:semiHidden/>
+    <w:unhideWhenUsed/>
+    <w:tblPr>
+      <w:tblInd w:w="0" w:type="dxa"/>
+      <w:tblCellMar>
+        <w:top w:w="0" w:type="dxa"/>
+        <w:left w:w="108" w:type="dxa"/>
+        <w:bottom w:w="0" w:type="dxa"/>
+        <w:right w:w="108" w:type="dxa"/>
+      </w:tblCellMar>
+    </w:tblPr>
+  </w:style>
+  <w:style w:type="numbering" w:default="1" w:styleId="Semlista">
+    <w:name w:val="No List"/>
+    <w:uiPriority w:val="99"/>
+    <w:semiHidden/>
+    <w:unhideWhenUsed/>
+  </w:style>
+  <w:style w:type="table" w:customStyle="1" w:styleId="TableNormal">
+    <w:name w:val="TableNormal"/>
+    <w:tblPr>
+      <w:tblCellMar>
+        <w:top w:w="100" w:type="dxa"/>
+        <w:left w:w="100" w:type="dxa"/>
+        <w:bottom w:w="100" w:type="dxa"/>
+        <w:right w:w="100" w:type="dxa"/>
+      </w:tblCellMar>
+    </w:tblPr>
+  </w:style>
+  <w:style w:type="paragraph" w:styleId="Ttulo">
     <w:name w:val="Title"/>
     <w:basedOn w:val="Normal"/>
     <w:next w:val="Normal"/>
-    <w:pPr/>
+    <w:uiPriority w:val="10"/>
+    <w:qFormat/>
     <w:rPr>
-      <w:rFonts w:ascii="Calibri" w:cs="Calibri" w:eastAsia="Calibri" w:hAnsi="Calibri"/>
-      <w:b w:val="1"/>
-      <w:bCs w:val="1"/>
+      <w:b/>
+      <w:bCs/>
       <w:sz w:val="28"/>
       <w:szCs w:val="28"/>
     </w:rPr>
   </w:style>
-  <w:style w:type="paragraph" w:styleId="Subtitle">
+  <w:style w:type="paragraph" w:styleId="Subttulo">
     <w:name w:val="Subtitle"/>
     <w:basedOn w:val="Normal"/>
     <w:next w:val="Normal"/>
+    <w:uiPriority w:val="11"/>
+    <w:qFormat/>
     <w:pPr>
-      <w:keepNext w:val="1"/>
-      <w:keepLines w:val="1"/>
-      <w:pageBreakBefore w:val="0"/>
-      <w:spacing w:after="80" w:before="360" w:lineRule="auto"/>
+      <w:keepNext/>
+      <w:keepLines/>
+      <w:spacing w:before="360" w:after="80"/>
     </w:pPr>
     <w:rPr>
-      <w:rFonts w:ascii="Georgia" w:cs="Georgia" w:eastAsia="Georgia" w:hAnsi="Georgia"/>
-      <w:i w:val="1"/>
-      <w:iCs w:val="1"/>
+      <w:rFonts w:ascii="Georgia" w:eastAsia="Georgia" w:hAnsi="Georgia" w:cs="Georgia"/>
+      <w:i/>
+      <w:iCs/>
       <w:color w:val="666666"/>
       <w:sz w:val="48"/>
       <w:szCs w:val="48"/>
@@ -1576,17 +1790,17 @@
 </a:theme>
 </file>
 
-<file path=customXML/item1.xml><?xml version="1.0" encoding="utf-8"?>
+<file path=customXml/item1.xml><?xml version="1.0" encoding="utf-8"?>
 <go:gDocsCustomXmlDataStorage xmlns:go="http://customooxmlschemas.google.com/" xmlns:r="http://schemas.openxmlformats.org/officeDocument/2006/relationships" uri="GoogleDocsCustomDataVersion2">
   <go:docsCustomData xmlns:go="http://customooxmlschemas.google.com/" roundtripDataSignature="AMtx7mh0idtICRAagCQ7qsv8ljy3MBSjiw==">CgMxLjA4AHIhMXdrZmtROVR0aTdCaHlsMC1YZjlMOHlVdHZ2RElIXzBk</go:docsCustomData>
 </go:gDocsCustomXmlDataStorage>
 </file>
 
-<file path=customXML/itemProps1.xml><?xml version="1.0" encoding="utf-8"?>
+<file path=customXml/itemProps1.xml><?xml version="1.0" encoding="utf-8"?>
 <ds:datastoreItem xmlns:ds="http://schemas.openxmlformats.org/officeDocument/2006/customXml" ds:itemID="{11111111-1234-1234-1234-123412341234}">
   <ds:schemaRefs>
+    <ds:schemaRef ds:uri="http://customooxmlschemas.google.com/"/>
     <ds:schemaRef ds:uri="http://schemas.openxmlformats.org/officeDocument/2006/relationships"/>
-    <ds:schemaRef ds:uri="http://customooxmlschemas.google.com/"/>
   </ds:schemaRefs>
 </ds:datastoreItem>
 </file>
--- a/docs/forms/termo_uso_de_imagem.docx
+++ b/docs/forms/termo_uso_de_imagem.docx
@@ -1,46 +1,50 @@
 
 <file path=word/document.xml><?xml version="1.0" encoding="utf-8"?>
-<w:document xmlns:mc="http://schemas.openxmlformats.org/markup-compatibility/2006" xmlns:o="urn:schemas-microsoft-com:office:office" xmlns:r="http://schemas.openxmlformats.org/officeDocument/2006/relationships" xmlns:m="http://schemas.openxmlformats.org/officeDocument/2006/math" xmlns:v="urn:schemas-microsoft-com:vml" xmlns:wp="http://schemas.openxmlformats.org/drawingml/2006/wordprocessingDrawing" xmlns:w10="urn:schemas-microsoft-com:office:word" xmlns:w="http://schemas.openxmlformats.org/wordprocessingml/2006/main" xmlns:wne="http://schemas.microsoft.com/office/word/2006/wordml" xmlns:sl="http://schemas.openxmlformats.org/schemaLibrary/2006/main" xmlns:a="http://schemas.openxmlformats.org/drawingml/2006/main" xmlns:pic="http://schemas.openxmlformats.org/drawingml/2006/picture" xmlns:c="http://schemas.openxmlformats.org/drawingml/2006/chart" xmlns:lc="http://schemas.openxmlformats.org/drawingml/2006/lockedCanvas" xmlns:dgm="http://schemas.openxmlformats.org/drawingml/2006/diagram" xmlns:wps="http://schemas.microsoft.com/office/word/2010/wordprocessingShape" xmlns:wpg="http://schemas.microsoft.com/office/word/2010/wordprocessingGroup" xmlns:w14="http://schemas.microsoft.com/office/word/2010/wordml" xmlns:w15="http://schemas.microsoft.com/office/word/2012/wordml" xmlns:w16="http://schemas.microsoft.com/office/word/2018/wordml" xmlns:w16cex="http://schemas.microsoft.com/office/word/2018/wordml/cex" xmlns:w16cid="http://schemas.microsoft.com/office/word/2016/wordml/cid" xmlns="http://schemas.microsoft.com/office/tasks/2019/documenttasks" xmlns:cr="http://schemas.microsoft.com/office/comments/2020/reactions">
+<w:document xmlns:wpc="http://schemas.microsoft.com/office/word/2010/wordprocessingCanvas" xmlns:cx="http://schemas.microsoft.com/office/drawing/2014/chartex" xmlns:cx1="http://schemas.microsoft.com/office/drawing/2015/9/8/chartex" xmlns:cx2="http://schemas.microsoft.com/office/drawing/2015/10/21/chartex" xmlns:cx3="http://schemas.microsoft.com/office/drawing/2016/5/9/chartex" xmlns:cx4="http://schemas.microsoft.com/office/drawing/2016/5/10/chartex" xmlns:cx5="http://schemas.microsoft.com/office/drawing/2016/5/11/chartex" xmlns:cx6="http://schemas.microsoft.com/office/drawing/2016/5/12/chartex" xmlns:cx7="http://schemas.microsoft.com/office/drawing/2016/5/13/chartex" xmlns:cx8="http://schemas.microsoft.com/office/drawing/2016/5/14/chartex" xmlns:mc="http://schemas.openxmlformats.org/markup-compatibility/2006" xmlns:aink="http://schemas.microsoft.com/office/drawing/2016/ink" xmlns:am3d="http://schemas.microsoft.com/office/drawing/2017/model3d" xmlns:o="urn:schemas-microsoft-com:office:office" xmlns:r="http://schemas.openxmlformats.org/officeDocument/2006/relationships" xmlns:m="http://schemas.openxmlformats.org/officeDocument/2006/math" xmlns:v="urn:schemas-microsoft-com:vml" xmlns:wp14="http://schemas.microsoft.com/office/word/2010/wordprocessingDrawing" xmlns:wp="http://schemas.openxmlformats.org/drawingml/2006/wordprocessingDrawing" xmlns:w10="urn:schemas-microsoft-com:office:word" xmlns:w="http://schemas.openxmlformats.org/wordprocessingml/2006/main" xmlns:w14="http://schemas.microsoft.com/office/word/2010/wordml" xmlns:w15="http://schemas.microsoft.com/office/word/2012/wordml" xmlns:w16cex="http://schemas.microsoft.com/office/word/2018/wordml/cex" xmlns:w16cid="http://schemas.microsoft.com/office/word/2016/wordml/cid" xmlns:w16="http://schemas.microsoft.com/office/word/2018/wordml" xmlns:w16se="http://schemas.microsoft.com/office/word/2015/wordml/symex" xmlns:wpg="http://schemas.microsoft.com/office/word/2010/wordprocessingGroup" xmlns:wpi="http://schemas.microsoft.com/office/word/2010/wordprocessingInk" xmlns:wne="http://schemas.microsoft.com/office/word/2006/wordml" xmlns:wps="http://schemas.microsoft.com/office/word/2010/wordprocessingShape" mc:Ignorable="w14 w15 w16se w16cid w16 w16cex wp14">
   <w:body>
     <w:p>
       <w:pPr>
         <w:pBdr>
-          <w:top w:space="0" w:sz="0" w:val="nil"/>
-          <w:left w:space="0" w:sz="0" w:val="nil"/>
-          <w:bottom w:space="0" w:sz="0" w:val="nil"/>
-          <w:right w:space="0" w:sz="0" w:val="nil"/>
-          <w:between w:space="0" w:sz="0" w:val="nil"/>
+          <w:top w:val="nil"/>
+          <w:left w:val="nil"/>
+          <w:bottom w:val="nil"/>
+          <w:right w:val="nil"/>
+          <w:between w:val="nil"/>
         </w:pBdr>
-        <w:ind w:left="4252" w:firstLine="0"/>
-        <w:rPr>
-          <w:rFonts w:ascii="Times New Roman" w:cs="Times New Roman" w:eastAsia="Times New Roman" w:hAnsi="Times New Roman"/>
+        <w:ind w:left="4252"/>
+        <w:rPr>
+          <w:rFonts w:ascii="Times New Roman" w:eastAsia="Times New Roman" w:hAnsi="Times New Roman" w:cs="Times New Roman"/>
           <w:color w:val="000000"/>
           <w:sz w:val="20"/>
           <w:szCs w:val="20"/>
         </w:rPr>
       </w:pPr>
-      <w:r>
-        <w:rPr>
-          <w:rFonts w:ascii="Times New Roman" w:cs="Times New Roman" w:eastAsia="Times New Roman" w:hAnsi="Times New Roman"/>
+      <w:bookmarkStart w:id="0" w:name="_GoBack"/>
+      <w:bookmarkEnd w:id="0"/>
+      <w:r>
+        <w:rPr>
+          <w:rFonts w:ascii="Times New Roman" w:eastAsia="Times New Roman" w:hAnsi="Times New Roman" w:cs="Times New Roman"/>
+          <w:noProof/>
           <w:color w:val="000000"/>
           <w:sz w:val="20"/>
           <w:szCs w:val="20"/>
         </w:rPr>
         <w:drawing>
-          <wp:inline distB="0" distT="0" distL="0" distR="0">
+          <wp:inline distT="0" distB="0" distL="0" distR="0">
             <wp:extent cx="958832" cy="993267"/>
-            <wp:effectExtent b="0" l="0" r="0" t="0"/>
+            <wp:effectExtent l="0" t="0" r="0" b="0"/>
             <wp:docPr id="3" name="image1.jpg"/>
-            <a:graphic>
+            <wp:cNvGraphicFramePr/>
+            <a:graphic xmlns:a="http://schemas.openxmlformats.org/drawingml/2006/main">
               <a:graphicData uri="http://schemas.openxmlformats.org/drawingml/2006/picture">
-                <pic:pic>
+                <pic:pic xmlns:pic="http://schemas.openxmlformats.org/drawingml/2006/picture">
                   <pic:nvPicPr>
                     <pic:cNvPr id="0" name="image1.jpg"/>
                     <pic:cNvPicPr preferRelativeResize="0"/>
                   </pic:nvPicPr>
                   <pic:blipFill>
                     <a:blip r:embed="rId7"/>
-                    <a:srcRect b="0" l="0" r="0" t="0"/>
+                    <a:srcRect/>
                     <a:stretch>
                       <a:fillRect/>
                     </a:stretch>
@@ -50,7 +54,9 @@
                       <a:off x="0" y="0"/>
                       <a:ext cx="958832" cy="993267"/>
                     </a:xfrm>
-                    <a:prstGeom prst="rect"/>
+                    <a:prstGeom prst="rect">
+                      <a:avLst/>
+                    </a:prstGeom>
                     <a:ln/>
                   </pic:spPr>
                 </pic:pic>
@@ -59,178 +65,139 @@
           </wp:inline>
         </w:drawing>
       </w:r>
-      <w:r>
-        <w:rPr>
-          <w:rtl w:val="0"/>
-        </w:rPr>
-      </w:r>
     </w:p>
     <w:p>
       <w:pPr>
         <w:pBdr>
-          <w:top w:space="0" w:sz="0" w:val="nil"/>
-          <w:left w:space="0" w:sz="0" w:val="nil"/>
-          <w:bottom w:space="0" w:sz="0" w:val="nil"/>
-          <w:right w:space="0" w:sz="0" w:val="nil"/>
-          <w:between w:space="0" w:sz="0" w:val="nil"/>
+          <w:top w:val="nil"/>
+          <w:left w:val="nil"/>
+          <w:bottom w:val="nil"/>
+          <w:right w:val="nil"/>
+          <w:between w:val="nil"/>
         </w:pBdr>
         <w:rPr>
-          <w:rFonts w:ascii="Times New Roman" w:cs="Times New Roman" w:eastAsia="Times New Roman" w:hAnsi="Times New Roman"/>
+          <w:rFonts w:ascii="Times New Roman" w:eastAsia="Times New Roman" w:hAnsi="Times New Roman" w:cs="Times New Roman"/>
           <w:color w:val="000000"/>
           <w:sz w:val="28"/>
           <w:szCs w:val="28"/>
         </w:rPr>
       </w:pPr>
-      <w:r>
-        <w:rPr>
-          <w:rtl w:val="0"/>
-        </w:rPr>
-      </w:r>
     </w:p>
     <w:p>
       <w:pPr>
         <w:pBdr>
-          <w:top w:space="0" w:sz="0" w:val="nil"/>
-          <w:left w:space="0" w:sz="0" w:val="nil"/>
-          <w:bottom w:space="0" w:sz="0" w:val="nil"/>
-          <w:right w:space="0" w:sz="0" w:val="nil"/>
-          <w:between w:space="0" w:sz="0" w:val="nil"/>
+          <w:top w:val="nil"/>
+          <w:left w:val="nil"/>
+          <w:bottom w:val="nil"/>
+          <w:right w:val="nil"/>
+          <w:between w:val="nil"/>
         </w:pBdr>
         <w:rPr>
-          <w:rFonts w:ascii="Times New Roman" w:cs="Times New Roman" w:eastAsia="Times New Roman" w:hAnsi="Times New Roman"/>
+          <w:rFonts w:ascii="Times New Roman" w:eastAsia="Times New Roman" w:hAnsi="Times New Roman" w:cs="Times New Roman"/>
           <w:color w:val="000000"/>
           <w:sz w:val="28"/>
           <w:szCs w:val="28"/>
         </w:rPr>
       </w:pPr>
-      <w:r>
-        <w:rPr>
-          <w:rtl w:val="0"/>
-        </w:rPr>
-      </w:r>
     </w:p>
     <w:p>
       <w:pPr>
         <w:pBdr>
-          <w:top w:space="0" w:sz="0" w:val="nil"/>
-          <w:left w:space="0" w:sz="0" w:val="nil"/>
-          <w:bottom w:space="0" w:sz="0" w:val="nil"/>
-          <w:right w:space="0" w:sz="0" w:val="nil"/>
-          <w:between w:space="0" w:sz="0" w:val="nil"/>
+          <w:top w:val="nil"/>
+          <w:left w:val="nil"/>
+          <w:bottom w:val="nil"/>
+          <w:right w:val="nil"/>
+          <w:between w:val="nil"/>
         </w:pBdr>
-        <w:spacing w:before="112" w:lineRule="auto"/>
-        <w:rPr>
-          <w:rFonts w:ascii="Times New Roman" w:cs="Times New Roman" w:eastAsia="Times New Roman" w:hAnsi="Times New Roman"/>
+        <w:spacing w:before="112"/>
+        <w:rPr>
+          <w:rFonts w:ascii="Times New Roman" w:eastAsia="Times New Roman" w:hAnsi="Times New Roman" w:cs="Times New Roman"/>
           <w:color w:val="000000"/>
           <w:sz w:val="28"/>
           <w:szCs w:val="28"/>
         </w:rPr>
       </w:pPr>
-      <w:r>
-        <w:rPr>
-          <w:rtl w:val="0"/>
-        </w:rPr>
-      </w:r>
     </w:p>
     <w:p>
       <w:pPr>
-        <w:pStyle w:val="Title"/>
+        <w:pStyle w:val="Ttulo"/>
         <w:ind w:right="527"/>
         <w:jc w:val="center"/>
-        <w:rPr/>
       </w:pPr>
       <w:r>
-        <w:rPr>
-          <w:rtl w:val="0"/>
-        </w:rPr>
-        <w:t xml:space="preserve">TERMO DE AUTORIZAÇÃO DE IMAGEM CRIANÇA</w:t>
+        <w:t>TERMO DE AUTORIZAÇÃO DE IMAGEM CRIANÇA</w:t>
       </w:r>
     </w:p>
     <w:p>
       <w:pPr>
         <w:pBdr>
-          <w:top w:space="0" w:sz="0" w:val="nil"/>
-          <w:left w:space="0" w:sz="0" w:val="nil"/>
-          <w:bottom w:space="0" w:sz="0" w:val="nil"/>
-          <w:right w:space="0" w:sz="0" w:val="nil"/>
-          <w:between w:space="0" w:sz="0" w:val="nil"/>
+          <w:top w:val="nil"/>
+          <w:left w:val="nil"/>
+          <w:bottom w:val="nil"/>
+          <w:right w:val="nil"/>
+          <w:between w:val="nil"/>
         </w:pBdr>
         <w:rPr>
-          <w:b w:val="1"/>
-          <w:bCs w:val="1"/>
+          <w:b/>
+          <w:bCs/>
           <w:color w:val="000000"/>
           <w:sz w:val="28"/>
           <w:szCs w:val="28"/>
         </w:rPr>
       </w:pPr>
-      <w:r>
-        <w:rPr>
-          <w:rtl w:val="0"/>
-        </w:rPr>
-      </w:r>
     </w:p>
     <w:p>
       <w:pPr>
         <w:pBdr>
-          <w:top w:space="0" w:sz="0" w:val="nil"/>
-          <w:left w:space="0" w:sz="0" w:val="nil"/>
-          <w:bottom w:space="0" w:sz="0" w:val="nil"/>
-          <w:right w:space="0" w:sz="0" w:val="nil"/>
-          <w:between w:space="0" w:sz="0" w:val="nil"/>
+          <w:top w:val="nil"/>
+          <w:left w:val="nil"/>
+          <w:bottom w:val="nil"/>
+          <w:right w:val="nil"/>
+          <w:between w:val="nil"/>
         </w:pBdr>
         <w:rPr>
-          <w:b w:val="1"/>
-          <w:bCs w:val="1"/>
+          <w:b/>
+          <w:bCs/>
           <w:color w:val="000000"/>
           <w:sz w:val="28"/>
           <w:szCs w:val="28"/>
         </w:rPr>
       </w:pPr>
-      <w:r>
-        <w:rPr>
-          <w:rtl w:val="0"/>
-        </w:rPr>
-      </w:r>
     </w:p>
     <w:p>
       <w:pPr>
         <w:pBdr>
-          <w:top w:space="0" w:sz="0" w:val="nil"/>
-          <w:left w:space="0" w:sz="0" w:val="nil"/>
-          <w:bottom w:space="0" w:sz="0" w:val="nil"/>
-          <w:right w:space="0" w:sz="0" w:val="nil"/>
-          <w:between w:space="0" w:sz="0" w:val="nil"/>
+          <w:top w:val="nil"/>
+          <w:left w:val="nil"/>
+          <w:bottom w:val="nil"/>
+          <w:right w:val="nil"/>
+          <w:between w:val="nil"/>
         </w:pBdr>
-        <w:spacing w:before="134" w:lineRule="auto"/>
-        <w:rPr>
-          <w:b w:val="1"/>
-          <w:bCs w:val="1"/>
+        <w:spacing w:before="134"/>
+        <w:rPr>
+          <w:b/>
+          <w:bCs/>
           <w:color w:val="000000"/>
           <w:sz w:val="28"/>
           <w:szCs w:val="28"/>
         </w:rPr>
       </w:pPr>
-      <w:r>
-        <w:rPr>
-          <w:rtl w:val="0"/>
-        </w:rPr>
-      </w:r>
     </w:p>
     <w:p>
       <w:pPr>
         <w:pBdr>
-          <w:top w:space="0" w:sz="0" w:val="nil"/>
-          <w:left w:space="0" w:sz="0" w:val="nil"/>
-          <w:bottom w:space="0" w:sz="0" w:val="nil"/>
-          <w:right w:space="0" w:sz="0" w:val="nil"/>
-          <w:between w:space="0" w:sz="0" w:val="nil"/>
+          <w:top w:val="nil"/>
+          <w:left w:val="nil"/>
+          <w:bottom w:val="nil"/>
+          <w:right w:val="nil"/>
+          <w:between w:val="nil"/>
         </w:pBdr>
         <w:tabs>
-          <w:tab w:val="left" w:leader="none" w:pos="6428"/>
-          <w:tab w:val="left" w:leader="none" w:pos="9724"/>
+          <w:tab w:val="left" w:pos="6428"/>
+          <w:tab w:val="left" w:pos="9724"/>
         </w:tabs>
         <w:spacing w:before="1" w:line="276" w:lineRule="auto"/>
-        <w:ind w:left="12" w:right="149" w:firstLine="0"/>
+        <w:ind w:left="12" w:right="149"/>
         <w:jc w:val="both"/>
         <w:rPr>
           <w:color w:val="000000"/>
@@ -240,19 +207,35 @@
       </w:pPr>
       <w:r>
         <w:rPr>
-          <w:b w:val="1"/>
-          <w:bCs w:val="1"/>
-          <w:sz w:val="28"/>
-          <w:szCs w:val="28"/>
-          <w:rtl w:val="0"/>
-        </w:rPr>
-        <w:t xml:space="preserve">{nome_crianca}</w:t>
-      </w:r>
-      <w:r>
-        <w:rPr>
-          <w:sz w:val="28"/>
-          <w:szCs w:val="28"/>
-          <w:rtl w:val="0"/>
+          <w:b/>
+          <w:bCs/>
+          <w:sz w:val="28"/>
+          <w:szCs w:val="28"/>
+        </w:rPr>
+        <w:t>{{</w:t>
+      </w:r>
+      <w:r>
+        <w:rPr>
+          <w:b/>
+          <w:bCs/>
+          <w:sz w:val="28"/>
+          <w:szCs w:val="28"/>
+        </w:rPr>
+        <w:t>nome_crianca</w:t>
+      </w:r>
+      <w:r>
+        <w:rPr>
+          <w:b/>
+          <w:bCs/>
+          <w:sz w:val="28"/>
+          <w:szCs w:val="28"/>
+        </w:rPr>
+        <w:t>}}</w:t>
+      </w:r>
+      <w:r>
+        <w:rPr>
+          <w:sz w:val="28"/>
+          <w:szCs w:val="28"/>
         </w:rPr>
         <w:t xml:space="preserve"> </w:t>
       </w:r>
@@ -261,51 +244,81 @@
           <w:color w:val="000000"/>
           <w:sz w:val="28"/>
           <w:szCs w:val="28"/>
-          <w:rtl w:val="0"/>
-        </w:rPr>
-        <w:t xml:space="preserve">, nacionalidade</w:t>
-      </w:r>
-      <w:r>
-        <w:rPr>
-          <w:sz w:val="28"/>
-          <w:szCs w:val="28"/>
-          <w:rtl w:val="0"/>
+        </w:rPr>
+        <w:t>, nacionalidade</w:t>
+      </w:r>
+      <w:r>
+        <w:rPr>
+          <w:sz w:val="28"/>
+          <w:szCs w:val="28"/>
         </w:rPr>
         <w:t xml:space="preserve"> </w:t>
       </w:r>
       <w:r>
         <w:rPr>
-          <w:b w:val="1"/>
-          <w:bCs w:val="1"/>
-          <w:sz w:val="28"/>
-          <w:szCs w:val="28"/>
-          <w:rtl w:val="0"/>
-        </w:rPr>
-        <w:t xml:space="preserve">{nacionalidade_crianca}</w:t>
-      </w:r>
-      <w:r>
-        <w:rPr>
-          <w:sz w:val="28"/>
-          <w:szCs w:val="28"/>
-          <w:rtl w:val="0"/>
+          <w:b/>
+          <w:bCs/>
+          <w:sz w:val="28"/>
+          <w:szCs w:val="28"/>
+        </w:rPr>
+        <w:t>{{</w:t>
+      </w:r>
+      <w:r>
+        <w:rPr>
+          <w:b/>
+          <w:bCs/>
+          <w:sz w:val="28"/>
+          <w:szCs w:val="28"/>
+        </w:rPr>
+        <w:t>nacionalidade_crianca</w:t>
+      </w:r>
+      <w:r>
+        <w:rPr>
+          <w:b/>
+          <w:bCs/>
+          <w:sz w:val="28"/>
+          <w:szCs w:val="28"/>
+        </w:rPr>
+        <w:t>}}</w:t>
+      </w:r>
+      <w:r>
+        <w:rPr>
+          <w:sz w:val="28"/>
+          <w:szCs w:val="28"/>
         </w:rPr>
         <w:t xml:space="preserve">, </w:t>
       </w:r>
       <w:r>
         <w:rPr>
-          <w:b w:val="1"/>
-          <w:bCs w:val="1"/>
-          <w:sz w:val="28"/>
-          <w:szCs w:val="28"/>
-          <w:rtl w:val="0"/>
-        </w:rPr>
-        <w:t xml:space="preserve">{idade_crianca}</w:t>
-      </w:r>
-      <w:r>
-        <w:rPr>
-          <w:sz w:val="28"/>
-          <w:szCs w:val="28"/>
-          <w:rtl w:val="0"/>
+          <w:b/>
+          <w:bCs/>
+          <w:sz w:val="28"/>
+          <w:szCs w:val="28"/>
+        </w:rPr>
+        <w:t>{{</w:t>
+      </w:r>
+      <w:r>
+        <w:rPr>
+          <w:b/>
+          <w:bCs/>
+          <w:sz w:val="28"/>
+          <w:szCs w:val="28"/>
+        </w:rPr>
+        <w:t>idade_crianca</w:t>
+      </w:r>
+      <w:r>
+        <w:rPr>
+          <w:b/>
+          <w:bCs/>
+          <w:sz w:val="28"/>
+          <w:szCs w:val="28"/>
+        </w:rPr>
+        <w:t>}}</w:t>
+      </w:r>
+      <w:r>
+        <w:rPr>
+          <w:sz w:val="28"/>
+          <w:szCs w:val="28"/>
         </w:rPr>
         <w:t xml:space="preserve">, </w:t>
       </w:r>
@@ -314,46 +327,79 @@
           <w:color w:val="000000"/>
           <w:sz w:val="28"/>
           <w:szCs w:val="28"/>
-          <w:rtl w:val="0"/>
         </w:rPr>
         <w:t xml:space="preserve">menor de  idade,   neste   ato   devidamente   por   seu (sua)   responsável   legal, </w:t>
       </w:r>
       <w:r>
         <w:rPr>
-          <w:b w:val="1"/>
-          <w:bCs w:val="1"/>
-          <w:sz w:val="28"/>
-          <w:szCs w:val="28"/>
-          <w:rtl w:val="0"/>
-        </w:rPr>
-        <w:t xml:space="preserve">{nome_responsavel}</w:t>
-      </w:r>
-      <w:r>
-        <w:rPr>
-          <w:color w:val="000000"/>
-          <w:sz w:val="28"/>
-          <w:szCs w:val="28"/>
-          <w:rtl w:val="0"/>
+          <w:b/>
+          <w:bCs/>
+          <w:sz w:val="28"/>
+          <w:szCs w:val="28"/>
+        </w:rPr>
+        <w:t>{{</w:t>
+      </w:r>
+      <w:r>
+        <w:rPr>
+          <w:b/>
+          <w:bCs/>
+          <w:sz w:val="28"/>
+          <w:szCs w:val="28"/>
+        </w:rPr>
+        <w:t>nome_responsavel</w:t>
+      </w:r>
+      <w:r>
+        <w:rPr>
+          <w:b/>
+          <w:bCs/>
+          <w:sz w:val="28"/>
+          <w:szCs w:val="28"/>
+        </w:rPr>
+        <w:t>}}</w:t>
+      </w:r>
+      <w:r>
+        <w:rPr>
+          <w:color w:val="000000"/>
+          <w:sz w:val="28"/>
+          <w:szCs w:val="28"/>
         </w:rPr>
         <w:t xml:space="preserve">, portador da cédula de identidade RG n°: </w:t>
       </w:r>
       <w:r>
         <w:rPr>
-          <w:b w:val="1"/>
-          <w:bCs w:val="1"/>
-          <w:color w:val="000000"/>
-          <w:sz w:val="28"/>
-          <w:szCs w:val="28"/>
-          <w:rtl w:val="0"/>
-        </w:rPr>
-        <w:t xml:space="preserve">{rg_responsavel}</w:t>
-      </w:r>
-      <w:r>
-        <w:rPr>
-          <w:color w:val="000000"/>
-          <w:sz w:val="28"/>
-          <w:szCs w:val="28"/>
-          <w:rtl w:val="0"/>
+          <w:b/>
+          <w:bCs/>
+          <w:color w:val="000000"/>
+          <w:sz w:val="28"/>
+          <w:szCs w:val="28"/>
+        </w:rPr>
+        <w:t>{{</w:t>
+      </w:r>
+      <w:r>
+        <w:rPr>
+          <w:b/>
+          <w:bCs/>
+          <w:color w:val="000000"/>
+          <w:sz w:val="28"/>
+          <w:szCs w:val="28"/>
+        </w:rPr>
+        <w:t>rg_responsavel</w:t>
+      </w:r>
+      <w:r>
+        <w:rPr>
+          <w:b/>
+          <w:bCs/>
+          <w:color w:val="000000"/>
+          <w:sz w:val="28"/>
+          <w:szCs w:val="28"/>
+        </w:rPr>
+        <w:t>}}</w:t>
+      </w:r>
+      <w:r>
+        <w:rPr>
+          <w:color w:val="000000"/>
+          <w:sz w:val="28"/>
+          <w:szCs w:val="28"/>
         </w:rPr>
         <w:t xml:space="preserve">  e inscrito no CPF/MF sob nº</w:t>
       </w:r>
@@ -361,52 +407,82 @@
         <w:rPr>
           <w:sz w:val="28"/>
           <w:szCs w:val="28"/>
-          <w:rtl w:val="0"/>
         </w:rPr>
         <w:t xml:space="preserve">: </w:t>
       </w:r>
       <w:r>
         <w:rPr>
-          <w:b w:val="1"/>
-          <w:bCs w:val="1"/>
-          <w:sz w:val="28"/>
-          <w:szCs w:val="28"/>
-          <w:rtl w:val="0"/>
-        </w:rPr>
-        <w:t xml:space="preserve">{cpf_responsavel}</w:t>
-      </w:r>
-      <w:r>
-        <w:rPr>
-          <w:color w:val="000000"/>
-          <w:sz w:val="28"/>
-          <w:szCs w:val="28"/>
-          <w:rtl w:val="0"/>
-        </w:rPr>
-        <w:t xml:space="preserve">, residente à Av./Rua</w:t>
-      </w:r>
-      <w:r>
-        <w:rPr>
-          <w:sz w:val="28"/>
-          <w:szCs w:val="28"/>
-          <w:rtl w:val="0"/>
+          <w:b/>
+          <w:bCs/>
+          <w:sz w:val="28"/>
+          <w:szCs w:val="28"/>
+        </w:rPr>
+        <w:t>{{</w:t>
+      </w:r>
+      <w:r>
+        <w:rPr>
+          <w:b/>
+          <w:bCs/>
+          <w:sz w:val="28"/>
+          <w:szCs w:val="28"/>
+        </w:rPr>
+        <w:t>cpf_responsavel</w:t>
+      </w:r>
+      <w:r>
+        <w:rPr>
+          <w:b/>
+          <w:bCs/>
+          <w:sz w:val="28"/>
+          <w:szCs w:val="28"/>
+        </w:rPr>
+        <w:t>}}</w:t>
+      </w:r>
+      <w:r>
+        <w:rPr>
+          <w:color w:val="000000"/>
+          <w:sz w:val="28"/>
+          <w:szCs w:val="28"/>
+        </w:rPr>
+        <w:t>, residente à Av./Rua</w:t>
+      </w:r>
+      <w:r>
+        <w:rPr>
+          <w:sz w:val="28"/>
+          <w:szCs w:val="28"/>
         </w:rPr>
         <w:t xml:space="preserve"> </w:t>
       </w:r>
       <w:r>
         <w:rPr>
-          <w:b w:val="1"/>
-          <w:bCs w:val="1"/>
-          <w:sz w:val="28"/>
-          <w:szCs w:val="28"/>
-          <w:rtl w:val="0"/>
-        </w:rPr>
-        <w:t xml:space="preserve">{endereco_responsavel}</w:t>
-      </w:r>
-      <w:r>
-        <w:rPr>
-          <w:sz w:val="28"/>
-          <w:szCs w:val="28"/>
-          <w:rtl w:val="0"/>
+          <w:b/>
+          <w:bCs/>
+          <w:sz w:val="28"/>
+          <w:szCs w:val="28"/>
+        </w:rPr>
+        <w:t>{{</w:t>
+      </w:r>
+      <w:r>
+        <w:rPr>
+          <w:b/>
+          <w:bCs/>
+          <w:sz w:val="28"/>
+          <w:szCs w:val="28"/>
+        </w:rPr>
+        <w:t>endereco_responsavel</w:t>
+      </w:r>
+      <w:r>
+        <w:rPr>
+          <w:b/>
+          <w:bCs/>
+          <w:sz w:val="28"/>
+          <w:szCs w:val="28"/>
+        </w:rPr>
+        <w:t>}}</w:t>
+      </w:r>
+      <w:r>
+        <w:rPr>
+          <w:sz w:val="28"/>
+          <w:szCs w:val="28"/>
         </w:rPr>
         <w:t xml:space="preserve">, </w:t>
       </w:r>
@@ -415,43 +491,56 @@
           <w:color w:val="000000"/>
           <w:sz w:val="28"/>
           <w:szCs w:val="28"/>
-          <w:rtl w:val="0"/>
-        </w:rPr>
-        <w:t xml:space="preserve">São Paulo, AUTORIZO o uso de minha imagem em todo e qualquer material entre fotos e documentos, para serem utilizadas em campanhas promocionais e institucionais da ONG SEMENTES DO AMANHÃ, com sede à rua João Pires de Camargo, nº 207 – Jardim Mirna - Taboão da Serra/SP. Sejam essas destinadas à divulgação ao público em geral. A presente autorização é concedida a </w:t>
-      </w:r>
-      <w:r>
-        <w:rPr>
-          <w:sz w:val="28"/>
-          <w:szCs w:val="28"/>
-          <w:rtl w:val="0"/>
-        </w:rPr>
-        <w:t xml:space="preserve">título</w:t>
-      </w:r>
-      <w:r>
-        <w:rPr>
-          <w:color w:val="000000"/>
-          <w:sz w:val="28"/>
-          <w:szCs w:val="28"/>
-          <w:rtl w:val="0"/>
-        </w:rPr>
-        <w:t xml:space="preserve"> gratuito, abrangendo o uso da imagem acima mencionada em todo o território nacional e no exterior, em toda e qualquer mídia impressa ou digital. Por esta ser a expressão da minha vontade declaro que autorizo o uso acima descrito sem que nada haja a ser reclamado a título de direitos conexos à minha imagem ou a qualquer outro, e assino a presente autorização em 02 vias de igual teor e forma.</w:t>
+        </w:rPr>
+        <w:t>São Paulo, AUTORIZO o uso de minha imagem em todo e qualquer material entre fotos e documentos, para serem utilizadas em campanhas promocionais e institucionais da ONG SEMENTES DO AMANHÃ, com sede à rua João Pires de Camargo, nº 207 – Jardim Mirna - Taboão</w:t>
+      </w:r>
+      <w:r>
+        <w:rPr>
+          <w:color w:val="000000"/>
+          <w:sz w:val="28"/>
+          <w:szCs w:val="28"/>
+        </w:rPr>
+        <w:t xml:space="preserve"> da Serra/SP. Sejam essas destinadas à divulgação ao público em geral. A presente autorização é concedida a </w:t>
+      </w:r>
+      <w:r>
+        <w:rPr>
+          <w:sz w:val="28"/>
+          <w:szCs w:val="28"/>
+        </w:rPr>
+        <w:t>título</w:t>
+      </w:r>
+      <w:r>
+        <w:rPr>
+          <w:color w:val="000000"/>
+          <w:sz w:val="28"/>
+          <w:szCs w:val="28"/>
+        </w:rPr>
+        <w:t xml:space="preserve"> gratuito, abrangendo o uso da imagem acima mencionada em todo o território nacional e no exterior, em toda e qualquer mídia impressa ou digit</w:t>
+      </w:r>
+      <w:r>
+        <w:rPr>
+          <w:color w:val="000000"/>
+          <w:sz w:val="28"/>
+          <w:szCs w:val="28"/>
+        </w:rPr>
+        <w:t>al. Por esta ser a expressão da minha vontade declaro que autorizo o uso acima descrito sem que nada haja a ser reclamado a título de direitos conexos à minha imagem ou a qualquer outro, e assino a presente autorização em 02 vias de igual teor e forma.</w:t>
       </w:r>
     </w:p>
     <w:p>
       <w:pPr>
         <w:pBdr>
-          <w:top w:space="0" w:sz="0" w:val="nil"/>
-          <w:left w:space="0" w:sz="0" w:val="nil"/>
-          <w:bottom w:space="0" w:sz="0" w:val="nil"/>
-          <w:right w:space="0" w:sz="0" w:val="nil"/>
-          <w:between w:space="0" w:sz="0" w:val="nil"/>
+          <w:top w:val="nil"/>
+          <w:left w:val="nil"/>
+          <w:bottom w:val="nil"/>
+          <w:right w:val="nil"/>
+          <w:between w:val="nil"/>
         </w:pBdr>
         <w:tabs>
-          <w:tab w:val="left" w:leader="none" w:pos="6428"/>
-          <w:tab w:val="left" w:leader="none" w:pos="9724"/>
+          <w:tab w:val="left" w:pos="6428"/>
+          <w:tab w:val="left" w:pos="9724"/>
         </w:tabs>
         <w:spacing w:before="1" w:line="276" w:lineRule="auto"/>
-        <w:ind w:left="12" w:right="149" w:firstLine="0"/>
+        <w:ind w:left="12" w:right="149"/>
         <w:jc w:val="both"/>
         <w:rPr>
           <w:color w:val="000000"/>
@@ -459,96 +548,140 @@
           <w:szCs w:val="28"/>
         </w:rPr>
       </w:pPr>
-      <w:r>
-        <w:rPr>
-          <w:rtl w:val="0"/>
-        </w:rPr>
-      </w:r>
     </w:p>
     <w:p>
       <w:pPr>
         <w:pBdr>
-          <w:top w:space="0" w:sz="0" w:val="nil"/>
-          <w:left w:space="0" w:sz="0" w:val="nil"/>
-          <w:bottom w:space="0" w:sz="0" w:val="nil"/>
-          <w:right w:space="0" w:sz="0" w:val="nil"/>
-          <w:between w:space="0" w:sz="0" w:val="nil"/>
+          <w:top w:val="nil"/>
+          <w:left w:val="nil"/>
+          <w:bottom w:val="nil"/>
+          <w:right w:val="nil"/>
+          <w:between w:val="nil"/>
         </w:pBdr>
         <w:tabs>
-          <w:tab w:val="left" w:leader="none" w:pos="6428"/>
-          <w:tab w:val="left" w:leader="none" w:pos="9724"/>
+          <w:tab w:val="left" w:pos="6428"/>
+          <w:tab w:val="left" w:pos="9724"/>
         </w:tabs>
         <w:spacing w:before="1" w:line="276" w:lineRule="auto"/>
-        <w:ind w:left="12" w:right="149" w:firstLine="0"/>
+        <w:ind w:left="12" w:right="149"/>
         <w:rPr>
           <w:color w:val="000000"/>
           <w:sz w:val="28"/>
           <w:szCs w:val="28"/>
         </w:rPr>
       </w:pPr>
-      <w:bookmarkStart w:colFirst="0" w:colLast="0" w:name="_heading=h.1vde757fppts" w:id="0"/>
-      <w:bookmarkEnd w:id="0"/>
-      <w:r>
-        <w:rPr>
-          <w:color w:val="000000"/>
-          <w:sz w:val="28"/>
-          <w:szCs w:val="28"/>
-          <w:rtl w:val="0"/>
-        </w:rPr>
-        <w:t xml:space="preserve">(</w:t>
-      </w:r>
-      <w:r>
-        <w:rPr>
-          <w:b w:val="1"/>
-          <w:bCs w:val="1"/>
-          <w:color w:val="000000"/>
-          <w:sz w:val="28"/>
-          <w:szCs w:val="28"/>
-          <w:rtl w:val="0"/>
-        </w:rPr>
-        <w:t xml:space="preserve">{autorizacao_imagem_autoriza}</w:t>
-      </w:r>
-      <w:r>
-        <w:rPr>
-          <w:color w:val="000000"/>
-          <w:sz w:val="28"/>
-          <w:szCs w:val="28"/>
-          <w:rtl w:val="0"/>
-        </w:rPr>
-        <w:t xml:space="preserve">) AUTORIZO o uso de imagem em todo e qualquer material entre fotos e documentos.</w:t>
-        <w:br w:type="textWrapping"/>
-        <w:br w:type="textWrapping"/>
-        <w:t xml:space="preserve">(</w:t>
-      </w:r>
-      <w:r>
-        <w:rPr>
-          <w:b w:val="1"/>
-          <w:bCs w:val="1"/>
-          <w:color w:val="000000"/>
-          <w:sz w:val="28"/>
-          <w:szCs w:val="28"/>
-          <w:rtl w:val="0"/>
-        </w:rPr>
-        <w:t xml:space="preserve">{autorizacao_imagem_nao_autoriza}</w:t>
-      </w:r>
-      <w:r>
-        <w:rPr>
-          <w:color w:val="000000"/>
-          <w:sz w:val="28"/>
-          <w:szCs w:val="28"/>
-          <w:rtl w:val="0"/>
-        </w:rPr>
-        <w:t xml:space="preserve">) NÃO AUTORIZO o uso de imagem.</w:t>
+      <w:bookmarkStart w:id="1" w:name="_heading=h.1vde757fppts" w:colFirst="0" w:colLast="0"/>
+      <w:bookmarkEnd w:id="1"/>
+      <w:r>
+        <w:rPr>
+          <w:color w:val="000000"/>
+          <w:sz w:val="28"/>
+          <w:szCs w:val="28"/>
+        </w:rPr>
+        <w:t>(</w:t>
+      </w:r>
+      <w:r>
+        <w:rPr>
+          <w:b/>
+          <w:bCs/>
+          <w:color w:val="000000"/>
+          <w:sz w:val="28"/>
+          <w:szCs w:val="28"/>
+        </w:rPr>
+        <w:t>{{</w:t>
+      </w:r>
+      <w:r>
+        <w:rPr>
+          <w:b/>
+          <w:bCs/>
+          <w:color w:val="000000"/>
+          <w:sz w:val="28"/>
+          <w:szCs w:val="28"/>
+        </w:rPr>
+        <w:t>autorizacao_imagem_autoriza</w:t>
+      </w:r>
+      <w:r>
+        <w:rPr>
+          <w:b/>
+          <w:bCs/>
+          <w:color w:val="000000"/>
+          <w:sz w:val="28"/>
+          <w:szCs w:val="28"/>
+        </w:rPr>
+        <w:t>}}</w:t>
+      </w:r>
+      <w:r>
+        <w:rPr>
+          <w:color w:val="000000"/>
+          <w:sz w:val="28"/>
+          <w:szCs w:val="28"/>
+        </w:rPr>
+        <w:t>) AUTORIZO o uso de imagem em todo e qualquer material entre fotos e documentos.</w:t>
+      </w:r>
+      <w:r>
+        <w:rPr>
+          <w:color w:val="000000"/>
+          <w:sz w:val="28"/>
+          <w:szCs w:val="28"/>
+        </w:rPr>
+        <w:br/>
+      </w:r>
+      <w:r>
+        <w:rPr>
+          <w:color w:val="000000"/>
+          <w:sz w:val="28"/>
+          <w:szCs w:val="28"/>
+        </w:rPr>
+        <w:br/>
+        <w:t>(</w:t>
+      </w:r>
+      <w:r>
+        <w:rPr>
+          <w:b/>
+          <w:bCs/>
+          <w:color w:val="000000"/>
+          <w:sz w:val="28"/>
+          <w:szCs w:val="28"/>
+        </w:rPr>
+        <w:t>{{</w:t>
+      </w:r>
+      <w:r>
+        <w:rPr>
+          <w:b/>
+          <w:bCs/>
+          <w:color w:val="000000"/>
+          <w:sz w:val="28"/>
+          <w:szCs w:val="28"/>
+        </w:rPr>
+        <w:t>autorizacao_imagem_nao_autoriza</w:t>
+      </w:r>
+      <w:r>
+        <w:rPr>
+          <w:b/>
+          <w:bCs/>
+          <w:color w:val="000000"/>
+          <w:sz w:val="28"/>
+          <w:szCs w:val="28"/>
+        </w:rPr>
+        <w:t>}}</w:t>
+      </w:r>
+      <w:r>
+        <w:rPr>
+          <w:color w:val="000000"/>
+          <w:sz w:val="28"/>
+          <w:szCs w:val="28"/>
+        </w:rPr>
+        <w:t>) NÃO AUTORIZO o uso de imagem.</w:t>
       </w:r>
     </w:p>
     <w:p>
       <w:pPr>
         <w:pBdr>
-          <w:top w:space="0" w:sz="0" w:val="nil"/>
-          <w:left w:space="0" w:sz="0" w:val="nil"/>
-          <w:bottom w:space="0" w:sz="0" w:val="nil"/>
-          <w:right w:space="0" w:sz="0" w:val="nil"/>
-          <w:between w:space="0" w:sz="0" w:val="nil"/>
+          <w:top w:val="nil"/>
+          <w:left w:val="nil"/>
+          <w:bottom w:val="nil"/>
+          <w:right w:val="nil"/>
+          <w:between w:val="nil"/>
         </w:pBdr>
         <w:rPr>
           <w:color w:val="000000"/>
@@ -556,86 +689,216 @@
           <w:szCs w:val="28"/>
         </w:rPr>
       </w:pPr>
-      <w:r>
-        <w:rPr>
-          <w:rtl w:val="0"/>
-        </w:rPr>
-      </w:r>
     </w:p>
     <w:p>
       <w:pPr>
         <w:pBdr>
-          <w:top w:space="0" w:sz="0" w:val="nil"/>
-          <w:left w:space="0" w:sz="0" w:val="nil"/>
-          <w:bottom w:space="0" w:sz="0" w:val="nil"/>
-          <w:right w:space="0" w:sz="0" w:val="nil"/>
-          <w:between w:space="0" w:sz="0" w:val="nil"/>
+          <w:top w:val="nil"/>
+          <w:left w:val="nil"/>
+          <w:bottom w:val="nil"/>
+          <w:right w:val="nil"/>
+          <w:between w:val="nil"/>
         </w:pBdr>
-        <w:spacing w:before="109" w:lineRule="auto"/>
+        <w:spacing w:before="109"/>
         <w:rPr>
           <w:color w:val="000000"/>
           <w:sz w:val="28"/>
           <w:szCs w:val="28"/>
         </w:rPr>
       </w:pPr>
-      <w:r>
-        <w:rPr>
-          <w:rtl w:val="0"/>
-        </w:rPr>
-      </w:r>
     </w:p>
     <w:p>
       <w:pPr>
         <w:tabs>
-          <w:tab w:val="left" w:leader="none" w:pos="6788"/>
-          <w:tab w:val="left" w:leader="none" w:pos="9288"/>
-          <w:tab w:val="left" w:leader="none" w:pos="10536"/>
+          <w:tab w:val="left" w:pos="6788"/>
+          <w:tab w:val="left" w:pos="9288"/>
+          <w:tab w:val="left" w:pos="10536"/>
         </w:tabs>
-        <w:ind w:left="4945" w:firstLine="0"/>
-        <w:rPr>
-          <w:b w:val="1"/>
-          <w:bCs w:val="1"/>
-          <w:i w:val="1"/>
-          <w:iCs w:val="1"/>
+        <w:ind w:left="4945"/>
+        <w:rPr>
+          <w:b/>
+          <w:bCs/>
+          <w:i/>
+          <w:iCs/>
           <w:sz w:val="28"/>
           <w:szCs w:val="28"/>
         </w:rPr>
       </w:pPr>
       <w:r>
         <w:rPr>
-          <w:b w:val="1"/>
-          <w:bCs w:val="1"/>
-          <w:i w:val="1"/>
-          <w:iCs w:val="1"/>
-          <w:sz w:val="28"/>
-          <w:szCs w:val="28"/>
-          <w:rtl w:val="0"/>
-        </w:rPr>
-        <w:t xml:space="preserve">São Paulo,  {dia} de {mes} de {ano}</w:t>
+          <w:b/>
+          <w:bCs/>
+          <w:i/>
+          <w:iCs/>
+          <w:sz w:val="28"/>
+          <w:szCs w:val="28"/>
+        </w:rPr>
+        <w:t xml:space="preserve">São Paulo,  </w:t>
+      </w:r>
+      <w:r>
+        <w:rPr>
+          <w:b/>
+          <w:bCs/>
+          <w:i/>
+          <w:iCs/>
+          <w:sz w:val="28"/>
+          <w:szCs w:val="28"/>
+        </w:rPr>
+        <w:t>{{</w:t>
+      </w:r>
+      <w:r>
+        <w:rPr>
+          <w:b/>
+          <w:bCs/>
+          <w:i/>
+          <w:iCs/>
+          <w:sz w:val="28"/>
+          <w:szCs w:val="28"/>
+        </w:rPr>
+        <w:t>dia</w:t>
+      </w:r>
+      <w:r>
+        <w:rPr>
+          <w:b/>
+          <w:bCs/>
+          <w:i/>
+          <w:iCs/>
+          <w:sz w:val="28"/>
+          <w:szCs w:val="28"/>
+        </w:rPr>
+        <w:t>}}</w:t>
+      </w:r>
+      <w:r>
+        <w:rPr>
+          <w:b/>
+          <w:bCs/>
+          <w:i/>
+          <w:iCs/>
+          <w:sz w:val="28"/>
+          <w:szCs w:val="28"/>
+        </w:rPr>
+        <w:t xml:space="preserve"> de </w:t>
+      </w:r>
+      <w:r>
+        <w:rPr>
+          <w:b/>
+          <w:bCs/>
+          <w:i/>
+          <w:iCs/>
+          <w:sz w:val="28"/>
+          <w:szCs w:val="28"/>
+        </w:rPr>
+        <w:t>{{</w:t>
+      </w:r>
+      <w:r>
+        <w:rPr>
+          <w:b/>
+          <w:bCs/>
+          <w:i/>
+          <w:iCs/>
+          <w:sz w:val="28"/>
+          <w:szCs w:val="28"/>
+        </w:rPr>
+        <w:t>mes</w:t>
+      </w:r>
+      <w:r>
+        <w:rPr>
+          <w:b/>
+          <w:bCs/>
+          <w:i/>
+          <w:iCs/>
+          <w:sz w:val="28"/>
+          <w:szCs w:val="28"/>
+        </w:rPr>
+        <w:t>}}</w:t>
+      </w:r>
+      <w:r>
+        <w:rPr>
+          <w:b/>
+          <w:bCs/>
+          <w:i/>
+          <w:iCs/>
+          <w:sz w:val="28"/>
+          <w:szCs w:val="28"/>
+        </w:rPr>
+        <w:t xml:space="preserve"> de </w:t>
+      </w:r>
+      <w:r>
+        <w:rPr>
+          <w:b/>
+          <w:bCs/>
+          <w:i/>
+          <w:iCs/>
+          <w:sz w:val="28"/>
+          <w:szCs w:val="28"/>
+        </w:rPr>
+        <w:t>{{</w:t>
+      </w:r>
+      <w:r>
+        <w:rPr>
+          <w:b/>
+          <w:bCs/>
+          <w:i/>
+          <w:iCs/>
+          <w:sz w:val="28"/>
+          <w:szCs w:val="28"/>
+        </w:rPr>
+        <w:t>ano</w:t>
+      </w:r>
+      <w:r>
+        <w:rPr>
+          <w:b/>
+          <w:bCs/>
+          <w:i/>
+          <w:iCs/>
+          <w:sz w:val="28"/>
+          <w:szCs w:val="28"/>
+        </w:rPr>
+        <w:t>}}</w:t>
       </w:r>
     </w:p>
     <w:sectPr>
-      <w:footerReference r:id="rId8" w:type="default"/>
-      <w:pgSz w:h="16840" w:w="11910" w:orient="portrait"/>
-      <w:pgMar w:bottom="2420" w:top="1280" w:left="708" w:right="566" w:header="0" w:footer="2236"/>
+      <w:footerReference w:type="default" r:id="rId8"/>
+      <w:pgSz w:w="11910" w:h="16840"/>
+      <w:pgMar w:top="1280" w:right="566" w:bottom="2420" w:left="708" w:header="0" w:footer="2236" w:gutter="0"/>
       <w:pgNumType w:start="1"/>
+      <w:cols w:space="720"/>
     </w:sectPr>
   </w:body>
 </w:document>
 </file>
 
+<file path=word/endnotes.xml><?xml version="1.0" encoding="utf-8"?>
+<w:endnotes xmlns:wpc="http://schemas.microsoft.com/office/word/2010/wordprocessingCanvas" xmlns:cx="http://schemas.microsoft.com/office/drawing/2014/chartex" xmlns:cx1="http://schemas.microsoft.com/office/drawing/2015/9/8/chartex" xmlns:cx2="http://schemas.microsoft.com/office/drawing/2015/10/21/chartex" xmlns:cx3="http://schemas.microsoft.com/office/drawing/2016/5/9/chartex" xmlns:cx4="http://schemas.microsoft.com/office/drawing/2016/5/10/chartex" xmlns:cx5="http://schemas.microsoft.com/office/drawing/2016/5/11/chartex" xmlns:cx6="http://schemas.microsoft.com/office/drawing/2016/5/12/chartex" xmlns:cx7="http://schemas.microsoft.com/office/drawing/2016/5/13/chartex" xmlns:cx8="http://schemas.microsoft.com/office/drawing/2016/5/14/chartex" xmlns:mc="http://schemas.openxmlformats.org/markup-compatibility/2006" xmlns:aink="http://schemas.microsoft.com/office/drawing/2016/ink" xmlns:am3d="http://schemas.microsoft.com/office/drawing/2017/model3d" xmlns:o="urn:schemas-microsoft-com:office:office" xmlns:r="http://schemas.openxmlformats.org/officeDocument/2006/relationships" xmlns:m="http://schemas.openxmlformats.org/officeDocument/2006/math" xmlns:v="urn:schemas-microsoft-com:vml" xmlns:wp14="http://schemas.microsoft.com/office/word/2010/wordprocessingDrawing" xmlns:wp="http://schemas.openxmlformats.org/drawingml/2006/wordprocessingDrawing" xmlns:w10="urn:schemas-microsoft-com:office:word" xmlns:w="http://schemas.openxmlformats.org/wordprocessingml/2006/main" xmlns:w14="http://schemas.microsoft.com/office/word/2010/wordml" xmlns:w15="http://schemas.microsoft.com/office/word/2012/wordml" xmlns:w16cex="http://schemas.microsoft.com/office/word/2018/wordml/cex" xmlns:w16cid="http://schemas.microsoft.com/office/word/2016/wordml/cid" xmlns:w16="http://schemas.microsoft.com/office/word/2018/wordml" xmlns:w16se="http://schemas.microsoft.com/office/word/2015/wordml/symex" xmlns:wpg="http://schemas.microsoft.com/office/word/2010/wordprocessingGroup" xmlns:wpi="http://schemas.microsoft.com/office/word/2010/wordprocessingInk" xmlns:wne="http://schemas.microsoft.com/office/word/2006/wordml" xmlns:wps="http://schemas.microsoft.com/office/word/2010/wordprocessingShape" mc:Ignorable="w14 w15 w16se w16cid w16 w16cex wp14">
+  <w:endnote w:type="separator" w:id="-1">
+    <w:p>
+      <w:r>
+        <w:separator/>
+      </w:r>
+    </w:p>
+  </w:endnote>
+  <w:endnote w:type="continuationSeparator" w:id="0">
+    <w:p>
+      <w:r>
+        <w:continuationSeparator/>
+      </w:r>
+    </w:p>
+  </w:endnote>
+</w:endnotes>
+</file>
+
 <file path=word/footer1.xml><?xml version="1.0" encoding="utf-8"?>
-<w:ftr xmlns:mc="http://schemas.openxmlformats.org/markup-compatibility/2006" xmlns:o="urn:schemas-microsoft-com:office:office" xmlns:r="http://schemas.openxmlformats.org/officeDocument/2006/relationships" xmlns:m="http://schemas.openxmlformats.org/officeDocument/2006/math" xmlns:v="urn:schemas-microsoft-com:vml" xmlns:wp="http://schemas.openxmlformats.org/drawingml/2006/wordprocessingDrawing" xmlns:w10="urn:schemas-microsoft-com:office:word" xmlns:w="http://schemas.openxmlformats.org/wordprocessingml/2006/main" xmlns:wne="http://schemas.microsoft.com/office/word/2006/wordml" xmlns:sl="http://schemas.openxmlformats.org/schemaLibrary/2006/main" xmlns:a="http://schemas.openxmlformats.org/drawingml/2006/main" xmlns:pic="http://schemas.openxmlformats.org/drawingml/2006/picture" xmlns:c="http://schemas.openxmlformats.org/drawingml/2006/chart" xmlns:lc="http://schemas.openxmlformats.org/drawingml/2006/lockedCanvas" xmlns:dgm="http://schemas.openxmlformats.org/drawingml/2006/diagram" xmlns:wps="http://schemas.microsoft.com/office/word/2010/wordprocessingShape" xmlns:wpg="http://schemas.microsoft.com/office/word/2010/wordprocessingGroup" xmlns:w14="http://schemas.microsoft.com/office/word/2010/wordml" xmlns:w15="http://schemas.microsoft.com/office/word/2012/wordml" xmlns:w16="http://schemas.microsoft.com/office/word/2018/wordml" xmlns:w16cex="http://schemas.microsoft.com/office/word/2018/wordml/cex" xmlns:w16cid="http://schemas.microsoft.com/office/word/2016/wordml/cid" xmlns="http://schemas.microsoft.com/office/tasks/2019/documenttasks" xmlns:cr="http://schemas.microsoft.com/office/comments/2020/reactions">
+<w:ftr xmlns:wpc="http://schemas.microsoft.com/office/word/2010/wordprocessingCanvas" xmlns:cx="http://schemas.microsoft.com/office/drawing/2014/chartex" xmlns:cx1="http://schemas.microsoft.com/office/drawing/2015/9/8/chartex" xmlns:cx2="http://schemas.microsoft.com/office/drawing/2015/10/21/chartex" xmlns:cx3="http://schemas.microsoft.com/office/drawing/2016/5/9/chartex" xmlns:cx4="http://schemas.microsoft.com/office/drawing/2016/5/10/chartex" xmlns:cx5="http://schemas.microsoft.com/office/drawing/2016/5/11/chartex" xmlns:cx6="http://schemas.microsoft.com/office/drawing/2016/5/12/chartex" xmlns:cx7="http://schemas.microsoft.com/office/drawing/2016/5/13/chartex" xmlns:cx8="http://schemas.microsoft.com/office/drawing/2016/5/14/chartex" xmlns:mc="http://schemas.openxmlformats.org/markup-compatibility/2006" xmlns:aink="http://schemas.microsoft.com/office/drawing/2016/ink" xmlns:am3d="http://schemas.microsoft.com/office/drawing/2017/model3d" xmlns:o="urn:schemas-microsoft-com:office:office" xmlns:r="http://schemas.openxmlformats.org/officeDocument/2006/relationships" xmlns:m="http://schemas.openxmlformats.org/officeDocument/2006/math" xmlns:v="urn:schemas-microsoft-com:vml" xmlns:wp14="http://schemas.microsoft.com/office/word/2010/wordprocessingDrawing" xmlns:wp="http://schemas.openxmlformats.org/drawingml/2006/wordprocessingDrawing" xmlns:w10="urn:schemas-microsoft-com:office:word" xmlns:w="http://schemas.openxmlformats.org/wordprocessingml/2006/main" xmlns:w14="http://schemas.microsoft.com/office/word/2010/wordml" xmlns:w15="http://schemas.microsoft.com/office/word/2012/wordml" xmlns:w16cex="http://schemas.microsoft.com/office/word/2018/wordml/cex" xmlns:w16cid="http://schemas.microsoft.com/office/word/2016/wordml/cid" xmlns:w16="http://schemas.microsoft.com/office/word/2018/wordml" xmlns:w16se="http://schemas.microsoft.com/office/word/2015/wordml/symex" xmlns:wpg="http://schemas.microsoft.com/office/word/2010/wordprocessingGroup" xmlns:wpi="http://schemas.microsoft.com/office/word/2010/wordprocessingInk" xmlns:wne="http://schemas.microsoft.com/office/word/2006/wordml" xmlns:wps="http://schemas.microsoft.com/office/word/2010/wordprocessingShape" mc:Ignorable="w14 w15 w16se w16cid w16 w16cex wp14">
   <w:p>
     <w:pPr>
       <w:pBdr>
-        <w:top w:space="0" w:sz="0" w:val="nil"/>
-        <w:left w:space="0" w:sz="0" w:val="nil"/>
-        <w:bottom w:space="0" w:sz="0" w:val="nil"/>
-        <w:right w:space="0" w:sz="0" w:val="nil"/>
-        <w:between w:space="0" w:sz="0" w:val="nil"/>
+        <w:top w:val="nil"/>
+        <w:left w:val="nil"/>
+        <w:bottom w:val="nil"/>
+        <w:right w:val="nil"/>
+        <w:between w:val="nil"/>
       </w:pBdr>
-      <w:spacing w:line="14.399999999999999" w:lineRule="auto"/>
+      <w:spacing w:line="14" w:lineRule="auto"/>
       <w:rPr>
         <w:color w:val="000000"/>
         <w:sz w:val="20"/>
@@ -644,12 +907,10 @@
     </w:pPr>
     <w:r>
       <w:rPr>
-        <w:rtl w:val="0"/>
+        <w:noProof/>
       </w:rPr>
-    </w:r>
-    <w:r>
       <w:drawing>
-        <wp:anchor allowOverlap="1" behindDoc="1" distB="0" distT="0" distL="0" distR="0" hidden="0" layoutInCell="1" locked="0" relativeHeight="0" simplePos="0">
+        <wp:anchor distT="0" distB="0" distL="0" distR="0" simplePos="0" relativeHeight="251658240" behindDoc="1" locked="0" layoutInCell="1" hidden="0" allowOverlap="1">
           <wp:simplePos x="0" y="0"/>
           <wp:positionH relativeFrom="column">
             <wp:posOffset>5059300</wp:posOffset>
@@ -658,19 +919,20 @@
             <wp:posOffset>832470</wp:posOffset>
           </wp:positionV>
           <wp:extent cx="1765300" cy="419100"/>
-          <wp:effectExtent b="0" l="0" r="0" t="0"/>
+          <wp:effectExtent l="0" t="0" r="0" b="0"/>
           <wp:wrapNone/>
           <wp:docPr id="4" name="image2.png"/>
-          <a:graphic>
+          <wp:cNvGraphicFramePr/>
+          <a:graphic xmlns:a="http://schemas.openxmlformats.org/drawingml/2006/main">
             <a:graphicData uri="http://schemas.openxmlformats.org/drawingml/2006/picture">
-              <pic:pic>
+              <pic:pic xmlns:pic="http://schemas.openxmlformats.org/drawingml/2006/picture">
                 <pic:nvPicPr>
                   <pic:cNvPr id="0" name="image2.png"/>
                   <pic:cNvPicPr preferRelativeResize="0"/>
                 </pic:nvPicPr>
                 <pic:blipFill>
                   <a:blip r:embed="rId1"/>
-                  <a:srcRect b="0" l="0" r="0" t="0"/>
+                  <a:srcRect/>
                   <a:stretch>
                     <a:fillRect/>
                   </a:stretch>
@@ -680,7 +942,9 @@
                     <a:off x="0" y="0"/>
                     <a:ext cx="1765300" cy="419100"/>
                   </a:xfrm>
-                  <a:prstGeom prst="rect"/>
+                  <a:prstGeom prst="rect">
+                    <a:avLst/>
+                  </a:prstGeom>
                   <a:ln/>
                 </pic:spPr>
               </pic:pic>
@@ -690,10 +954,13 @@
       </w:drawing>
     </w:r>
     <w:r>
+      <w:rPr>
+        <w:noProof/>
+      </w:rPr>
       <mc:AlternateContent>
         <mc:Choice Requires="wpg">
           <w:drawing>
-            <wp:anchor allowOverlap="1" behindDoc="1" distB="0" distT="0" distL="0" distR="0" hidden="0" layoutInCell="1" locked="0" relativeHeight="0" simplePos="0">
+            <wp:anchor distT="0" distB="0" distL="0" distR="0" simplePos="0" relativeHeight="251659264" behindDoc="1" locked="0" layoutInCell="1" hidden="0" allowOverlap="1">
               <wp:simplePos x="0" y="0"/>
               <wp:positionH relativeFrom="column">
                 <wp:posOffset>1595705</wp:posOffset>
@@ -702,23 +969,27 @@
                 <wp:posOffset>9137198</wp:posOffset>
               </wp:positionV>
               <wp:extent cx="3469940" cy="32350"/>
-              <wp:effectExtent b="0" l="0" r="0" t="0"/>
+              <wp:effectExtent l="0" t="0" r="0" b="0"/>
               <wp:wrapNone/>
-              <wp:docPr id="1" name=""/>
-              <a:graphic>
+              <wp:docPr id="1" name="Forma Livre: Forma 1"/>
+              <wp:cNvGraphicFramePr/>
+              <a:graphic xmlns:a="http://schemas.openxmlformats.org/drawingml/2006/main">
                 <a:graphicData uri="http://schemas.microsoft.com/office/word/2010/wordprocessingShape">
                   <wps:wsp>
                     <wps:cNvSpPr/>
-                    <wps:cNvPr id="2" name="Shape 2"/>
                     <wps:spPr>
                       <a:xfrm>
                         <a:off x="3619118" y="3779365"/>
                         <a:ext cx="3453765" cy="1270"/>
                       </a:xfrm>
                       <a:custGeom>
-                        <a:rect b="b" l="l" r="r" t="t"/>
+                        <a:avLst/>
+                        <a:gdLst/>
+                        <a:ahLst/>
+                        <a:cxnLst/>
+                        <a:rect l="l" t="t" r="r" b="b"/>
                         <a:pathLst>
-                          <a:path extrusionOk="0" h="120000" w="3453765">
+                          <a:path w="3453765" h="120000" extrusionOk="0">
                             <a:moveTo>
                               <a:pt x="0" y="0"/>
                             </a:moveTo>
@@ -729,17 +1000,17 @@
                         </a:pathLst>
                       </a:custGeom>
                       <a:noFill/>
-                      <a:ln cap="flat" cmpd="sng" w="16175">
+                      <a:ln w="16175" cap="flat" cmpd="sng">
                         <a:solidFill>
                           <a:srgbClr val="000000"/>
                         </a:solidFill>
                         <a:prstDash val="solid"/>
                         <a:round/>
-                        <a:headEnd len="sm" w="sm" type="none"/>
-                        <a:tailEnd len="sm" w="sm" type="none"/>
+                        <a:headEnd type="none" w="sm" len="sm"/>
+                        <a:tailEnd type="none" w="sm" len="sm"/>
                       </a:ln>
                     </wps:spPr>
-                    <wps:bodyPr anchorCtr="0" anchor="ctr" bIns="91425" lIns="91425" spcFirstLastPara="1" rIns="91425" wrap="square" tIns="91425">
+                    <wps:bodyPr spcFirstLastPara="1" wrap="square" lIns="91425" tIns="91425" rIns="91425" bIns="91425" anchor="ctr" anchorCtr="0">
                       <a:noAutofit/>
                     </wps:bodyPr>
                   </wps:wsp>
@@ -748,7 +1019,7 @@
             </wp:anchor>
           </w:drawing>
         </mc:Choice>
-        <mc:Fallback>
+        <mc:Fallback xmlns:cr="http://schemas.microsoft.com/office/comments/2020/reactions" xmlns="http://schemas.microsoft.com/office/tasks/2019/documenttasks" xmlns:dgm="http://schemas.openxmlformats.org/drawingml/2006/diagram" xmlns:lc="http://schemas.openxmlformats.org/drawingml/2006/lockedCanvas" xmlns:c="http://schemas.openxmlformats.org/drawingml/2006/chart" xmlns:pic="http://schemas.openxmlformats.org/drawingml/2006/picture" xmlns:a="http://schemas.openxmlformats.org/drawingml/2006/main" xmlns:sl="http://schemas.openxmlformats.org/schemaLibrary/2006/main">
           <w:drawing>
             <wp:anchor allowOverlap="1" behindDoc="1" distB="0" distT="0" distL="0" distR="0" hidden="0" layoutInCell="1" locked="0" relativeHeight="0" simplePos="0">
               <wp:simplePos x="0" y="0"/>
@@ -793,10 +1064,13 @@
       </mc:AlternateContent>
     </w:r>
     <w:r>
+      <w:rPr>
+        <w:noProof/>
+      </w:rPr>
       <mc:AlternateContent>
-        <mc:Choice Requires="wpg">
+        <mc:Choice Requires="wps">
           <w:drawing>
-            <wp:anchor allowOverlap="1" behindDoc="1" distB="0" distT="0" distL="0" distR="0" hidden="0" layoutInCell="1" locked="0" relativeHeight="0" simplePos="0">
+            <wp:anchor distT="0" distB="0" distL="0" distR="0" simplePos="0" relativeHeight="251660288" behindDoc="1" locked="0" layoutInCell="1" hidden="0" allowOverlap="1">
               <wp:simplePos x="0" y="0"/>
               <wp:positionH relativeFrom="column">
                 <wp:posOffset>2318943</wp:posOffset>
@@ -805,14 +1079,14 @@
                 <wp:posOffset>9350833</wp:posOffset>
               </wp:positionV>
               <wp:extent cx="2023745" cy="222250"/>
-              <wp:effectExtent b="0" l="0" r="0" t="0"/>
+              <wp:effectExtent l="0" t="0" r="0" b="0"/>
               <wp:wrapNone/>
-              <wp:docPr id="2" name=""/>
-              <a:graphic>
+              <wp:docPr id="2" name="Retângulo 2"/>
+              <wp:cNvGraphicFramePr/>
+              <a:graphic xmlns:a="http://schemas.openxmlformats.org/drawingml/2006/main">
                 <a:graphicData uri="http://schemas.microsoft.com/office/word/2010/wordprocessingShape">
                   <wps:wsp>
                     <wps:cNvSpPr/>
-                    <wps:cNvPr id="3" name="Shape 3"/>
                     <wps:spPr>
                       <a:xfrm>
                         <a:off x="4343653" y="3678400"/>
@@ -830,28 +1104,22 @@
                       <w:txbxContent>
                         <w:p>
                           <w:pPr>
-                            <w:spacing w:after="0" w:before="0" w:line="305.00000953674316"/>
-                            <w:ind w:left="20" w:right="0" w:firstLine="40"/>
-                            <w:jc w:val="left"/>
+                            <w:spacing w:line="305" w:lineRule="auto"/>
+                            <w:ind w:left="20" w:firstLine="40"/>
                             <w:textDirection w:val="btLr"/>
                           </w:pPr>
                           <w:r>
                             <w:rPr>
-                              <w:rFonts w:ascii="Calibri" w:cs="Calibri" w:eastAsia="Calibri" w:hAnsi="Calibri"/>
-                              <w:b w:val="1"/>
-                              <w:i w:val="0"/>
-                              <w:smallCaps w:val="0"/>
-                              <w:strike w:val="0"/>
+                              <w:b/>
                               <w:color w:val="000000"/>
                               <w:sz w:val="28"/>
-                              <w:vertAlign w:val="baseline"/>
                             </w:rPr>
-                            <w:t xml:space="preserve">Assinatura do Responsável</w:t>
+                            <w:t>Assinatura do Responsável</w:t>
                           </w:r>
                         </w:p>
                       </w:txbxContent>
                     </wps:txbx>
-                    <wps:bodyPr anchorCtr="0" anchor="t" bIns="0" lIns="0" spcFirstLastPara="1" rIns="0" wrap="square" tIns="0">
+                    <wps:bodyPr spcFirstLastPara="1" wrap="square" lIns="0" tIns="0" rIns="0" bIns="0" anchor="t" anchorCtr="0">
                       <a:noAutofit/>
                     </wps:bodyPr>
                   </wps:wsp>
@@ -861,46 +1129,29 @@
           </w:drawing>
         </mc:Choice>
         <mc:Fallback>
-          <w:drawing>
-            <wp:anchor allowOverlap="1" behindDoc="1" distB="0" distT="0" distL="0" distR="0" hidden="0" layoutInCell="1" locked="0" relativeHeight="0" simplePos="0">
-              <wp:simplePos x="0" y="0"/>
-              <wp:positionH relativeFrom="column">
-                <wp:posOffset>2318943</wp:posOffset>
-              </wp:positionH>
-              <wp:positionV relativeFrom="paragraph">
-                <wp:posOffset>9350833</wp:posOffset>
-              </wp:positionV>
-              <wp:extent cx="2023745" cy="222250"/>
-              <wp:effectExtent b="0" l="0" r="0" t="0"/>
-              <wp:wrapNone/>
-              <wp:docPr id="2" name="image4.png"/>
-              <a:graphic>
-                <a:graphicData uri="http://schemas.openxmlformats.org/drawingml/2006/picture">
-                  <pic:pic>
-                    <pic:nvPicPr>
-                      <pic:cNvPr id="0" name="image4.png"/>
-                      <pic:cNvPicPr preferRelativeResize="0"/>
-                    </pic:nvPicPr>
-                    <pic:blipFill>
-                      <a:blip r:embed="rId2"/>
-                      <a:srcRect/>
-                      <a:stretch>
-                        <a:fillRect/>
-                      </a:stretch>
-                    </pic:blipFill>
-                    <pic:spPr>
-                      <a:xfrm>
-                        <a:off x="0" y="0"/>
-                        <a:ext cx="2023745" cy="222250"/>
-                      </a:xfrm>
-                      <a:prstGeom prst="rect"/>
-                      <a:ln/>
-                    </pic:spPr>
-                  </pic:pic>
-                </a:graphicData>
-              </a:graphic>
-            </wp:anchor>
-          </w:drawing>
+          <w:pict>
+            <v:rect id="Retângulo 2" o:spid="_x0000_s1026" style="position:absolute;margin-left:182.6pt;margin-top:736.3pt;width:159.35pt;height:17.5pt;z-index:-251656192;visibility:visible;mso-wrap-style:square;mso-wrap-distance-left:0;mso-wrap-distance-top:0;mso-wrap-distance-right:0;mso-wrap-distance-bottom:0;mso-position-horizontal:absolute;mso-position-horizontal-relative:text;mso-position-vertical:absolute;mso-position-vertical-relative:text;v-text-anchor:top" o:gfxdata="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" filled="f" stroked="f">
+              <v:textbox inset="0,0,0,0">
+                <w:txbxContent>
+                  <w:p>
+                    <w:pPr>
+                      <w:spacing w:line="305" w:lineRule="auto"/>
+                      <w:ind w:left="20" w:firstLine="40"/>
+                      <w:textDirection w:val="btLr"/>
+                    </w:pPr>
+                    <w:r>
+                      <w:rPr>
+                        <w:b/>
+                        <w:color w:val="000000"/>
+                        <w:sz w:val="28"/>
+                      </w:rPr>
+                      <w:t>Assinatura do Responsável</w:t>
+                    </w:r>
+                  </w:p>
+                </w:txbxContent>
+              </v:textbox>
+            </v:rect>
+          </w:pict>
         </mc:Fallback>
       </mc:AlternateContent>
     </w:r>
@@ -908,19 +1159,34 @@
 </w:ftr>
 </file>
 
-<file path=word/numbering.xml><?xml version="1.0" encoding="utf-8"?>
-<w:numbering xmlns:mc="http://schemas.openxmlformats.org/markup-compatibility/2006" xmlns:o="urn:schemas-microsoft-com:office:office" xmlns:r="http://schemas.openxmlformats.org/officeDocument/2006/relationships" xmlns:m="http://schemas.openxmlformats.org/officeDocument/2006/math" xmlns:v="urn:schemas-microsoft-com:vml" xmlns:wp="http://schemas.openxmlformats.org/drawingml/2006/wordprocessingDrawing" xmlns:w10="urn:schemas-microsoft-com:office:word" xmlns:w="http://schemas.openxmlformats.org/wordprocessingml/2006/main" xmlns:wne="http://schemas.microsoft.com/office/word/2006/wordml" xmlns:sl="http://schemas.openxmlformats.org/schemaLibrary/2006/main" xmlns:a="http://schemas.openxmlformats.org/drawingml/2006/main" xmlns:pic="http://schemas.openxmlformats.org/drawingml/2006/picture" xmlns:c="http://schemas.openxmlformats.org/drawingml/2006/chart" xmlns:lc="http://schemas.openxmlformats.org/drawingml/2006/lockedCanvas" xmlns:dgm="http://schemas.openxmlformats.org/drawingml/2006/diagram" xmlns:wps="http://schemas.microsoft.com/office/word/2010/wordprocessingShape" xmlns:wpg="http://schemas.microsoft.com/office/word/2010/wordprocessingGroup" xmlns:w14="http://schemas.microsoft.com/office/word/2010/wordml" xmlns:w15="http://schemas.microsoft.com/office/word/2012/wordml" xmlns:w16="http://schemas.microsoft.com/office/word/2018/wordml" xmlns:w16cex="http://schemas.microsoft.com/office/word/2018/wordml/cex" xmlns:w16cid="http://schemas.microsoft.com/office/word/2016/wordml/cid" xmlns="http://schemas.microsoft.com/office/tasks/2019/documenttasks" xmlns:cr="http://schemas.microsoft.com/office/comments/2020/reactions"/>
+<file path=word/footnotes.xml><?xml version="1.0" encoding="utf-8"?>
+<w:footnotes xmlns:wpc="http://schemas.microsoft.com/office/word/2010/wordprocessingCanvas" xmlns:cx="http://schemas.microsoft.com/office/drawing/2014/chartex" xmlns:cx1="http://schemas.microsoft.com/office/drawing/2015/9/8/chartex" xmlns:cx2="http://schemas.microsoft.com/office/drawing/2015/10/21/chartex" xmlns:cx3="http://schemas.microsoft.com/office/drawing/2016/5/9/chartex" xmlns:cx4="http://schemas.microsoft.com/office/drawing/2016/5/10/chartex" xmlns:cx5="http://schemas.microsoft.com/office/drawing/2016/5/11/chartex" xmlns:cx6="http://schemas.microsoft.com/office/drawing/2016/5/12/chartex" xmlns:cx7="http://schemas.microsoft.com/office/drawing/2016/5/13/chartex" xmlns:cx8="http://schemas.microsoft.com/office/drawing/2016/5/14/chartex" xmlns:mc="http://schemas.openxmlformats.org/markup-compatibility/2006" xmlns:aink="http://schemas.microsoft.com/office/drawing/2016/ink" xmlns:am3d="http://schemas.microsoft.com/office/drawing/2017/model3d" xmlns:o="urn:schemas-microsoft-com:office:office" xmlns:r="http://schemas.openxmlformats.org/officeDocument/2006/relationships" xmlns:m="http://schemas.openxmlformats.org/officeDocument/2006/math" xmlns:v="urn:schemas-microsoft-com:vml" xmlns:wp14="http://schemas.microsoft.com/office/word/2010/wordprocessingDrawing" xmlns:wp="http://schemas.openxmlformats.org/drawingml/2006/wordprocessingDrawing" xmlns:w10="urn:schemas-microsoft-com:office:word" xmlns:w="http://schemas.openxmlformats.org/wordprocessingml/2006/main" xmlns:w14="http://schemas.microsoft.com/office/word/2010/wordml" xmlns:w15="http://schemas.microsoft.com/office/word/2012/wordml" xmlns:w16cex="http://schemas.microsoft.com/office/word/2018/wordml/cex" xmlns:w16cid="http://schemas.microsoft.com/office/word/2016/wordml/cid" xmlns:w16="http://schemas.microsoft.com/office/word/2018/wordml" xmlns:w16se="http://schemas.microsoft.com/office/word/2015/wordml/symex" xmlns:wpg="http://schemas.microsoft.com/office/word/2010/wordprocessingGroup" xmlns:wpi="http://schemas.microsoft.com/office/word/2010/wordprocessingInk" xmlns:wne="http://schemas.microsoft.com/office/word/2006/wordml" xmlns:wps="http://schemas.microsoft.com/office/word/2010/wordprocessingShape" mc:Ignorable="w14 w15 w16se w16cid w16 w16cex wp14">
+  <w:footnote w:type="separator" w:id="-1">
+    <w:p>
+      <w:r>
+        <w:separator/>
+      </w:r>
+    </w:p>
+  </w:footnote>
+  <w:footnote w:type="continuationSeparator" w:id="0">
+    <w:p>
+      <w:r>
+        <w:continuationSeparator/>
+      </w:r>
+    </w:p>
+  </w:footnote>
+</w:footnotes>
 </file>
 
 <file path=word/styles.xml><?xml version="1.0" encoding="utf-8"?>
-<w:styles xmlns:mc="http://schemas.openxmlformats.org/markup-compatibility/2006" xmlns:o="urn:schemas-microsoft-com:office:office" xmlns:r="http://schemas.openxmlformats.org/officeDocument/2006/relationships" xmlns:m="http://schemas.openxmlformats.org/officeDocument/2006/math" xmlns:v="urn:schemas-microsoft-com:vml" xmlns:wp="http://schemas.openxmlformats.org/drawingml/2006/wordprocessingDrawing" xmlns:w10="urn:schemas-microsoft-com:office:word" xmlns:w="http://schemas.openxmlformats.org/wordprocessingml/2006/main" xmlns:wne="http://schemas.microsoft.com/office/word/2006/wordml" xmlns:sl="http://schemas.openxmlformats.org/schemaLibrary/2006/main" xmlns:a="http://schemas.openxmlformats.org/drawingml/2006/main" xmlns:pic="http://schemas.openxmlformats.org/drawingml/2006/picture" xmlns:c="http://schemas.openxmlformats.org/drawingml/2006/chart" xmlns:lc="http://schemas.openxmlformats.org/drawingml/2006/lockedCanvas" xmlns:dgm="http://schemas.openxmlformats.org/drawingml/2006/diagram" xmlns:wps="http://schemas.microsoft.com/office/word/2010/wordprocessingShape" xmlns:wpg="http://schemas.microsoft.com/office/word/2010/wordprocessingGroup" xmlns:w14="http://schemas.microsoft.com/office/word/2010/wordml" xmlns:w15="http://schemas.microsoft.com/office/word/2012/wordml" xmlns:w16="http://schemas.microsoft.com/office/word/2018/wordml" xmlns:w16cex="http://schemas.microsoft.com/office/word/2018/wordml/cex" xmlns:w16cid="http://schemas.microsoft.com/office/word/2016/wordml/cid" xmlns="http://schemas.microsoft.com/office/tasks/2019/documenttasks" xmlns:cr="http://schemas.microsoft.com/office/comments/2020/reactions">
+<w:styles xmlns:mc="http://schemas.openxmlformats.org/markup-compatibility/2006" xmlns:r="http://schemas.openxmlformats.org/officeDocument/2006/relationships" xmlns:w="http://schemas.openxmlformats.org/wordprocessingml/2006/main" xmlns:w14="http://schemas.microsoft.com/office/word/2010/wordml" xmlns:w15="http://schemas.microsoft.com/office/word/2012/wordml" xmlns:w16cex="http://schemas.microsoft.com/office/word/2018/wordml/cex" xmlns:w16cid="http://schemas.microsoft.com/office/word/2016/wordml/cid" xmlns:w16="http://schemas.microsoft.com/office/word/2018/wordml" xmlns:w16se="http://schemas.microsoft.com/office/word/2015/wordml/symex" mc:Ignorable="w14 w15 w16se w16cid w16 w16cex">
   <w:docDefaults>
     <w:rPrDefault>
       <w:rPr>
-        <w:rFonts w:ascii="Calibri" w:cs="Calibri" w:eastAsia="Calibri" w:hAnsi="Calibri"/>
+        <w:rFonts w:ascii="Calibri" w:eastAsia="Calibri" w:hAnsi="Calibri" w:cs="Calibri"/>
         <w:sz w:val="22"/>
         <w:szCs w:val="22"/>
-        <w:lang w:val="pt_PT"/>
+        <w:lang w:val="pt-PT" w:eastAsia="pt-BR" w:bidi="ar-SA"/>
       </w:rPr>
     </w:rPrDefault>
     <w:pPrDefault>
@@ -929,139 +1195,576 @@
       </w:pPr>
     </w:pPrDefault>
   </w:docDefaults>
-  <w:style w:type="table" w:styleId="TableNormal" w:default="1">
-    <w:name w:val="TableNormal"/>
-    <w:tblPr>
-      <w:tblCellMar>
-        <w:top w:w="100.0" w:type="dxa"/>
-        <w:left w:w="100.0" w:type="dxa"/>
-        <w:bottom w:w="100.0" w:type="dxa"/>
-        <w:right w:w="100.0" w:type="dxa"/>
-      </w:tblCellMar>
-    </w:tblPr>
+  <w:latentStyles w:defLockedState="0" w:defUIPriority="99" w:defSemiHidden="0" w:defUnhideWhenUsed="0" w:defQFormat="0" w:count="376">
+    <w:lsdException w:name="Normal" w:uiPriority="0" w:qFormat="1"/>
+    <w:lsdException w:name="heading 1" w:uiPriority="9" w:qFormat="1"/>
+    <w:lsdException w:name="heading 2" w:semiHidden="1" w:uiPriority="9" w:unhideWhenUsed="1" w:qFormat="1"/>
+    <w:lsdException w:name="heading 3" w:semiHidden="1" w:uiPriority="9" w:unhideWhenUsed="1" w:qFormat="1"/>
+    <w:lsdException w:name="heading 4" w:semiHidden="1" w:uiPriority="9" w:unhideWhenUsed="1" w:qFormat="1"/>
+    <w:lsdException w:name="heading 5" w:semiHidden="1" w:uiPriority="9" w:unhideWhenUsed="1" w:qFormat="1"/>
+    <w:lsdException w:name="heading 6" w:semiHidden="1" w:uiPriority="9" w:unhideWhenUsed="1" w:qFormat="1"/>
+    <w:lsdException w:name="heading 7" w:semiHidden="1" w:uiPriority="9" w:unhideWhenUsed="1" w:qFormat="1"/>
+    <w:lsdException w:name="heading 8" w:semiHidden="1" w:uiPriority="9" w:unhideWhenUsed="1" w:qFormat="1"/>
+    <w:lsdException w:name="heading 9" w:semiHidden="1" w:uiPriority="9" w:unhideWhenUsed="1" w:qFormat="1"/>
+    <w:lsdException w:name="index 1" w:semiHidden="1" w:unhideWhenUsed="1"/>
+    <w:lsdException w:name="index 2" w:semiHidden="1" w:unhideWhenUsed="1"/>
+    <w:lsdException w:name="index 3" w:semiHidden="1" w:unhideWhenUsed="1"/>
+    <w:lsdException w:name="index 4" w:semiHidden="1" w:unhideWhenUsed="1"/>
+    <w:lsdException w:name="index 5" w:semiHidden="1" w:unhideWhenUsed="1"/>
+    <w:lsdException w:name="index 6" w:semiHidden="1" w:unhideWhenUsed="1"/>
+    <w:lsdException w:name="index 7" w:semiHidden="1" w:unhideWhenUsed="1"/>
+    <w:lsdException w:name="index 8" w:semiHidden="1" w:unhideWhenUsed="1"/>
+    <w:lsdException w:name="index 9" w:semiHidden="1" w:unhideWhenUsed="1"/>
+    <w:lsdException w:name="toc 1" w:semiHidden="1" w:uiPriority="39" w:unhideWhenUsed="1"/>
+    <w:lsdException w:name="toc 2" w:semiHidden="1" w:uiPriority="39" w:unhideWhenUsed="1"/>
+    <w:lsdException w:name="toc 3" w:semiHidden="1" w:uiPriority="39" w:unhideWhenUsed="1"/>
+    <w:lsdException w:name="toc 4" w:semiHidden="1" w:uiPriority="39" w:unhideWhenUsed="1"/>
+    <w:lsdException w:name="toc 5" w:semiHidden="1" w:uiPriority="39" w:unhideWhenUsed="1"/>
+    <w:lsdException w:name="toc 6" w:semiHidden="1" w:uiPriority="39" w:unhideWhenUsed="1"/>
+    <w:lsdException w:name="toc 7" w:semiHidden="1" w:uiPriority="39" w:unhideWhenUsed="1"/>
+    <w:lsdException w:name="toc 8" w:semiHidden="1" w:uiPriority="39" w:unhideWhenUsed="1"/>
+    <w:lsdException w:name="toc 9" w:semiHidden="1" w:uiPriority="39" w:unhideWhenUsed="1"/>
+    <w:lsdException w:name="Normal Indent" w:semiHidden="1" w:unhideWhenUsed="1"/>
+    <w:lsdException w:name="footnote text" w:semiHidden="1" w:unhideWhenUsed="1"/>
+    <w:lsdException w:name="annotation text" w:semiHidden="1" w:unhideWhenUsed="1"/>
+    <w:lsdException w:name="header" w:semiHidden="1" w:unhideWhenUsed="1"/>
+    <w:lsdException w:name="footer" w:semiHidden="1" w:unhideWhenUsed="1"/>
+    <w:lsdException w:name="index heading" w:semiHidden="1" w:unhideWhenUsed="1"/>
+    <w:lsdException w:name="caption" w:semiHidden="1" w:uiPriority="35" w:unhideWhenUsed="1" w:qFormat="1"/>
+    <w:lsdException w:name="table of figures" w:semiHidden="1" w:unhideWhenUsed="1"/>
+    <w:lsdException w:name="envelope address" w:semiHidden="1" w:unhideWhenUsed="1"/>
+    <w:lsdException w:name="envelope return" w:semiHidden="1" w:unhideWhenUsed="1"/>
+    <w:lsdException w:name="footnote reference" w:semiHidden="1" w:unhideWhenUsed="1"/>
+    <w:lsdException w:name="annotation reference" w:semiHidden="1" w:unhideWhenUsed="1"/>
+    <w:lsdException w:name="line number" w:semiHidden="1" w:unhideWhenUsed="1"/>
+    <w:lsdException w:name="page number" w:semiHidden="1" w:unhideWhenUsed="1"/>
+    <w:lsdException w:name="endnote reference" w:semiHidden="1" w:unhideWhenUsed="1"/>
+    <w:lsdException w:name="endnote text" w:semiHidden="1" w:unhideWhenUsed="1"/>
+    <w:lsdException w:name="table of authorities" w:semiHidden="1" w:unhideWhenUsed="1"/>
+    <w:lsdException w:name="macro" w:semiHidden="1" w:unhideWhenUsed="1"/>
+    <w:lsdException w:name="toa heading" w:semiHidden="1" w:unhideWhenUsed="1"/>
+    <w:lsdException w:name="List" w:semiHidden="1" w:unhideWhenUsed="1"/>
+    <w:lsdException w:name="List Bullet" w:semiHidden="1" w:unhideWhenUsed="1"/>
+    <w:lsdException w:name="List Number" w:semiHidden="1" w:unhideWhenUsed="1"/>
+    <w:lsdException w:name="List 2" w:semiHidden="1" w:unhideWhenUsed="1"/>
+    <w:lsdException w:name="List 3" w:semiHidden="1" w:unhideWhenUsed="1"/>
+    <w:lsdException w:name="List 4" w:semiHidden="1" w:unhideWhenUsed="1"/>
+    <w:lsdException w:name="List 5" w:semiHidden="1" w:unhideWhenUsed="1"/>
+    <w:lsdException w:name="List Bullet 2" w:semiHidden="1" w:unhideWhenUsed="1"/>
+    <w:lsdException w:name="List Bullet 3" w:semiHidden="1" w:unhideWhenUsed="1"/>
+    <w:lsdException w:name="List Bullet 4" w:semiHidden="1" w:unhideWhenUsed="1"/>
+    <w:lsdException w:name="List Bullet 5" w:semiHidden="1" w:unhideWhenUsed="1"/>
+    <w:lsdException w:name="List Number 2" w:semiHidden="1" w:unhideWhenUsed="1"/>
+    <w:lsdException w:name="List Number 3" w:semiHidden="1" w:unhideWhenUsed="1"/>
+    <w:lsdException w:name="List Number 4" w:semiHidden="1" w:unhideWhenUsed="1"/>
+    <w:lsdException w:name="List Number 5" w:semiHidden="1" w:unhideWhenUsed="1"/>
+    <w:lsdException w:name="Title" w:uiPriority="10" w:qFormat="1"/>
+    <w:lsdException w:name="Closing" w:semiHidden="1" w:unhideWhenUsed="1"/>
+    <w:lsdException w:name="Signature" w:semiHidden="1" w:unhideWhenUsed="1"/>
+    <w:lsdException w:name="Default Paragraph Font" w:semiHidden="1" w:uiPriority="1" w:unhideWhenUsed="1"/>
+    <w:lsdException w:name="Body Text" w:semiHidden="1" w:unhideWhenUsed="1"/>
+    <w:lsdException w:name="Body Text Indent" w:semiHidden="1" w:unhideWhenUsed="1"/>
+    <w:lsdException w:name="List Continue" w:semiHidden="1" w:unhideWhenUsed="1"/>
+    <w:lsdException w:name="List Continue 2" w:semiHidden="1" w:unhideWhenUsed="1"/>
+    <w:lsdException w:name="List Continue 3" w:semiHidden="1" w:unhideWhenUsed="1"/>
+    <w:lsdException w:name="List Continue 4" w:semiHidden="1" w:unhideWhenUsed="1"/>
+    <w:lsdException w:name="List Continue 5" w:semiHidden="1" w:unhideWhenUsed="1"/>
+    <w:lsdException w:name="Message Header" w:semiHidden="1" w:unhideWhenUsed="1"/>
+    <w:lsdException w:name="Subtitle" w:uiPriority="11" w:qFormat="1"/>
+    <w:lsdException w:name="Salutation" w:semiHidden="1" w:unhideWhenUsed="1"/>
+    <w:lsdException w:name="Date" w:semiHidden="1" w:unhideWhenUsed="1"/>
+    <w:lsdException w:name="Body Text First Indent" w:semiHidden="1" w:unhideWhenUsed="1"/>
+    <w:lsdException w:name="Body Text First Indent 2" w:semiHidden="1" w:unhideWhenUsed="1"/>
+    <w:lsdException w:name="Note Heading" w:semiHidden="1" w:unhideWhenUsed="1"/>
+    <w:lsdException w:name="Body Text 2" w:semiHidden="1" w:unhideWhenUsed="1"/>
+    <w:lsdException w:name="Body Text 3" w:semiHidden="1" w:unhideWhenUsed="1"/>
+    <w:lsdException w:name="Body Text Indent 2" w:semiHidden="1" w:unhideWhenUsed="1"/>
+    <w:lsdException w:name="Body Text Indent 3" w:semiHidden="1" w:unhideWhenUsed="1"/>
+    <w:lsdException w:name="Block Text" w:semiHidden="1" w:unhideWhenUsed="1"/>
+    <w:lsdException w:name="Hyperlink" w:semiHidden="1" w:unhideWhenUsed="1"/>
+    <w:lsdException w:name="FollowedHyperlink" w:semiHidden="1" w:unhideWhenUsed="1"/>
+    <w:lsdException w:name="Strong" w:uiPriority="22" w:qFormat="1"/>
+    <w:lsdException w:name="Emphasis" w:uiPriority="20" w:qFormat="1"/>
+    <w:lsdException w:name="Document Map" w:semiHidden="1" w:unhideWhenUsed="1"/>
+    <w:lsdException w:name="Plain Text" w:semiHidden="1" w:unhideWhenUsed="1"/>
+    <w:lsdException w:name="E-mail Signature" w:semiHidden="1" w:unhideWhenUsed="1"/>
+    <w:lsdException w:name="HTML Top of Form" w:semiHidden="1" w:unhideWhenUsed="1"/>
+    <w:lsdException w:name="HTML Bottom of Form" w:semiHidden="1" w:unhideWhenUsed="1"/>
+    <w:lsdException w:name="Normal (Web)" w:semiHidden="1" w:unhideWhenUsed="1"/>
+    <w:lsdException w:name="HTML Acronym" w:semiHidden="1" w:unhideWhenUsed="1"/>
+    <w:lsdException w:name="HTML Address" w:semiHidden="1" w:unhideWhenUsed="1"/>
+    <w:lsdException w:name="HTML Cite" w:semiHidden="1" w:unhideWhenUsed="1"/>
+    <w:lsdException w:name="HTML Code" w:semiHidden="1" w:unhideWhenUsed="1"/>
+    <w:lsdException w:name="HTML Definition" w:semiHidden="1" w:unhideWhenUsed="1"/>
+    <w:lsdException w:name="HTML Keyboard" w:semiHidden="1" w:unhideWhenUsed="1"/>
+    <w:lsdException w:name="HTML Preformatted" w:semiHidden="1" w:unhideWhenUsed="1"/>
+    <w:lsdException w:name="HTML Sample" w:semiHidden="1" w:unhideWhenUsed="1"/>
+    <w:lsdException w:name="HTML Typewriter" w:semiHidden="1" w:unhideWhenUsed="1"/>
+    <w:lsdException w:name="HTML Variable" w:semiHidden="1" w:unhideWhenUsed="1"/>
+    <w:lsdException w:name="Normal Table" w:semiHidden="1" w:unhideWhenUsed="1"/>
+    <w:lsdException w:name="annotation subject" w:semiHidden="1" w:unhideWhenUsed="1"/>
+    <w:lsdException w:name="No List" w:semiHidden="1" w:unhideWhenUsed="1"/>
+    <w:lsdException w:name="Outline List 1" w:semiHidden="1" w:unhideWhenUsed="1"/>
+    <w:lsdException w:name="Outline List 2" w:semiHidden="1" w:unhideWhenUsed="1"/>
+    <w:lsdException w:name="Outline List 3" w:semiHidden="1" w:unhideWhenUsed="1"/>
+    <w:lsdException w:name="Table Simple 1" w:semiHidden="1" w:unhideWhenUsed="1"/>
+    <w:lsdException w:name="Table Simple 2" w:semiHidden="1" w:unhideWhenUsed="1"/>
+    <w:lsdException w:name="Table Simple 3" w:semiHidden="1" w:unhideWhenUsed="1"/>
+    <w:lsdException w:name="Table Classic 1" w:semiHidden="1" w:unhideWhenUsed="1"/>
+    <w:lsdException w:name="Table Classic 2" w:semiHidden="1" w:unhideWhenUsed="1"/>
+    <w:lsdException w:name="Table Classic 3" w:semiHidden="1" w:unhideWhenUsed="1"/>
+    <w:lsdException w:name="Table Classic 4" w:semiHidden="1" w:unhideWhenUsed="1"/>
+    <w:lsdException w:name="Table Colorful 1" w:semiHidden="1" w:unhideWhenUsed="1"/>
+    <w:lsdException w:name="Table Colorful 2" w:semiHidden="1" w:unhideWhenUsed="1"/>
+    <w:lsdException w:name="Table Colorful 3" w:semiHidden="1" w:unhideWhenUsed="1"/>
+    <w:lsdException w:name="Table Columns 1" w:semiHidden="1" w:unhideWhenUsed="1"/>
+    <w:lsdException w:name="Table Columns 2" w:semiHidden="1" w:unhideWhenUsed="1"/>
+    <w:lsdException w:name="Table Columns 3" w:semiHidden="1" w:unhideWhenUsed="1"/>
+    <w:lsdException w:name="Table Columns 4" w:semiHidden="1" w:unhideWhenUsed="1"/>
+    <w:lsdException w:name="Table Columns 5" w:semiHidden="1" w:unhideWhenUsed="1"/>
+    <w:lsdException w:name="Table Grid 1" w:semiHidden="1" w:unhideWhenUsed="1"/>
+    <w:lsdException w:name="Table Grid 2" w:semiHidden="1" w:unhideWhenUsed="1"/>
+    <w:lsdException w:name="Table Grid 3" w:semiHidden="1" w:unhideWhenUsed="1"/>
+    <w:lsdException w:name="Table Grid 4" w:semiHidden="1" w:unhideWhenUsed="1"/>
+    <w:lsdException w:name="Table Grid 5" w:semiHidden="1" w:unhideWhenUsed="1"/>
+    <w:lsdException w:name="Table Grid 6" w:semiHidden="1" w:unhideWhenUsed="1"/>
+    <w:lsdException w:name="Table Grid 7" w:semiHidden="1" w:unhideWhenUsed="1"/>
+    <w:lsdException w:name="Table Grid 8" w:semiHidden="1" w:unhideWhenUsed="1"/>
+    <w:lsdException w:name="Table List 1" w:semiHidden="1" w:unhideWhenUsed="1"/>
+    <w:lsdException w:name="Table List 2" w:semiHidden="1" w:unhideWhenUsed="1"/>
+    <w:lsdException w:name="Table List 3" w:semiHidden="1" w:unhideWhenUsed="1"/>
+    <w:lsdException w:name="Table List 4" w:semiHidden="1" w:unhideWhenUsed="1"/>
+    <w:lsdException w:name="Table List 5" w:semiHidden="1" w:unhideWhenUsed="1"/>
+    <w:lsdException w:name="Table List 6" w:semiHidden="1" w:unhideWhenUsed="1"/>
+    <w:lsdException w:name="Table List 7" w:semiHidden="1" w:unhideWhenUsed="1"/>
+    <w:lsdException w:name="Table List 8" w:semiHidden="1" w:unhideWhenUsed="1"/>
+    <w:lsdException w:name="Table 3D effects 1" w:semiHidden="1" w:unhideWhenUsed="1"/>
+    <w:lsdException w:name="Table 3D effects 2" w:semiHidden="1" w:unhideWhenUsed="1"/>
+    <w:lsdException w:name="Table 3D effects 3" w:semiHidden="1" w:unhideWhenUsed="1"/>
+    <w:lsdException w:name="Table Contemporary" w:semiHidden="1" w:unhideWhenUsed="1"/>
+    <w:lsdException w:name="Table Elegant" w:semiHidden="1" w:unhideWhenUsed="1"/>
+    <w:lsdException w:name="Table Professional" w:semiHidden="1" w:unhideWhenUsed="1"/>
+    <w:lsdException w:name="Table Subtle 1" w:semiHidden="1" w:unhideWhenUsed="1"/>
+    <w:lsdException w:name="Table Subtle 2" w:semiHidden="1" w:unhideWhenUsed="1"/>
+    <w:lsdException w:name="Table Web 1" w:semiHidden="1" w:unhideWhenUsed="1"/>
+    <w:lsdException w:name="Table Web 2" w:semiHidden="1" w:unhideWhenUsed="1"/>
+    <w:lsdException w:name="Table Web 3" w:semiHidden="1" w:unhideWhenUsed="1"/>
+    <w:lsdException w:name="Balloon Text" w:semiHidden="1" w:unhideWhenUsed="1"/>
+    <w:lsdException w:name="Table Grid" w:uiPriority="39"/>
+    <w:lsdException w:name="Table Theme" w:semiHidden="1" w:unhideWhenUsed="1"/>
+    <w:lsdException w:name="Placeholder Text" w:semiHidden="1"/>
+    <w:lsdException w:name="No Spacing" w:uiPriority="1" w:qFormat="1"/>
+    <w:lsdException w:name="Light Shading" w:uiPriority="60"/>
+    <w:lsdException w:name="Light List" w:uiPriority="61"/>
+    <w:lsdException w:name="Light Grid" w:uiPriority="62"/>
+    <w:lsdException w:name="Medium Shading 1" w:uiPriority="63"/>
+    <w:lsdException w:name="Medium Shading 2" w:uiPriority="64"/>
+    <w:lsdException w:name="Medium List 1" w:uiPriority="65"/>
+    <w:lsdException w:name="Medium List 2" w:uiPriority="66"/>
+    <w:lsdException w:name="Medium Grid 1" w:uiPriority="67"/>
+    <w:lsdException w:name="Medium Grid 2" w:uiPriority="68"/>
+    <w:lsdException w:name="Medium Grid 3" w:uiPriority="69"/>
+    <w:lsdException w:name="Dark List" w:uiPriority="70"/>
+    <w:lsdException w:name="Colorful Shading" w:uiPriority="71"/>
+    <w:lsdException w:name="Colorful List" w:uiPriority="72"/>
+    <w:lsdException w:name="Colorful Grid" w:uiPriority="73"/>
+    <w:lsdException w:name="Light Shading Accent 1" w:uiPriority="60"/>
+    <w:lsdException w:name="Light List Accent 1" w:uiPriority="61"/>
+    <w:lsdException w:name="Light Grid Accent 1" w:uiPriority="62"/>
+    <w:lsdException w:name="Medium Shading 1 Accent 1" w:uiPriority="63"/>
+    <w:lsdException w:name="Medium Shading 2 Accent 1" w:uiPriority="64"/>
+    <w:lsdException w:name="Medium List 1 Accent 1" w:uiPriority="65"/>
+    <w:lsdException w:name="Revision" w:semiHidden="1"/>
+    <w:lsdException w:name="List Paragraph" w:uiPriority="34" w:qFormat="1"/>
+    <w:lsdException w:name="Quote" w:uiPriority="29" w:qFormat="1"/>
+    <w:lsdException w:name="Intense Quote" w:uiPriority="30" w:qFormat="1"/>
+    <w:lsdException w:name="Medium List 2 Accent 1" w:uiPriority="66"/>
+    <w:lsdException w:name="Medium Grid 1 Accent 1" w:uiPriority="67"/>
+    <w:lsdException w:name="Medium Grid 2 Accent 1" w:uiPriority="68"/>
+    <w:lsdException w:name="Medium Grid 3 Accent 1" w:uiPriority="69"/>
+    <w:lsdException w:name="Dark List Accent 1" w:uiPriority="70"/>
+    <w:lsdException w:name="Colorful Shading Accent 1" w:uiPriority="71"/>
+    <w:lsdException w:name="Colorful List Accent 1" w:uiPriority="72"/>
+    <w:lsdException w:name="Colorful Grid Accent 1" w:uiPriority="73"/>
+    <w:lsdException w:name="Light Shading Accent 2" w:uiPriority="60"/>
+    <w:lsdException w:name="Light List Accent 2" w:uiPriority="61"/>
+    <w:lsdException w:name="Light Grid Accent 2" w:uiPriority="62"/>
+    <w:lsdException w:name="Medium Shading 1 Accent 2" w:uiPriority="63"/>
+    <w:lsdException w:name="Medium Shading 2 Accent 2" w:uiPriority="64"/>
+    <w:lsdException w:name="Medium List 1 Accent 2" w:uiPriority="65"/>
+    <w:lsdException w:name="Medium List 2 Accent 2" w:uiPriority="66"/>
+    <w:lsdException w:name="Medium Grid 1 Accent 2" w:uiPriority="67"/>
+    <w:lsdException w:name="Medium Grid 2 Accent 2" w:uiPriority="68"/>
+    <w:lsdException w:name="Medium Grid 3 Accent 2" w:uiPriority="69"/>
+    <w:lsdException w:name="Dark List Accent 2" w:uiPriority="70"/>
+    <w:lsdException w:name="Colorful Shading Accent 2" w:uiPriority="71"/>
+    <w:lsdException w:name="Colorful List Accent 2" w:uiPriority="72"/>
+    <w:lsdException w:name="Colorful Grid Accent 2" w:uiPriority="73"/>
+    <w:lsdException w:name="Light Shading Accent 3" w:uiPriority="60"/>
+    <w:lsdException w:name="Light List Accent 3" w:uiPriority="61"/>
+    <w:lsdException w:name="Light Grid Accent 3" w:uiPriority="62"/>
+    <w:lsdException w:name="Medium Shading 1 Accent 3" w:uiPriority="63"/>
+    <w:lsdException w:name="Medium Shading 2 Accent 3" w:uiPriority="64"/>
+    <w:lsdException w:name="Medium List 1 Accent 3" w:uiPriority="65"/>
+    <w:lsdException w:name="Medium List 2 Accent 3" w:uiPriority="66"/>
+    <w:lsdException w:name="Medium Grid 1 Accent 3" w:uiPriority="67"/>
+    <w:lsdException w:name="Medium Grid 2 Accent 3" w:uiPriority="68"/>
+    <w:lsdException w:name="Medium Grid 3 Accent 3" w:uiPriority="69"/>
+    <w:lsdException w:name="Dark List Accent 3" w:uiPriority="70"/>
+    <w:lsdException w:name="Colorful Shading Accent 3" w:uiPriority="71"/>
+    <w:lsdException w:name="Colorful List Accent 3" w:uiPriority="72"/>
+    <w:lsdException w:name="Colorful Grid Accent 3" w:uiPriority="73"/>
+    <w:lsdException w:name="Light Shading Accent 4" w:uiPriority="60"/>
+    <w:lsdException w:name="Light List Accent 4" w:uiPriority="61"/>
+    <w:lsdException w:name="Light Grid Accent 4" w:uiPriority="62"/>
+    <w:lsdException w:name="Medium Shading 1 Accent 4" w:uiPriority="63"/>
+    <w:lsdException w:name="Medium Shading 2 Accent 4" w:uiPriority="64"/>
+    <w:lsdException w:name="Medium List 1 Accent 4" w:uiPriority="65"/>
+    <w:lsdException w:name="Medium List 2 Accent 4" w:uiPriority="66"/>
+    <w:lsdException w:name="Medium Grid 1 Accent 4" w:uiPriority="67"/>
+    <w:lsdException w:name="Medium Grid 2 Accent 4" w:uiPriority="68"/>
+    <w:lsdException w:name="Medium Grid 3 Accent 4" w:uiPriority="69"/>
+    <w:lsdException w:name="Dark List Accent 4" w:uiPriority="70"/>
+    <w:lsdException w:name="Colorful Shading Accent 4" w:uiPriority="71"/>
+    <w:lsdException w:name="Colorful List Accent 4" w:uiPriority="72"/>
+    <w:lsdException w:name="Colorful Grid Accent 4" w:uiPriority="73"/>
+    <w:lsdException w:name="Light Shading Accent 5" w:uiPriority="60"/>
+    <w:lsdException w:name="Light List Accent 5" w:uiPriority="61"/>
+    <w:lsdException w:name="Light Grid Accent 5" w:uiPriority="62"/>
+    <w:lsdException w:name="Medium Shading 1 Accent 5" w:uiPriority="63"/>
+    <w:lsdException w:name="Medium Shading 2 Accent 5" w:uiPriority="64"/>
+    <w:lsdException w:name="Medium List 1 Accent 5" w:uiPriority="65"/>
+    <w:lsdException w:name="Medium List 2 Accent 5" w:uiPriority="66"/>
+    <w:lsdException w:name="Medium Grid 1 Accent 5" w:uiPriority="67"/>
+    <w:lsdException w:name="Medium Grid 2 Accent 5" w:uiPriority="68"/>
+    <w:lsdException w:name="Medium Grid 3 Accent 5" w:uiPriority="69"/>
+    <w:lsdException w:name="Dark List Accent 5" w:uiPriority="70"/>
+    <w:lsdException w:name="Colorful Shading Accent 5" w:uiPriority="71"/>
+    <w:lsdException w:name="Colorful List Accent 5" w:uiPriority="72"/>
+    <w:lsdException w:name="Colorful Grid Accent 5" w:uiPriority="73"/>
+    <w:lsdException w:name="Light Shading Accent 6" w:uiPriority="60"/>
+    <w:lsdException w:name="Light List Accent 6" w:uiPriority="61"/>
+    <w:lsdException w:name="Light Grid Accent 6" w:uiPriority="62"/>
+    <w:lsdException w:name="Medium Shading 1 Accent 6" w:uiPriority="63"/>
+    <w:lsdException w:name="Medium Shading 2 Accent 6" w:uiPriority="64"/>
+    <w:lsdException w:name="Medium List 1 Accent 6" w:uiPriority="65"/>
+    <w:lsdException w:name="Medium List 2 Accent 6" w:uiPriority="66"/>
+    <w:lsdException w:name="Medium Grid 1 Accent 6" w:uiPriority="67"/>
+    <w:lsdException w:name="Medium Grid 2 Accent 6" w:uiPriority="68"/>
+    <w:lsdException w:name="Medium Grid 3 Accent 6" w:uiPriority="69"/>
+    <w:lsdException w:name="Dark List Accent 6" w:uiPriority="70"/>
+    <w:lsdException w:name="Colorful Shading Accent 6" w:uiPriority="71"/>
+    <w:lsdException w:name="Colorful List Accent 6" w:uiPriority="72"/>
+    <w:lsdException w:name="Colorful Grid Accent 6" w:uiPriority="73"/>
+    <w:lsdException w:name="Subtle Emphasis" w:uiPriority="19" w:qFormat="1"/>
+    <w:lsdException w:name="Intense Emphasis" w:uiPriority="21" w:qFormat="1"/>
+    <w:lsdException w:name="Subtle Reference" w:uiPriority="31" w:qFormat="1"/>
+    <w:lsdException w:name="Intense Reference" w:uiPriority="32" w:qFormat="1"/>
+    <w:lsdException w:name="Book Title" w:uiPriority="33" w:qFormat="1"/>
+    <w:lsdException w:name="Bibliography" w:semiHidden="1" w:uiPriority="37" w:unhideWhenUsed="1"/>
+    <w:lsdException w:name="TOC Heading" w:semiHidden="1" w:uiPriority="39" w:unhideWhenUsed="1" w:qFormat="1"/>
+    <w:lsdException w:name="Plain Table 1" w:uiPriority="41"/>
+    <w:lsdException w:name="Plain Table 2" w:uiPriority="42"/>
+    <w:lsdException w:name="Plain Table 3" w:uiPriority="43"/>
+    <w:lsdException w:name="Plain Table 4" w:uiPriority="44"/>
+    <w:lsdException w:name="Plain Table 5" w:uiPriority="45"/>
+    <w:lsdException w:name="Grid Table Light" w:uiPriority="40"/>
+    <w:lsdException w:name="Grid Table 1 Light" w:uiPriority="46"/>
+    <w:lsdException w:name="Grid Table 2" w:uiPriority="47"/>
+    <w:lsdException w:name="Grid Table 3" w:uiPriority="48"/>
+    <w:lsdException w:name="Grid Table 4" w:uiPriority="49"/>
+    <w:lsdException w:name="Grid Table 5 Dark" w:uiPriority="50"/>
+    <w:lsdException w:name="Grid Table 6 Colorful" w:uiPriority="51"/>
+    <w:lsdException w:name="Grid Table 7 Colorful" w:uiPriority="52"/>
+    <w:lsdException w:name="Grid Table 1 Light Accent 1" w:uiPriority="46"/>
+    <w:lsdException w:name="Grid Table 2 Accent 1" w:uiPriority="47"/>
+    <w:lsdException w:name="Grid Table 3 Accent 1" w:uiPriority="48"/>
+    <w:lsdException w:name="Grid Table 4 Accent 1" w:uiPriority="49"/>
+    <w:lsdException w:name="Grid Table 5 Dark Accent 1" w:uiPriority="50"/>
+    <w:lsdException w:name="Grid Table 6 Colorful Accent 1" w:uiPriority="51"/>
+    <w:lsdException w:name="Grid Table 7 Colorful Accent 1" w:uiPriority="52"/>
+    <w:lsdException w:name="Grid Table 1 Light Accent 2" w:uiPriority="46"/>
+    <w:lsdException w:name="Grid Table 2 Accent 2" w:uiPriority="47"/>
+    <w:lsdException w:name="Grid Table 3 Accent 2" w:uiPriority="48"/>
+    <w:lsdException w:name="Grid Table 4 Accent 2" w:uiPriority="49"/>
+    <w:lsdException w:name="Grid Table 5 Dark Accent 2" w:uiPriority="50"/>
+    <w:lsdException w:name="Grid Table 6 Colorful Accent 2" w:uiPriority="51"/>
+    <w:lsdException w:name="Grid Table 7 Colorful Accent 2" w:uiPriority="52"/>
+    <w:lsdException w:name="Grid Table 1 Light Accent 3" w:uiPriority="46"/>
+    <w:lsdException w:name="Grid Table 2 Accent 3" w:uiPriority="47"/>
+    <w:lsdException w:name="Grid Table 3 Accent 3" w:uiPriority="48"/>
+    <w:lsdException w:name="Grid Table 4 Accent 3" w:uiPriority="49"/>
+    <w:lsdException w:name="Grid Table 5 Dark Accent 3" w:uiPriority="50"/>
+    <w:lsdException w:name="Grid Table 6 Colorful Accent 3" w:uiPriority="51"/>
+    <w:lsdException w:name="Grid Table 7 Colorful Accent 3" w:uiPriority="52"/>
+    <w:lsdException w:name="Grid Table 1 Light Accent 4" w:uiPriority="46"/>
+    <w:lsdException w:name="Grid Table 2 Accent 4" w:uiPriority="47"/>
+    <w:lsdException w:name="Grid Table 3 Accent 4" w:uiPriority="48"/>
+    <w:lsdException w:name="Grid Table 4 Accent 4" w:uiPriority="49"/>
+    <w:lsdException w:name="Grid Table 5 Dark Accent 4" w:uiPriority="50"/>
+    <w:lsdException w:name="Grid Table 6 Colorful Accent 4" w:uiPriority="51"/>
+    <w:lsdException w:name="Grid Table 7 Colorful Accent 4" w:uiPriority="52"/>
+    <w:lsdException w:name="Grid Table 1 Light Accent 5" w:uiPriority="46"/>
+    <w:lsdException w:name="Grid Table 2 Accent 5" w:uiPriority="47"/>
+    <w:lsdException w:name="Grid Table 3 Accent 5" w:uiPriority="48"/>
+    <w:lsdException w:name="Grid Table 4 Accent 5" w:uiPriority="49"/>
+    <w:lsdException w:name="Grid Table 5 Dark Accent 5" w:uiPriority="50"/>
+    <w:lsdException w:name="Grid Table 6 Colorful Accent 5" w:uiPriority="51"/>
+    <w:lsdException w:name="Grid Table 7 Colorful Accent 5" w:uiPriority="52"/>
+    <w:lsdException w:name="Grid Table 1 Light Accent 6" w:uiPriority="46"/>
+    <w:lsdException w:name="Grid Table 2 Accent 6" w:uiPriority="47"/>
+    <w:lsdException w:name="Grid Table 3 Accent 6" w:uiPriority="48"/>
+    <w:lsdException w:name="Grid Table 4 Accent 6" w:uiPriority="49"/>
+    <w:lsdException w:name="Grid Table 5 Dark Accent 6" w:uiPriority="50"/>
+    <w:lsdException w:name="Grid Table 6 Colorful Accent 6" w:uiPriority="51"/>
+    <w:lsdException w:name="Grid Table 7 Colorful Accent 6" w:uiPriority="52"/>
+    <w:lsdException w:name="List Table 1 Light" w:uiPriority="46"/>
+    <w:lsdException w:name="List Table 2" w:uiPriority="47"/>
+    <w:lsdException w:name="List Table 3" w:uiPriority="48"/>
+    <w:lsdException w:name="List Table 4" w:uiPriority="49"/>
+    <w:lsdException w:name="List Table 5 Dark" w:uiPriority="50"/>
+    <w:lsdException w:name="List Table 6 Colorful" w:uiPriority="51"/>
+    <w:lsdException w:name="List Table 7 Colorful" w:uiPriority="52"/>
+    <w:lsdException w:name="List Table 1 Light Accent 1" w:uiPriority="46"/>
+    <w:lsdException w:name="List Table 2 Accent 1" w:uiPriority="47"/>
+    <w:lsdException w:name="List Table 3 Accent 1" w:uiPriority="48"/>
+    <w:lsdException w:name="List Table 4 Accent 1" w:uiPriority="49"/>
+    <w:lsdException w:name="List Table 5 Dark Accent 1" w:uiPriority="50"/>
+    <w:lsdException w:name="List Table 6 Colorful Accent 1" w:uiPriority="51"/>
+    <w:lsdException w:name="List Table 7 Colorful Accent 1" w:uiPriority="52"/>
+    <w:lsdException w:name="List Table 1 Light Accent 2" w:uiPriority="46"/>
+    <w:lsdException w:name="List Table 2 Accent 2" w:uiPriority="47"/>
+    <w:lsdException w:name="List Table 3 Accent 2" w:uiPriority="48"/>
+    <w:lsdException w:name="List Table 4 Accent 2" w:uiPriority="49"/>
+    <w:lsdException w:name="List Table 5 Dark Accent 2" w:uiPriority="50"/>
+    <w:lsdException w:name="List Table 6 Colorful Accent 2" w:uiPriority="51"/>
+    <w:lsdException w:name="List Table 7 Colorful Accent 2" w:uiPriority="52"/>
+    <w:lsdException w:name="List Table 1 Light Accent 3" w:uiPriority="46"/>
+    <w:lsdException w:name="List Table 2 Accent 3" w:uiPriority="47"/>
+    <w:lsdException w:name="List Table 3 Accent 3" w:uiPriority="48"/>
+    <w:lsdException w:name="List Table 4 Accent 3" w:uiPriority="49"/>
+    <w:lsdException w:name="List Table 5 Dark Accent 3" w:uiPriority="50"/>
+    <w:lsdException w:name="List Table 6 Colorful Accent 3" w:uiPriority="51"/>
+    <w:lsdException w:name="List Table 7 Colorful Accent 3" w:uiPriority="52"/>
+    <w:lsdException w:name="List Table 1 Light Accent 4" w:uiPriority="46"/>
+    <w:lsdException w:name="List Table 2 Accent 4" w:uiPriority="47"/>
+    <w:lsdException w:name="List Table 3 Accent 4" w:uiPriority="48"/>
+    <w:lsdException w:name="List Table 4 Accent 4" w:uiPriority="49"/>
+    <w:lsdException w:name="List Table 5 Dark Accent 4" w:uiPriority="50"/>
+    <w:lsdException w:name="List Table 6 Colorful Accent 4" w:uiPriority="51"/>
+    <w:lsdException w:name="List Table 7 Colorful Accent 4" w:uiPriority="52"/>
+    <w:lsdException w:name="List Table 1 Light Accent 5" w:uiPriority="46"/>
+    <w:lsdException w:name="List Table 2 Accent 5" w:uiPriority="47"/>
+    <w:lsdException w:name="List Table 3 Accent 5" w:uiPriority="48"/>
+    <w:lsdException w:name="List Table 4 Accent 5" w:uiPriority="49"/>
+    <w:lsdException w:name="List Table 5 Dark Accent 5" w:uiPriority="50"/>
+    <w:lsdException w:name="List Table 6 Colorful Accent 5" w:uiPriority="51"/>
+    <w:lsdException w:name="List Table 7 Colorful Accent 5" w:uiPriority="52"/>
+    <w:lsdException w:name="List Table 1 Light Accent 6" w:uiPriority="46"/>
+    <w:lsdException w:name="List Table 2 Accent 6" w:uiPriority="47"/>
+    <w:lsdException w:name="List Table 3 Accent 6" w:uiPriority="48"/>
+    <w:lsdException w:name="List Table 4 Accent 6" w:uiPriority="49"/>
+    <w:lsdException w:name="List Table 5 Dark Accent 6" w:uiPriority="50"/>
+    <w:lsdException w:name="List Table 6 Colorful Accent 6" w:uiPriority="51"/>
+    <w:lsdException w:name="List Table 7 Colorful Accent 6" w:uiPriority="52"/>
+    <w:lsdException w:name="Mention" w:semiHidden="1" w:unhideWhenUsed="1"/>
+    <w:lsdException w:name="Smart Hyperlink" w:semiHidden="1" w:unhideWhenUsed="1"/>
+    <w:lsdException w:name="Hashtag" w:semiHidden="1" w:unhideWhenUsed="1"/>
+    <w:lsdException w:name="Unresolved Mention" w:semiHidden="1" w:unhideWhenUsed="1"/>
+    <w:lsdException w:name="Smart Link" w:semiHidden="1" w:unhideWhenUsed="1"/>
+  </w:latentStyles>
+  <w:style w:type="paragraph" w:default="1" w:styleId="Normal">
+    <w:name w:val="Normal"/>
+    <w:qFormat/>
   </w:style>
-  <w:style w:type="paragraph" w:styleId="Normal" w:default="1">
-    <w:name w:val="normal"/>
-  </w:style>
-  <w:style w:type="paragraph" w:styleId="Heading1">
+  <w:style w:type="paragraph" w:styleId="Ttulo1">
     <w:name w:val="heading 1"/>
     <w:basedOn w:val="Normal"/>
     <w:next w:val="Normal"/>
+    <w:uiPriority w:val="9"/>
+    <w:qFormat/>
     <w:pPr>
-      <w:keepNext w:val="1"/>
-      <w:keepLines w:val="1"/>
-      <w:spacing w:after="120" w:before="480" w:lineRule="auto"/>
+      <w:keepNext/>
+      <w:keepLines/>
+      <w:spacing w:before="480" w:after="120"/>
+      <w:outlineLvl w:val="0"/>
     </w:pPr>
     <w:rPr>
-      <w:b w:val="1"/>
-      <w:bCs w:val="1"/>
+      <w:b/>
+      <w:bCs/>
       <w:sz w:val="48"/>
       <w:szCs w:val="48"/>
     </w:rPr>
   </w:style>
-  <w:style w:type="paragraph" w:styleId="Heading2">
+  <w:style w:type="paragraph" w:styleId="Ttulo2">
     <w:name w:val="heading 2"/>
     <w:basedOn w:val="Normal"/>
     <w:next w:val="Normal"/>
+    <w:uiPriority w:val="9"/>
+    <w:semiHidden/>
+    <w:unhideWhenUsed/>
+    <w:qFormat/>
     <w:pPr>
-      <w:keepNext w:val="1"/>
-      <w:keepLines w:val="1"/>
-      <w:spacing w:after="80" w:before="360" w:lineRule="auto"/>
+      <w:keepNext/>
+      <w:keepLines/>
+      <w:spacing w:before="360" w:after="80"/>
+      <w:outlineLvl w:val="1"/>
     </w:pPr>
     <w:rPr>
-      <w:b w:val="1"/>
-      <w:bCs w:val="1"/>
+      <w:b/>
+      <w:bCs/>
       <w:sz w:val="36"/>
       <w:szCs w:val="36"/>
     </w:rPr>
   </w:style>
-  <w:style w:type="paragraph" w:styleId="Heading3">
+  <w:style w:type="paragraph" w:styleId="Ttulo3">
     <w:name w:val="heading 3"/>
     <w:basedOn w:val="Normal"/>
     <w:next w:val="Normal"/>
+    <w:uiPriority w:val="9"/>
+    <w:semiHidden/>
+    <w:unhideWhenUsed/>
+    <w:qFormat/>
     <w:pPr>
-      <w:keepNext w:val="1"/>
-      <w:keepLines w:val="1"/>
-      <w:spacing w:after="80" w:before="280" w:lineRule="auto"/>
+      <w:keepNext/>
+      <w:keepLines/>
+      <w:spacing w:before="280" w:after="80"/>
+      <w:outlineLvl w:val="2"/>
     </w:pPr>
     <w:rPr>
-      <w:b w:val="1"/>
-      <w:bCs w:val="1"/>
+      <w:b/>
+      <w:bCs/>
       <w:sz w:val="28"/>
       <w:szCs w:val="28"/>
     </w:rPr>
   </w:style>
-  <w:style w:type="paragraph" w:styleId="Heading4">
+  <w:style w:type="paragraph" w:styleId="Ttulo4">
     <w:name w:val="heading 4"/>
     <w:basedOn w:val="Normal"/>
     <w:next w:val="Normal"/>
+    <w:uiPriority w:val="9"/>
+    <w:semiHidden/>
+    <w:unhideWhenUsed/>
+    <w:qFormat/>
     <w:pPr>
-      <w:keepNext w:val="1"/>
-      <w:keepLines w:val="1"/>
-      <w:spacing w:after="40" w:before="240" w:lineRule="auto"/>
+      <w:keepNext/>
+      <w:keepLines/>
+      <w:spacing w:before="240" w:after="40"/>
+      <w:outlineLvl w:val="3"/>
     </w:pPr>
     <w:rPr>
-      <w:b w:val="1"/>
-      <w:bCs w:val="1"/>
+      <w:b/>
+      <w:bCs/>
       <w:sz w:val="24"/>
       <w:szCs w:val="24"/>
     </w:rPr>
   </w:style>
-  <w:style w:type="paragraph" w:styleId="Heading5">
+  <w:style w:type="paragraph" w:styleId="Ttulo5">
     <w:name w:val="heading 5"/>
     <w:basedOn w:val="Normal"/>
     <w:next w:val="Normal"/>
+    <w:uiPriority w:val="9"/>
+    <w:semiHidden/>
+    <w:unhideWhenUsed/>
+    <w:qFormat/>
     <w:pPr>
-      <w:keepNext w:val="1"/>
-      <w:keepLines w:val="1"/>
-      <w:spacing w:after="40" w:before="220" w:lineRule="auto"/>
+      <w:keepNext/>
+      <w:keepLines/>
+      <w:spacing w:before="220" w:after="40"/>
+      <w:outlineLvl w:val="4"/>
     </w:pPr>
     <w:rPr>
-      <w:b w:val="1"/>
-      <w:bCs w:val="1"/>
+      <w:b/>
+      <w:bCs/>
     </w:rPr>
   </w:style>
-  <w:style w:type="paragraph" w:styleId="Heading6">
+  <w:style w:type="paragraph" w:styleId="Ttulo6">
     <w:name w:val="heading 6"/>
     <w:basedOn w:val="Normal"/>
     <w:next w:val="Normal"/>
+    <w:uiPriority w:val="9"/>
+    <w:semiHidden/>
+    <w:unhideWhenUsed/>
+    <w:qFormat/>
     <w:pPr>
-      <w:keepNext w:val="1"/>
-      <w:keepLines w:val="1"/>
-      <w:spacing w:after="40" w:before="200" w:lineRule="auto"/>
+      <w:keepNext/>
+      <w:keepLines/>
+      <w:spacing w:before="200" w:after="40"/>
+      <w:outlineLvl w:val="5"/>
     </w:pPr>
     <w:rPr>
-      <w:b w:val="1"/>
-      <w:bCs w:val="1"/>
+      <w:b/>
+      <w:bCs/>
       <w:sz w:val="20"/>
       <w:szCs w:val="20"/>
     </w:rPr>
   </w:style>
-  <w:style w:type="paragraph" w:styleId="Title">
+  <w:style w:type="character" w:default="1" w:styleId="Fontepargpadro">
+    <w:name w:val="Default Paragraph Font"/>
+    <w:uiPriority w:val="1"/>
+    <w:semiHidden/>
+    <w:unhideWhenUsed/>
+  </w:style>
+  <w:style w:type="table" w:default="1" w:styleId="Tabelanormal">
+    <w:name w:val="Normal Table"/>
+    <w:uiPriority w:val="99"/>
+    <w:semiHidden/>
+    <w:unhideWhenUsed/>
+    <w:tblPr>
+      <w:tblInd w:w="0" w:type="dxa"/>
+      <w:tblCellMar>
+        <w:top w:w="0" w:type="dxa"/>
+        <w:left w:w="108" w:type="dxa"/>
+        <w:bottom w:w="0" w:type="dxa"/>
+        <w:right w:w="108" w:type="dxa"/>
+      </w:tblCellMar>
+    </w:tblPr>
+  </w:style>
+  <w:style w:type="numbering" w:default="1" w:styleId="Semlista">
+    <w:name w:val="No List"/>
+    <w:uiPriority w:val="99"/>
+    <w:semiHidden/>
+    <w:unhideWhenUsed/>
+  </w:style>
+  <w:style w:type="table" w:customStyle="1" w:styleId="TableNormal">
+    <w:name w:val="TableNormal"/>
+    <w:tblPr>
+      <w:tblCellMar>
+        <w:top w:w="100" w:type="dxa"/>
+        <w:left w:w="100" w:type="dxa"/>
+        <w:bottom w:w="100" w:type="dxa"/>
+        <w:right w:w="100" w:type="dxa"/>
+      </w:tblCellMar>
+    </w:tblPr>
+  </w:style>
+  <w:style w:type="paragraph" w:styleId="Ttulo">
     <w:name w:val="Title"/>
     <w:basedOn w:val="Normal"/>
     <w:next w:val="Normal"/>
-    <w:pPr/>
+    <w:uiPriority w:val="10"/>
+    <w:qFormat/>
     <w:rPr>
-      <w:b w:val="1"/>
-      <w:bCs w:val="1"/>
+      <w:b/>
+      <w:bCs/>
       <w:sz w:val="28"/>
       <w:szCs w:val="28"/>
     </w:rPr>
   </w:style>
-  <w:style w:type="paragraph" w:styleId="Subtitle">
+  <w:style w:type="paragraph" w:styleId="Subttulo">
     <w:name w:val="Subtitle"/>
     <w:basedOn w:val="Normal"/>
     <w:next w:val="Normal"/>
+    <w:uiPriority w:val="11"/>
+    <w:qFormat/>
     <w:pPr>
-      <w:keepNext w:val="1"/>
-      <w:keepLines w:val="1"/>
-      <w:spacing w:after="80" w:before="360" w:lineRule="auto"/>
+      <w:keepNext/>
+      <w:keepLines/>
+      <w:spacing w:before="360" w:after="80"/>
     </w:pPr>
     <w:rPr>
-      <w:rFonts w:ascii="Georgia" w:cs="Georgia" w:eastAsia="Georgia" w:hAnsi="Georgia"/>
-      <w:i w:val="1"/>
-      <w:iCs w:val="1"/>
+      <w:rFonts w:ascii="Georgia" w:eastAsia="Georgia" w:hAnsi="Georgia" w:cs="Georgia"/>
+      <w:i/>
+      <w:iCs/>
       <w:color w:val="666666"/>
       <w:sz w:val="48"/>
       <w:szCs w:val="48"/>
@@ -1390,17 +2093,17 @@
 </a:theme>
 </file>
 
-<file path=customXML/item1.xml><?xml version="1.0" encoding="utf-8"?>
+<file path=customXml/item1.xml><?xml version="1.0" encoding="utf-8"?>
 <go:gDocsCustomXmlDataStorage xmlns:go="http://customooxmlschemas.google.com/" xmlns:r="http://schemas.openxmlformats.org/officeDocument/2006/relationships" uri="GoogleDocsCustomDataVersion2">
   <go:docsCustomData xmlns:go="http://customooxmlschemas.google.com/" roundtripDataSignature="AMtx7migd4odh5J4ZWtYK0mxreO2NXHRfw==">CgMxLjAyDmguMXZkZTc1N2ZwcHRzOAByITE1eTFhcXRidWRneUhBb1RxRk5yT3RxdlpDeVFPNGdQbQ==</go:docsCustomData>
 </go:gDocsCustomXmlDataStorage>
 </file>
 
-<file path=customXML/itemProps1.xml><?xml version="1.0" encoding="utf-8"?>
+<file path=customXml/itemProps1.xml><?xml version="1.0" encoding="utf-8"?>
 <ds:datastoreItem xmlns:ds="http://schemas.openxmlformats.org/officeDocument/2006/customXml" ds:itemID="{11111111-1234-1234-1234-123412341234}">
   <ds:schemaRefs>
+    <ds:schemaRef ds:uri="http://customooxmlschemas.google.com/"/>
     <ds:schemaRef ds:uri="http://schemas.openxmlformats.org/officeDocument/2006/relationships"/>
-    <ds:schemaRef ds:uri="http://customooxmlschemas.google.com/"/>
   </ds:schemaRefs>
 </ds:datastoreItem>
 </file>